--- a/Etapa Construcción - Iteración 2/Plan de Iteracion Fase de Construcción Iteración 2-Kairos-NexTech .docx
+++ b/Etapa Construcción - Iteración 2/Plan de Iteracion Fase de Construcción Iteración 2-Kairos-NexTech .docx
@@ -1079,12 +1079,12 @@
             <wp:extent cx="1200150" cy="1200150"/>
             <wp:effectExtent b="0" l="0" r="0" t="0"/>
             <wp:wrapSquare wrapText="bothSides" distB="0" distT="0" distL="114300" distR="114300"/>
-            <wp:docPr descr="psi-negro.png" id="12" name="image3.png"/>
+            <wp:docPr descr="psi-negro.png" id="12" name="image2.png"/>
             <a:graphic>
               <a:graphicData uri="http://schemas.openxmlformats.org/drawingml/2006/picture">
                 <pic:pic>
                   <pic:nvPicPr>
-                    <pic:cNvPr descr="psi-negro.png" id="0" name="image3.png"/>
+                    <pic:cNvPr descr="psi-negro.png" id="0" name="image2.png"/>
                     <pic:cNvPicPr preferRelativeResize="0"/>
                   </pic:nvPicPr>
                   <pic:blipFill>
@@ -1134,12 +1134,12 @@
             <wp:extent cx="1304925" cy="2019300"/>
             <wp:effectExtent b="0" l="0" r="0" t="0"/>
             <wp:wrapSquare wrapText="bothSides" distB="0" distT="0" distL="114300" distR="114300"/>
-            <wp:docPr descr="UNPA.JPG" id="16" name="image2.jpg"/>
+            <wp:docPr descr="UNPA.JPG" id="16" name="image3.jpg"/>
             <a:graphic>
               <a:graphicData uri="http://schemas.openxmlformats.org/drawingml/2006/picture">
                 <pic:pic>
                   <pic:nvPicPr>
-                    <pic:cNvPr descr="UNPA.JPG" id="0" name="image2.jpg"/>
+                    <pic:cNvPr descr="UNPA.JPG" id="0" name="image3.jpg"/>
                     <pic:cNvPicPr preferRelativeResize="0"/>
                   </pic:nvPicPr>
                   <pic:blipFill>
@@ -1534,12 +1534,12 @@
             <wp:extent cx="1200150" cy="1200150"/>
             <wp:effectExtent b="0" l="0" r="0" t="0"/>
             <wp:wrapNone/>
-            <wp:docPr descr="psi-negro.png" id="15" name="image3.png"/>
+            <wp:docPr descr="psi-negro.png" id="15" name="image2.png"/>
             <a:graphic>
               <a:graphicData uri="http://schemas.openxmlformats.org/drawingml/2006/picture">
                 <pic:pic>
                   <pic:nvPicPr>
-                    <pic:cNvPr descr="psi-negro.png" id="0" name="image3.png"/>
+                    <pic:cNvPr descr="psi-negro.png" id="0" name="image2.png"/>
                     <pic:cNvPicPr preferRelativeResize="0"/>
                   </pic:nvPicPr>
                   <pic:blipFill>
@@ -1637,7 +1637,7 @@
     </w:p>
     <w:sdt>
       <w:sdtPr>
-        <w:id w:val="-11040100"/>
+        <w:id w:val="-718212301"/>
         <w:docPartObj>
           <w:docPartGallery w:val="Table of Contents"/>
           <w:docPartUnique w:val="1"/>
@@ -9389,12 +9389,12 @@
           <wp:extent cx="828675" cy="828675"/>
           <wp:effectExtent b="0" l="0" r="0" t="0"/>
           <wp:wrapSquare wrapText="bothSides" distB="0" distT="0" distL="114300" distR="114300"/>
-          <wp:docPr descr="psi-negro.png" id="13" name="image3.png"/>
+          <wp:docPr descr="psi-negro.png" id="13" name="image2.png"/>
           <a:graphic>
             <a:graphicData uri="http://schemas.openxmlformats.org/drawingml/2006/picture">
               <pic:pic>
                 <pic:nvPicPr>
-                  <pic:cNvPr descr="psi-negro.png" id="0" name="image3.png"/>
+                  <pic:cNvPr descr="psi-negro.png" id="0" name="image2.png"/>
                   <pic:cNvPicPr preferRelativeResize="0"/>
                 </pic:nvPicPr>
                 <pic:blipFill>

--- a/Etapa Construcción - Iteración 2/Plan de Iteracion Fase de Construcción Iteración 2-Kairos-NexTech .docx
+++ b/Etapa Construcción - Iteración 2/Plan de Iteracion Fase de Construcción Iteración 2-Kairos-NexTech .docx
@@ -1079,12 +1079,12 @@
             <wp:extent cx="1200150" cy="1200150"/>
             <wp:effectExtent b="0" l="0" r="0" t="0"/>
             <wp:wrapSquare wrapText="bothSides" distB="0" distT="0" distL="114300" distR="114300"/>
-            <wp:docPr descr="psi-negro.png" id="12" name="image2.png"/>
+            <wp:docPr descr="psi-negro.png" id="12" name="image1.png"/>
             <a:graphic>
               <a:graphicData uri="http://schemas.openxmlformats.org/drawingml/2006/picture">
                 <pic:pic>
                   <pic:nvPicPr>
-                    <pic:cNvPr descr="psi-negro.png" id="0" name="image2.png"/>
+                    <pic:cNvPr descr="psi-negro.png" id="0" name="image1.png"/>
                     <pic:cNvPicPr preferRelativeResize="0"/>
                   </pic:nvPicPr>
                   <pic:blipFill>
@@ -1134,12 +1134,12 @@
             <wp:extent cx="1304925" cy="2019300"/>
             <wp:effectExtent b="0" l="0" r="0" t="0"/>
             <wp:wrapSquare wrapText="bothSides" distB="0" distT="0" distL="114300" distR="114300"/>
-            <wp:docPr descr="UNPA.JPG" id="16" name="image3.jpg"/>
+            <wp:docPr descr="UNPA.JPG" id="16" name="image2.jpg"/>
             <a:graphic>
               <a:graphicData uri="http://schemas.openxmlformats.org/drawingml/2006/picture">
                 <pic:pic>
                   <pic:nvPicPr>
-                    <pic:cNvPr descr="UNPA.JPG" id="0" name="image3.jpg"/>
+                    <pic:cNvPr descr="UNPA.JPG" id="0" name="image2.jpg"/>
                     <pic:cNvPicPr preferRelativeResize="0"/>
                   </pic:nvPicPr>
                   <pic:blipFill>
@@ -1534,12 +1534,12 @@
             <wp:extent cx="1200150" cy="1200150"/>
             <wp:effectExtent b="0" l="0" r="0" t="0"/>
             <wp:wrapNone/>
-            <wp:docPr descr="psi-negro.png" id="15" name="image2.png"/>
+            <wp:docPr descr="psi-negro.png" id="15" name="image1.png"/>
             <a:graphic>
               <a:graphicData uri="http://schemas.openxmlformats.org/drawingml/2006/picture">
                 <pic:pic>
                   <pic:nvPicPr>
-                    <pic:cNvPr descr="psi-negro.png" id="0" name="image2.png"/>
+                    <pic:cNvPr descr="psi-negro.png" id="0" name="image1.png"/>
                     <pic:cNvPicPr preferRelativeResize="0"/>
                   </pic:nvPicPr>
                   <pic:blipFill>
@@ -1637,7 +1637,7 @@
     </w:p>
     <w:sdt>
       <w:sdtPr>
-        <w:id w:val="-718212301"/>
+        <w:id w:val="1988947776"/>
         <w:docPartObj>
           <w:docPartGallery w:val="Table of Contents"/>
           <w:docPartUnique w:val="1"/>
@@ -4055,7 +4055,40 @@
               <w:rPr>
                 <w:rtl w:val="0"/>
               </w:rPr>
-              <w:t xml:space="preserve">Ajustar documentos en la rama main</w:t>
+              <w:t xml:space="preserve">RK20: Pull request e incorporación de funcionalidades en una sola rama</w:t>
+            </w:r>
+          </w:p>
+        </w:tc>
+        <w:tc>
+          <w:tcPr>
+            <w:tcBorders>
+              <w:top w:color="000000" w:space="0" w:sz="12" w:val="single"/>
+              <w:left w:color="000000" w:space="0" w:sz="12" w:val="single"/>
+              <w:bottom w:color="000000" w:space="0" w:sz="12" w:val="single"/>
+              <w:right w:color="000000" w:space="0" w:sz="12" w:val="single"/>
+            </w:tcBorders>
+            <w:tcMar>
+              <w:top w:w="100.0" w:type="dxa"/>
+              <w:left w:w="100.0" w:type="dxa"/>
+              <w:bottom w:w="100.0" w:type="dxa"/>
+              <w:right w:w="100.0" w:type="dxa"/>
+            </w:tcMar>
+            <w:vAlign w:val="top"/>
+          </w:tcPr>
+          <w:p>
+            <w:pPr>
+              <w:tabs>
+                <w:tab w:val="left" w:leader="none" w:pos="0"/>
+              </w:tabs>
+              <w:spacing w:before="0" w:line="240" w:lineRule="auto"/>
+              <w:ind w:left="0"/>
+              <w:rPr/>
+            </w:pPr>
+            <w:r>
+              <w:rPr>
+                <w:rtl w:val="0"/>
+              </w:rPr>
+              <w:t xml:space="preserve">29/10/2025</w:t>
             </w:r>
           </w:p>
         </w:tc>
@@ -4121,106 +4154,73 @@
               <w:rPr>
                 <w:rtl w:val="0"/>
               </w:rPr>
-              <w:t xml:space="preserve">31/10/2025</w:t>
-            </w:r>
-          </w:p>
-        </w:tc>
-        <w:tc>
-          <w:tcPr>
-            <w:tcBorders>
-              <w:top w:color="000000" w:space="0" w:sz="12" w:val="single"/>
-              <w:left w:color="000000" w:space="0" w:sz="12" w:val="single"/>
-              <w:bottom w:color="000000" w:space="0" w:sz="12" w:val="single"/>
-              <w:right w:color="000000" w:space="0" w:sz="12" w:val="single"/>
-            </w:tcBorders>
-            <w:tcMar>
-              <w:top w:w="100.0" w:type="dxa"/>
-              <w:left w:w="100.0" w:type="dxa"/>
-              <w:bottom w:w="100.0" w:type="dxa"/>
-              <w:right w:w="100.0" w:type="dxa"/>
-            </w:tcMar>
-            <w:vAlign w:val="top"/>
-          </w:tcPr>
-          <w:p>
-            <w:pPr>
-              <w:tabs>
-                <w:tab w:val="left" w:leader="none" w:pos="0"/>
-              </w:tabs>
-              <w:spacing w:before="0" w:line="240" w:lineRule="auto"/>
-              <w:ind w:left="0"/>
-              <w:rPr/>
-            </w:pPr>
-            <w:r>
-              <w:rPr>
-                <w:rtl w:val="0"/>
-              </w:rPr>
-              <w:t xml:space="preserve">1 día</w:t>
-            </w:r>
-          </w:p>
-        </w:tc>
-        <w:tc>
-          <w:tcPr>
-            <w:tcBorders>
-              <w:top w:color="000000" w:space="0" w:sz="12" w:val="single"/>
-              <w:left w:color="000000" w:space="0" w:sz="12" w:val="single"/>
-              <w:bottom w:color="000000" w:space="0" w:sz="12" w:val="single"/>
-              <w:right w:color="000000" w:space="0" w:sz="12" w:val="single"/>
-            </w:tcBorders>
-            <w:tcMar>
-              <w:top w:w="100.0" w:type="dxa"/>
-              <w:left w:w="100.0" w:type="dxa"/>
-              <w:bottom w:w="100.0" w:type="dxa"/>
-              <w:right w:w="100.0" w:type="dxa"/>
-            </w:tcMar>
-            <w:vAlign w:val="top"/>
-          </w:tcPr>
-          <w:p>
-            <w:pPr>
-              <w:tabs>
-                <w:tab w:val="left" w:leader="none" w:pos="0"/>
-              </w:tabs>
-              <w:spacing w:before="0" w:line="240" w:lineRule="auto"/>
-              <w:ind w:left="0"/>
-              <w:rPr/>
-            </w:pPr>
-            <w:r>
-              <w:rPr>
-                <w:rtl w:val="0"/>
-              </w:rPr>
-              <w:t xml:space="preserve">Maldonado Agustina</w:t>
-            </w:r>
-          </w:p>
-        </w:tc>
-        <w:tc>
-          <w:tcPr>
-            <w:tcBorders>
-              <w:top w:color="000000" w:space="0" w:sz="12" w:val="single"/>
-              <w:left w:color="000000" w:space="0" w:sz="12" w:val="single"/>
-              <w:bottom w:color="000000" w:space="0" w:sz="12" w:val="single"/>
-              <w:right w:color="000000" w:space="0" w:sz="12" w:val="single"/>
-            </w:tcBorders>
-            <w:tcMar>
-              <w:top w:w="100.0" w:type="dxa"/>
-              <w:left w:w="100.0" w:type="dxa"/>
-              <w:bottom w:w="100.0" w:type="dxa"/>
-              <w:right w:w="100.0" w:type="dxa"/>
-            </w:tcMar>
-            <w:vAlign w:val="top"/>
-          </w:tcPr>
-          <w:p>
-            <w:pPr>
-              <w:tabs>
-                <w:tab w:val="left" w:leader="none" w:pos="0"/>
-              </w:tabs>
-              <w:spacing w:before="0" w:line="240" w:lineRule="auto"/>
-              <w:ind w:left="0"/>
-              <w:rPr/>
-            </w:pPr>
-            <w:r>
-              <w:rPr>
-                <w:rtl w:val="0"/>
-              </w:rPr>
-              <w:t xml:space="preserve">Conversión de los documentos antiguos en .docx y .dotx a .pdf</w:t>
+              <w:t xml:space="preserve">2 días</w:t>
+            </w:r>
+          </w:p>
+        </w:tc>
+        <w:tc>
+          <w:tcPr>
+            <w:tcBorders>
+              <w:top w:color="000000" w:space="0" w:sz="12" w:val="single"/>
+              <w:left w:color="000000" w:space="0" w:sz="12" w:val="single"/>
+              <w:bottom w:color="000000" w:space="0" w:sz="12" w:val="single"/>
+              <w:right w:color="000000" w:space="0" w:sz="12" w:val="single"/>
+            </w:tcBorders>
+            <w:tcMar>
+              <w:top w:w="100.0" w:type="dxa"/>
+              <w:left w:w="100.0" w:type="dxa"/>
+              <w:bottom w:w="100.0" w:type="dxa"/>
+              <w:right w:w="100.0" w:type="dxa"/>
+            </w:tcMar>
+            <w:vAlign w:val="top"/>
+          </w:tcPr>
+          <w:p>
+            <w:pPr>
+              <w:tabs>
+                <w:tab w:val="left" w:leader="none" w:pos="0"/>
+              </w:tabs>
+              <w:spacing w:before="0" w:line="240" w:lineRule="auto"/>
+              <w:ind w:left="0"/>
+              <w:rPr/>
+            </w:pPr>
+            <w:r>
+              <w:rPr>
+                <w:rtl w:val="0"/>
+              </w:rPr>
+              <w:t xml:space="preserve">Ulloa Gonzalo, Escalante Guillermo</w:t>
+            </w:r>
+          </w:p>
+        </w:tc>
+        <w:tc>
+          <w:tcPr>
+            <w:tcBorders>
+              <w:top w:color="000000" w:space="0" w:sz="12" w:val="single"/>
+              <w:left w:color="000000" w:space="0" w:sz="12" w:val="single"/>
+              <w:bottom w:color="000000" w:space="0" w:sz="12" w:val="single"/>
+              <w:right w:color="000000" w:space="0" w:sz="12" w:val="single"/>
+            </w:tcBorders>
+            <w:tcMar>
+              <w:top w:w="100.0" w:type="dxa"/>
+              <w:left w:w="100.0" w:type="dxa"/>
+              <w:bottom w:w="100.0" w:type="dxa"/>
+              <w:right w:w="100.0" w:type="dxa"/>
+            </w:tcMar>
+            <w:vAlign w:val="top"/>
+          </w:tcPr>
+          <w:p>
+            <w:pPr>
+              <w:tabs>
+                <w:tab w:val="left" w:leader="none" w:pos="0"/>
+              </w:tabs>
+              <w:spacing w:before="0" w:line="240" w:lineRule="auto"/>
+              <w:ind w:left="0"/>
+              <w:rPr/>
+            </w:pPr>
+            <w:r>
+              <w:rPr>
+                <w:rtl w:val="0"/>
+              </w:rPr>
+              <w:t xml:space="preserve">Incorporar todas las funcionalidades (CU) en una sola rama</w:t>
             </w:r>
           </w:p>
         </w:tc>
@@ -4260,172 +4260,172 @@
               <w:rPr>
                 <w:rtl w:val="0"/>
               </w:rPr>
-              <w:t xml:space="preserve">Especificación de CU13: Asignar dependencia / CU14: Modificar estado de tarea</w:t>
-            </w:r>
-          </w:p>
-        </w:tc>
-        <w:tc>
-          <w:tcPr>
-            <w:tcBorders>
-              <w:top w:color="000000" w:space="0" w:sz="12" w:val="single"/>
-              <w:left w:color="000000" w:space="0" w:sz="12" w:val="single"/>
-              <w:bottom w:color="000000" w:space="0" w:sz="12" w:val="single"/>
-              <w:right w:color="000000" w:space="0" w:sz="12" w:val="single"/>
-            </w:tcBorders>
-            <w:tcMar>
-              <w:top w:w="100.0" w:type="dxa"/>
-              <w:left w:w="100.0" w:type="dxa"/>
-              <w:bottom w:w="100.0" w:type="dxa"/>
-              <w:right w:w="100.0" w:type="dxa"/>
-            </w:tcMar>
-            <w:vAlign w:val="top"/>
-          </w:tcPr>
-          <w:p>
-            <w:pPr>
-              <w:tabs>
-                <w:tab w:val="left" w:leader="none" w:pos="0"/>
-              </w:tabs>
-              <w:spacing w:before="0" w:line="240" w:lineRule="auto"/>
-              <w:ind w:left="0"/>
-              <w:rPr/>
-            </w:pPr>
-            <w:r>
-              <w:rPr>
-                <w:rtl w:val="0"/>
-              </w:rPr>
-              <w:t xml:space="preserve">02/11/2025</w:t>
-            </w:r>
-          </w:p>
-        </w:tc>
-        <w:tc>
-          <w:tcPr>
-            <w:tcBorders>
-              <w:top w:color="000000" w:space="0" w:sz="12" w:val="single"/>
-              <w:left w:color="000000" w:space="0" w:sz="12" w:val="single"/>
-              <w:bottom w:color="000000" w:space="0" w:sz="12" w:val="single"/>
-              <w:right w:color="000000" w:space="0" w:sz="12" w:val="single"/>
-            </w:tcBorders>
-            <w:tcMar>
-              <w:top w:w="100.0" w:type="dxa"/>
-              <w:left w:w="100.0" w:type="dxa"/>
-              <w:bottom w:w="100.0" w:type="dxa"/>
-              <w:right w:w="100.0" w:type="dxa"/>
-            </w:tcMar>
-            <w:vAlign w:val="top"/>
-          </w:tcPr>
-          <w:p>
-            <w:pPr>
-              <w:tabs>
-                <w:tab w:val="left" w:leader="none" w:pos="0"/>
-              </w:tabs>
-              <w:spacing w:before="0" w:line="240" w:lineRule="auto"/>
-              <w:ind w:left="0"/>
-              <w:rPr/>
-            </w:pPr>
-            <w:r>
-              <w:rPr>
-                <w:rtl w:val="0"/>
-              </w:rPr>
-              <w:t xml:space="preserve">04/11/2025</w:t>
-            </w:r>
-          </w:p>
-        </w:tc>
-        <w:tc>
-          <w:tcPr>
-            <w:tcBorders>
-              <w:top w:color="000000" w:space="0" w:sz="12" w:val="single"/>
-              <w:left w:color="000000" w:space="0" w:sz="12" w:val="single"/>
-              <w:bottom w:color="000000" w:space="0" w:sz="12" w:val="single"/>
-              <w:right w:color="000000" w:space="0" w:sz="12" w:val="single"/>
-            </w:tcBorders>
-            <w:tcMar>
-              <w:top w:w="100.0" w:type="dxa"/>
-              <w:left w:w="100.0" w:type="dxa"/>
-              <w:bottom w:w="100.0" w:type="dxa"/>
-              <w:right w:w="100.0" w:type="dxa"/>
-            </w:tcMar>
-            <w:vAlign w:val="top"/>
-          </w:tcPr>
-          <w:p>
-            <w:pPr>
-              <w:tabs>
-                <w:tab w:val="left" w:leader="none" w:pos="0"/>
-              </w:tabs>
-              <w:spacing w:before="0" w:line="240" w:lineRule="auto"/>
-              <w:ind w:left="0"/>
-              <w:rPr/>
-            </w:pPr>
-            <w:r>
-              <w:rPr>
-                <w:rtl w:val="0"/>
-              </w:rPr>
-              <w:t xml:space="preserve">2  días</w:t>
-            </w:r>
-          </w:p>
-        </w:tc>
-        <w:tc>
-          <w:tcPr>
-            <w:tcBorders>
-              <w:top w:color="000000" w:space="0" w:sz="12" w:val="single"/>
-              <w:left w:color="000000" w:space="0" w:sz="12" w:val="single"/>
-              <w:bottom w:color="000000" w:space="0" w:sz="12" w:val="single"/>
-              <w:right w:color="000000" w:space="0" w:sz="12" w:val="single"/>
-            </w:tcBorders>
-            <w:tcMar>
-              <w:top w:w="100.0" w:type="dxa"/>
-              <w:left w:w="100.0" w:type="dxa"/>
-              <w:bottom w:w="100.0" w:type="dxa"/>
-              <w:right w:w="100.0" w:type="dxa"/>
-            </w:tcMar>
-            <w:vAlign w:val="top"/>
-          </w:tcPr>
-          <w:p>
-            <w:pPr>
-              <w:tabs>
-                <w:tab w:val="left" w:leader="none" w:pos="0"/>
-              </w:tabs>
-              <w:spacing w:before="0" w:line="240" w:lineRule="auto"/>
-              <w:ind w:left="0"/>
-              <w:rPr/>
-            </w:pPr>
-            <w:r>
-              <w:rPr>
-                <w:rtl w:val="0"/>
-              </w:rPr>
-              <w:t xml:space="preserve">Maldonado Agustina</w:t>
-            </w:r>
-          </w:p>
-        </w:tc>
-        <w:tc>
-          <w:tcPr>
-            <w:tcBorders>
-              <w:top w:color="000000" w:space="0" w:sz="12" w:val="single"/>
-              <w:left w:color="000000" w:space="0" w:sz="12" w:val="single"/>
-              <w:bottom w:color="000000" w:space="0" w:sz="12" w:val="single"/>
-              <w:right w:color="000000" w:space="0" w:sz="12" w:val="single"/>
-            </w:tcBorders>
-            <w:tcMar>
-              <w:top w:w="100.0" w:type="dxa"/>
-              <w:left w:w="100.0" w:type="dxa"/>
-              <w:bottom w:w="100.0" w:type="dxa"/>
-              <w:right w:w="100.0" w:type="dxa"/>
-            </w:tcMar>
-            <w:vAlign w:val="top"/>
-          </w:tcPr>
-          <w:p>
-            <w:pPr>
-              <w:tabs>
-                <w:tab w:val="left" w:leader="none" w:pos="0"/>
-              </w:tabs>
-              <w:spacing w:before="0" w:line="240" w:lineRule="auto"/>
-              <w:ind w:left="0"/>
-              <w:rPr/>
-            </w:pPr>
-            <w:r>
-              <w:rPr>
-                <w:rtl w:val="0"/>
-              </w:rPr>
-              <w:t xml:space="preserve">Documento de especificación CU13 y CU14 </w:t>
+              <w:t xml:space="preserve">Definición de casos de prueba para CU Gestionar Tarea</w:t>
+            </w:r>
+          </w:p>
+        </w:tc>
+        <w:tc>
+          <w:tcPr>
+            <w:tcBorders>
+              <w:top w:color="000000" w:space="0" w:sz="12" w:val="single"/>
+              <w:left w:color="000000" w:space="0" w:sz="12" w:val="single"/>
+              <w:bottom w:color="000000" w:space="0" w:sz="12" w:val="single"/>
+              <w:right w:color="000000" w:space="0" w:sz="12" w:val="single"/>
+            </w:tcBorders>
+            <w:tcMar>
+              <w:top w:w="100.0" w:type="dxa"/>
+              <w:left w:w="100.0" w:type="dxa"/>
+              <w:bottom w:w="100.0" w:type="dxa"/>
+              <w:right w:w="100.0" w:type="dxa"/>
+            </w:tcMar>
+            <w:vAlign w:val="top"/>
+          </w:tcPr>
+          <w:p>
+            <w:pPr>
+              <w:tabs>
+                <w:tab w:val="left" w:leader="none" w:pos="0"/>
+              </w:tabs>
+              <w:spacing w:before="0" w:line="240" w:lineRule="auto"/>
+              <w:ind w:left="0"/>
+              <w:rPr/>
+            </w:pPr>
+            <w:r>
+              <w:rPr>
+                <w:rtl w:val="0"/>
+              </w:rPr>
+              <w:t xml:space="preserve">30/10/2025</w:t>
+            </w:r>
+          </w:p>
+        </w:tc>
+        <w:tc>
+          <w:tcPr>
+            <w:tcBorders>
+              <w:top w:color="000000" w:space="0" w:sz="12" w:val="single"/>
+              <w:left w:color="000000" w:space="0" w:sz="12" w:val="single"/>
+              <w:bottom w:color="000000" w:space="0" w:sz="12" w:val="single"/>
+              <w:right w:color="000000" w:space="0" w:sz="12" w:val="single"/>
+            </w:tcBorders>
+            <w:tcMar>
+              <w:top w:w="100.0" w:type="dxa"/>
+              <w:left w:w="100.0" w:type="dxa"/>
+              <w:bottom w:w="100.0" w:type="dxa"/>
+              <w:right w:w="100.0" w:type="dxa"/>
+            </w:tcMar>
+            <w:vAlign w:val="top"/>
+          </w:tcPr>
+          <w:p>
+            <w:pPr>
+              <w:tabs>
+                <w:tab w:val="left" w:leader="none" w:pos="0"/>
+              </w:tabs>
+              <w:spacing w:before="0" w:line="240" w:lineRule="auto"/>
+              <w:ind w:left="0"/>
+              <w:rPr/>
+            </w:pPr>
+            <w:r>
+              <w:rPr>
+                <w:rtl w:val="0"/>
+              </w:rPr>
+              <w:t xml:space="preserve">30/10/2025</w:t>
+            </w:r>
+          </w:p>
+        </w:tc>
+        <w:tc>
+          <w:tcPr>
+            <w:tcBorders>
+              <w:top w:color="000000" w:space="0" w:sz="12" w:val="single"/>
+              <w:left w:color="000000" w:space="0" w:sz="12" w:val="single"/>
+              <w:bottom w:color="000000" w:space="0" w:sz="12" w:val="single"/>
+              <w:right w:color="000000" w:space="0" w:sz="12" w:val="single"/>
+            </w:tcBorders>
+            <w:tcMar>
+              <w:top w:w="100.0" w:type="dxa"/>
+              <w:left w:w="100.0" w:type="dxa"/>
+              <w:bottom w:w="100.0" w:type="dxa"/>
+              <w:right w:w="100.0" w:type="dxa"/>
+            </w:tcMar>
+            <w:vAlign w:val="top"/>
+          </w:tcPr>
+          <w:p>
+            <w:pPr>
+              <w:tabs>
+                <w:tab w:val="left" w:leader="none" w:pos="0"/>
+              </w:tabs>
+              <w:spacing w:before="0" w:line="240" w:lineRule="auto"/>
+              <w:ind w:left="0"/>
+              <w:rPr/>
+            </w:pPr>
+            <w:r>
+              <w:rPr>
+                <w:rtl w:val="0"/>
+              </w:rPr>
+              <w:t xml:space="preserve">1 día</w:t>
+            </w:r>
+          </w:p>
+        </w:tc>
+        <w:tc>
+          <w:tcPr>
+            <w:tcBorders>
+              <w:top w:color="000000" w:space="0" w:sz="12" w:val="single"/>
+              <w:left w:color="000000" w:space="0" w:sz="12" w:val="single"/>
+              <w:bottom w:color="000000" w:space="0" w:sz="12" w:val="single"/>
+              <w:right w:color="000000" w:space="0" w:sz="12" w:val="single"/>
+            </w:tcBorders>
+            <w:tcMar>
+              <w:top w:w="100.0" w:type="dxa"/>
+              <w:left w:w="100.0" w:type="dxa"/>
+              <w:bottom w:w="100.0" w:type="dxa"/>
+              <w:right w:w="100.0" w:type="dxa"/>
+            </w:tcMar>
+            <w:vAlign w:val="top"/>
+          </w:tcPr>
+          <w:p>
+            <w:pPr>
+              <w:tabs>
+                <w:tab w:val="left" w:leader="none" w:pos="0"/>
+              </w:tabs>
+              <w:spacing w:before="0" w:line="240" w:lineRule="auto"/>
+              <w:ind w:left="0"/>
+              <w:rPr/>
+            </w:pPr>
+            <w:r>
+              <w:rPr>
+                <w:rtl w:val="0"/>
+              </w:rPr>
+              <w:t xml:space="preserve">Escalante Guillermo, Maldonado Agustina, Mendez Florencia</w:t>
+            </w:r>
+          </w:p>
+        </w:tc>
+        <w:tc>
+          <w:tcPr>
+            <w:tcBorders>
+              <w:top w:color="000000" w:space="0" w:sz="12" w:val="single"/>
+              <w:left w:color="000000" w:space="0" w:sz="12" w:val="single"/>
+              <w:bottom w:color="000000" w:space="0" w:sz="12" w:val="single"/>
+              <w:right w:color="000000" w:space="0" w:sz="12" w:val="single"/>
+            </w:tcBorders>
+            <w:tcMar>
+              <w:top w:w="100.0" w:type="dxa"/>
+              <w:left w:w="100.0" w:type="dxa"/>
+              <w:bottom w:w="100.0" w:type="dxa"/>
+              <w:right w:w="100.0" w:type="dxa"/>
+            </w:tcMar>
+            <w:vAlign w:val="top"/>
+          </w:tcPr>
+          <w:p>
+            <w:pPr>
+              <w:tabs>
+                <w:tab w:val="left" w:leader="none" w:pos="0"/>
+              </w:tabs>
+              <w:spacing w:before="0" w:line="240" w:lineRule="auto"/>
+              <w:ind w:left="0"/>
+              <w:rPr/>
+            </w:pPr>
+            <w:r>
+              <w:rPr>
+                <w:rtl w:val="0"/>
+              </w:rPr>
+              <w:t xml:space="preserve">Definir casos de prueba para el Caso de uso</w:t>
             </w:r>
           </w:p>
         </w:tc>
@@ -4465,172 +4465,172 @@
               <w:rPr>
                 <w:rtl w:val="0"/>
               </w:rPr>
-              <w:t xml:space="preserve">Revisión Especificación CU13 y CU14</w:t>
-            </w:r>
-          </w:p>
-        </w:tc>
-        <w:tc>
-          <w:tcPr>
-            <w:tcBorders>
-              <w:top w:color="000000" w:space="0" w:sz="12" w:val="single"/>
-              <w:left w:color="000000" w:space="0" w:sz="12" w:val="single"/>
-              <w:bottom w:color="000000" w:space="0" w:sz="12" w:val="single"/>
-              <w:right w:color="000000" w:space="0" w:sz="12" w:val="single"/>
-            </w:tcBorders>
-            <w:tcMar>
-              <w:top w:w="100.0" w:type="dxa"/>
-              <w:left w:w="100.0" w:type="dxa"/>
-              <w:bottom w:w="100.0" w:type="dxa"/>
-              <w:right w:w="100.0" w:type="dxa"/>
-            </w:tcMar>
-            <w:vAlign w:val="top"/>
-          </w:tcPr>
-          <w:p>
-            <w:pPr>
-              <w:tabs>
-                <w:tab w:val="left" w:leader="none" w:pos="0"/>
-              </w:tabs>
-              <w:spacing w:before="0" w:line="240" w:lineRule="auto"/>
-              <w:ind w:left="0"/>
-              <w:rPr/>
-            </w:pPr>
-            <w:r>
-              <w:rPr>
-                <w:rtl w:val="0"/>
-              </w:rPr>
-              <w:t xml:space="preserve">04/11/2025</w:t>
-            </w:r>
-          </w:p>
-        </w:tc>
-        <w:tc>
-          <w:tcPr>
-            <w:tcBorders>
-              <w:top w:color="000000" w:space="0" w:sz="12" w:val="single"/>
-              <w:left w:color="000000" w:space="0" w:sz="12" w:val="single"/>
-              <w:bottom w:color="000000" w:space="0" w:sz="12" w:val="single"/>
-              <w:right w:color="000000" w:space="0" w:sz="12" w:val="single"/>
-            </w:tcBorders>
-            <w:tcMar>
-              <w:top w:w="100.0" w:type="dxa"/>
-              <w:left w:w="100.0" w:type="dxa"/>
-              <w:bottom w:w="100.0" w:type="dxa"/>
-              <w:right w:w="100.0" w:type="dxa"/>
-            </w:tcMar>
-            <w:vAlign w:val="top"/>
-          </w:tcPr>
-          <w:p>
-            <w:pPr>
-              <w:tabs>
-                <w:tab w:val="left" w:leader="none" w:pos="0"/>
-              </w:tabs>
-              <w:spacing w:before="0" w:line="240" w:lineRule="auto"/>
-              <w:ind w:left="0"/>
-              <w:rPr/>
-            </w:pPr>
-            <w:r>
-              <w:rPr>
-                <w:rtl w:val="0"/>
-              </w:rPr>
-              <w:t xml:space="preserve">04/11/2025</w:t>
-            </w:r>
-          </w:p>
-        </w:tc>
-        <w:tc>
-          <w:tcPr>
-            <w:tcBorders>
-              <w:top w:color="000000" w:space="0" w:sz="12" w:val="single"/>
-              <w:left w:color="000000" w:space="0" w:sz="12" w:val="single"/>
-              <w:bottom w:color="000000" w:space="0" w:sz="12" w:val="single"/>
-              <w:right w:color="000000" w:space="0" w:sz="12" w:val="single"/>
-            </w:tcBorders>
-            <w:tcMar>
-              <w:top w:w="100.0" w:type="dxa"/>
-              <w:left w:w="100.0" w:type="dxa"/>
-              <w:bottom w:w="100.0" w:type="dxa"/>
-              <w:right w:w="100.0" w:type="dxa"/>
-            </w:tcMar>
-            <w:vAlign w:val="top"/>
-          </w:tcPr>
-          <w:p>
-            <w:pPr>
-              <w:tabs>
-                <w:tab w:val="left" w:leader="none" w:pos="0"/>
-              </w:tabs>
-              <w:spacing w:before="0" w:line="240" w:lineRule="auto"/>
-              <w:ind w:left="0"/>
-              <w:rPr/>
-            </w:pPr>
-            <w:r>
-              <w:rPr>
-                <w:rtl w:val="0"/>
-              </w:rPr>
-              <w:t xml:space="preserve">2 días</w:t>
-            </w:r>
-          </w:p>
-        </w:tc>
-        <w:tc>
-          <w:tcPr>
-            <w:tcBorders>
-              <w:top w:color="000000" w:space="0" w:sz="12" w:val="single"/>
-              <w:left w:color="000000" w:space="0" w:sz="12" w:val="single"/>
-              <w:bottom w:color="000000" w:space="0" w:sz="12" w:val="single"/>
-              <w:right w:color="000000" w:space="0" w:sz="12" w:val="single"/>
-            </w:tcBorders>
-            <w:tcMar>
-              <w:top w:w="100.0" w:type="dxa"/>
-              <w:left w:w="100.0" w:type="dxa"/>
-              <w:bottom w:w="100.0" w:type="dxa"/>
-              <w:right w:w="100.0" w:type="dxa"/>
-            </w:tcMar>
-            <w:vAlign w:val="top"/>
-          </w:tcPr>
-          <w:p>
-            <w:pPr>
-              <w:tabs>
-                <w:tab w:val="left" w:leader="none" w:pos="0"/>
-              </w:tabs>
-              <w:spacing w:before="0" w:line="240" w:lineRule="auto"/>
-              <w:ind w:left="0"/>
-              <w:rPr/>
-            </w:pPr>
-            <w:r>
-              <w:rPr>
-                <w:rtl w:val="0"/>
-              </w:rPr>
-              <w:t xml:space="preserve">Mendez Florencia</w:t>
-            </w:r>
-          </w:p>
-        </w:tc>
-        <w:tc>
-          <w:tcPr>
-            <w:tcBorders>
-              <w:top w:color="000000" w:space="0" w:sz="12" w:val="single"/>
-              <w:left w:color="000000" w:space="0" w:sz="12" w:val="single"/>
-              <w:bottom w:color="000000" w:space="0" w:sz="12" w:val="single"/>
-              <w:right w:color="000000" w:space="0" w:sz="12" w:val="single"/>
-            </w:tcBorders>
-            <w:tcMar>
-              <w:top w:w="100.0" w:type="dxa"/>
-              <w:left w:w="100.0" w:type="dxa"/>
-              <w:bottom w:w="100.0" w:type="dxa"/>
-              <w:right w:w="100.0" w:type="dxa"/>
-            </w:tcMar>
-            <w:vAlign w:val="top"/>
-          </w:tcPr>
-          <w:p>
-            <w:pPr>
-              <w:tabs>
-                <w:tab w:val="left" w:leader="none" w:pos="0"/>
-              </w:tabs>
-              <w:spacing w:before="0" w:line="240" w:lineRule="auto"/>
-              <w:ind w:left="0"/>
-              <w:rPr/>
-            </w:pPr>
-            <w:r>
-              <w:rPr>
-                <w:rtl w:val="0"/>
-              </w:rPr>
-              <w:t xml:space="preserve">Documento de especificación CU13 y CU14 completo y aprobado</w:t>
+              <w:t xml:space="preserve">Ajustar documentos en la rama main</w:t>
+            </w:r>
+          </w:p>
+        </w:tc>
+        <w:tc>
+          <w:tcPr>
+            <w:tcBorders>
+              <w:top w:color="000000" w:space="0" w:sz="12" w:val="single"/>
+              <w:left w:color="000000" w:space="0" w:sz="12" w:val="single"/>
+              <w:bottom w:color="000000" w:space="0" w:sz="12" w:val="single"/>
+              <w:right w:color="000000" w:space="0" w:sz="12" w:val="single"/>
+            </w:tcBorders>
+            <w:tcMar>
+              <w:top w:w="100.0" w:type="dxa"/>
+              <w:left w:w="100.0" w:type="dxa"/>
+              <w:bottom w:w="100.0" w:type="dxa"/>
+              <w:right w:w="100.0" w:type="dxa"/>
+            </w:tcMar>
+            <w:vAlign w:val="top"/>
+          </w:tcPr>
+          <w:p>
+            <w:pPr>
+              <w:tabs>
+                <w:tab w:val="left" w:leader="none" w:pos="0"/>
+              </w:tabs>
+              <w:spacing w:before="0" w:line="240" w:lineRule="auto"/>
+              <w:ind w:left="0"/>
+              <w:rPr/>
+            </w:pPr>
+            <w:r>
+              <w:rPr>
+                <w:rtl w:val="0"/>
+              </w:rPr>
+              <w:t xml:space="preserve">31/10/2025</w:t>
+            </w:r>
+          </w:p>
+        </w:tc>
+        <w:tc>
+          <w:tcPr>
+            <w:tcBorders>
+              <w:top w:color="000000" w:space="0" w:sz="12" w:val="single"/>
+              <w:left w:color="000000" w:space="0" w:sz="12" w:val="single"/>
+              <w:bottom w:color="000000" w:space="0" w:sz="12" w:val="single"/>
+              <w:right w:color="000000" w:space="0" w:sz="12" w:val="single"/>
+            </w:tcBorders>
+            <w:tcMar>
+              <w:top w:w="100.0" w:type="dxa"/>
+              <w:left w:w="100.0" w:type="dxa"/>
+              <w:bottom w:w="100.0" w:type="dxa"/>
+              <w:right w:w="100.0" w:type="dxa"/>
+            </w:tcMar>
+            <w:vAlign w:val="top"/>
+          </w:tcPr>
+          <w:p>
+            <w:pPr>
+              <w:tabs>
+                <w:tab w:val="left" w:leader="none" w:pos="0"/>
+              </w:tabs>
+              <w:spacing w:before="0" w:line="240" w:lineRule="auto"/>
+              <w:ind w:left="0"/>
+              <w:rPr/>
+            </w:pPr>
+            <w:r>
+              <w:rPr>
+                <w:rtl w:val="0"/>
+              </w:rPr>
+              <w:t xml:space="preserve">31/10/2025</w:t>
+            </w:r>
+          </w:p>
+        </w:tc>
+        <w:tc>
+          <w:tcPr>
+            <w:tcBorders>
+              <w:top w:color="000000" w:space="0" w:sz="12" w:val="single"/>
+              <w:left w:color="000000" w:space="0" w:sz="12" w:val="single"/>
+              <w:bottom w:color="000000" w:space="0" w:sz="12" w:val="single"/>
+              <w:right w:color="000000" w:space="0" w:sz="12" w:val="single"/>
+            </w:tcBorders>
+            <w:tcMar>
+              <w:top w:w="100.0" w:type="dxa"/>
+              <w:left w:w="100.0" w:type="dxa"/>
+              <w:bottom w:w="100.0" w:type="dxa"/>
+              <w:right w:w="100.0" w:type="dxa"/>
+            </w:tcMar>
+            <w:vAlign w:val="top"/>
+          </w:tcPr>
+          <w:p>
+            <w:pPr>
+              <w:tabs>
+                <w:tab w:val="left" w:leader="none" w:pos="0"/>
+              </w:tabs>
+              <w:spacing w:before="0" w:line="240" w:lineRule="auto"/>
+              <w:ind w:left="0"/>
+              <w:rPr/>
+            </w:pPr>
+            <w:r>
+              <w:rPr>
+                <w:rtl w:val="0"/>
+              </w:rPr>
+              <w:t xml:space="preserve">1 día</w:t>
+            </w:r>
+          </w:p>
+        </w:tc>
+        <w:tc>
+          <w:tcPr>
+            <w:tcBorders>
+              <w:top w:color="000000" w:space="0" w:sz="12" w:val="single"/>
+              <w:left w:color="000000" w:space="0" w:sz="12" w:val="single"/>
+              <w:bottom w:color="000000" w:space="0" w:sz="12" w:val="single"/>
+              <w:right w:color="000000" w:space="0" w:sz="12" w:val="single"/>
+            </w:tcBorders>
+            <w:tcMar>
+              <w:top w:w="100.0" w:type="dxa"/>
+              <w:left w:w="100.0" w:type="dxa"/>
+              <w:bottom w:w="100.0" w:type="dxa"/>
+              <w:right w:w="100.0" w:type="dxa"/>
+            </w:tcMar>
+            <w:vAlign w:val="top"/>
+          </w:tcPr>
+          <w:p>
+            <w:pPr>
+              <w:tabs>
+                <w:tab w:val="left" w:leader="none" w:pos="0"/>
+              </w:tabs>
+              <w:spacing w:before="0" w:line="240" w:lineRule="auto"/>
+              <w:ind w:left="0"/>
+              <w:rPr/>
+            </w:pPr>
+            <w:r>
+              <w:rPr>
+                <w:rtl w:val="0"/>
+              </w:rPr>
+              <w:t xml:space="preserve">Maldonado Agustina</w:t>
+            </w:r>
+          </w:p>
+        </w:tc>
+        <w:tc>
+          <w:tcPr>
+            <w:tcBorders>
+              <w:top w:color="000000" w:space="0" w:sz="12" w:val="single"/>
+              <w:left w:color="000000" w:space="0" w:sz="12" w:val="single"/>
+              <w:bottom w:color="000000" w:space="0" w:sz="12" w:val="single"/>
+              <w:right w:color="000000" w:space="0" w:sz="12" w:val="single"/>
+            </w:tcBorders>
+            <w:tcMar>
+              <w:top w:w="100.0" w:type="dxa"/>
+              <w:left w:w="100.0" w:type="dxa"/>
+              <w:bottom w:w="100.0" w:type="dxa"/>
+              <w:right w:w="100.0" w:type="dxa"/>
+            </w:tcMar>
+            <w:vAlign w:val="top"/>
+          </w:tcPr>
+          <w:p>
+            <w:pPr>
+              <w:tabs>
+                <w:tab w:val="left" w:leader="none" w:pos="0"/>
+              </w:tabs>
+              <w:spacing w:before="0" w:line="240" w:lineRule="auto"/>
+              <w:ind w:left="0"/>
+              <w:rPr/>
+            </w:pPr>
+            <w:r>
+              <w:rPr>
+                <w:rtl w:val="0"/>
+              </w:rPr>
+              <w:t xml:space="preserve">Conversión de los documentos antiguos en .docx y .dotx a .pdf</w:t>
             </w:r>
           </w:p>
         </w:tc>
@@ -4670,19 +4670,7 @@
               <w:rPr>
                 <w:rtl w:val="0"/>
               </w:rPr>
-              <w:t xml:space="preserve">Especificación de CU15: Visualizar Tarea / </w:t>
-            </w:r>
-            <w:r>
-              <w:rPr>
-                <w:rtl w:val="0"/>
-              </w:rPr>
-              <w:t xml:space="preserve">CU16</w:t>
-            </w:r>
-            <w:r>
-              <w:rPr>
-                <w:rtl w:val="0"/>
-              </w:rPr>
-              <w:t xml:space="preserve">: Comentar Tarea</w:t>
+              <w:t xml:space="preserve">Especificación de CU13: Asignar dependencia / CU14: Modificar estado de tarea</w:t>
             </w:r>
           </w:p>
         </w:tc>
@@ -4781,85 +4769,73 @@
               <w:rPr>
                 <w:rtl w:val="0"/>
               </w:rPr>
-              <w:t xml:space="preserve">2 días</w:t>
-            </w:r>
-          </w:p>
-        </w:tc>
-        <w:tc>
-          <w:tcPr>
-            <w:tcBorders>
-              <w:top w:color="000000" w:space="0" w:sz="12" w:val="single"/>
-              <w:left w:color="000000" w:space="0" w:sz="12" w:val="single"/>
-              <w:bottom w:color="000000" w:space="0" w:sz="12" w:val="single"/>
-              <w:right w:color="000000" w:space="0" w:sz="12" w:val="single"/>
-            </w:tcBorders>
-            <w:tcMar>
-              <w:top w:w="100.0" w:type="dxa"/>
-              <w:left w:w="100.0" w:type="dxa"/>
-              <w:bottom w:w="100.0" w:type="dxa"/>
-              <w:right w:w="100.0" w:type="dxa"/>
-            </w:tcMar>
-            <w:vAlign w:val="top"/>
-          </w:tcPr>
-          <w:p>
-            <w:pPr>
-              <w:tabs>
-                <w:tab w:val="left" w:leader="none" w:pos="0"/>
-              </w:tabs>
-              <w:spacing w:before="0" w:line="240" w:lineRule="auto"/>
-              <w:ind w:left="0"/>
-              <w:rPr/>
-            </w:pPr>
-            <w:r>
-              <w:rPr>
-                <w:rtl w:val="0"/>
-              </w:rPr>
-              <w:t xml:space="preserve">Mendez Florencia</w:t>
-            </w:r>
-          </w:p>
-        </w:tc>
-        <w:tc>
-          <w:tcPr>
-            <w:tcBorders>
-              <w:top w:color="000000" w:space="0" w:sz="12" w:val="single"/>
-              <w:left w:color="000000" w:space="0" w:sz="12" w:val="single"/>
-              <w:bottom w:color="000000" w:space="0" w:sz="12" w:val="single"/>
-              <w:right w:color="000000" w:space="0" w:sz="12" w:val="single"/>
-            </w:tcBorders>
-            <w:tcMar>
-              <w:top w:w="100.0" w:type="dxa"/>
-              <w:left w:w="100.0" w:type="dxa"/>
-              <w:bottom w:w="100.0" w:type="dxa"/>
-              <w:right w:w="100.0" w:type="dxa"/>
-            </w:tcMar>
-            <w:vAlign w:val="top"/>
-          </w:tcPr>
-          <w:p>
-            <w:pPr>
-              <w:tabs>
-                <w:tab w:val="left" w:leader="none" w:pos="0"/>
-              </w:tabs>
-              <w:spacing w:before="0" w:line="240" w:lineRule="auto"/>
-              <w:ind w:left="0"/>
-              <w:rPr/>
-            </w:pPr>
-            <w:r>
-              <w:rPr>
-                <w:rtl w:val="0"/>
-              </w:rPr>
-              <w:t xml:space="preserve">Documento de especificación CU15 y </w:t>
-            </w:r>
-            <w:r>
-              <w:rPr>
-                <w:rtl w:val="0"/>
-              </w:rPr>
-              <w:t xml:space="preserve">CU16</w:t>
-            </w:r>
-            <w:r>
-              <w:rPr>
-                <w:rtl w:val="0"/>
-              </w:rPr>
-              <w:t xml:space="preserve"> </w:t>
+              <w:t xml:space="preserve">2  días</w:t>
+            </w:r>
+          </w:p>
+        </w:tc>
+        <w:tc>
+          <w:tcPr>
+            <w:tcBorders>
+              <w:top w:color="000000" w:space="0" w:sz="12" w:val="single"/>
+              <w:left w:color="000000" w:space="0" w:sz="12" w:val="single"/>
+              <w:bottom w:color="000000" w:space="0" w:sz="12" w:val="single"/>
+              <w:right w:color="000000" w:space="0" w:sz="12" w:val="single"/>
+            </w:tcBorders>
+            <w:tcMar>
+              <w:top w:w="100.0" w:type="dxa"/>
+              <w:left w:w="100.0" w:type="dxa"/>
+              <w:bottom w:w="100.0" w:type="dxa"/>
+              <w:right w:w="100.0" w:type="dxa"/>
+            </w:tcMar>
+            <w:vAlign w:val="top"/>
+          </w:tcPr>
+          <w:p>
+            <w:pPr>
+              <w:tabs>
+                <w:tab w:val="left" w:leader="none" w:pos="0"/>
+              </w:tabs>
+              <w:spacing w:before="0" w:line="240" w:lineRule="auto"/>
+              <w:ind w:left="0"/>
+              <w:rPr/>
+            </w:pPr>
+            <w:r>
+              <w:rPr>
+                <w:rtl w:val="0"/>
+              </w:rPr>
+              <w:t xml:space="preserve">Maldonado Agustina</w:t>
+            </w:r>
+          </w:p>
+        </w:tc>
+        <w:tc>
+          <w:tcPr>
+            <w:tcBorders>
+              <w:top w:color="000000" w:space="0" w:sz="12" w:val="single"/>
+              <w:left w:color="000000" w:space="0" w:sz="12" w:val="single"/>
+              <w:bottom w:color="000000" w:space="0" w:sz="12" w:val="single"/>
+              <w:right w:color="000000" w:space="0" w:sz="12" w:val="single"/>
+            </w:tcBorders>
+            <w:tcMar>
+              <w:top w:w="100.0" w:type="dxa"/>
+              <w:left w:w="100.0" w:type="dxa"/>
+              <w:bottom w:w="100.0" w:type="dxa"/>
+              <w:right w:w="100.0" w:type="dxa"/>
+            </w:tcMar>
+            <w:vAlign w:val="top"/>
+          </w:tcPr>
+          <w:p>
+            <w:pPr>
+              <w:tabs>
+                <w:tab w:val="left" w:leader="none" w:pos="0"/>
+              </w:tabs>
+              <w:spacing w:before="0" w:line="240" w:lineRule="auto"/>
+              <w:ind w:left="0"/>
+              <w:rPr/>
+            </w:pPr>
+            <w:r>
+              <w:rPr>
+                <w:rtl w:val="0"/>
+              </w:rPr>
+              <w:t xml:space="preserve">Documento de especificación CU13 y CU14 </w:t>
             </w:r>
           </w:p>
         </w:tc>
@@ -4899,7 +4875,7 @@
               <w:rPr>
                 <w:rtl w:val="0"/>
               </w:rPr>
-              <w:t xml:space="preserve">Revisión Especificación CU15 y CU16</w:t>
+              <w:t xml:space="preserve">Revisión Especificación CU13 y CU14</w:t>
             </w:r>
           </w:p>
         </w:tc>
@@ -5031,40 +5007,40 @@
               <w:rPr>
                 <w:rtl w:val="0"/>
               </w:rPr>
-              <w:t xml:space="preserve">Maldonado Agustina</w:t>
-            </w:r>
-          </w:p>
-        </w:tc>
-        <w:tc>
-          <w:tcPr>
-            <w:tcBorders>
-              <w:top w:color="000000" w:space="0" w:sz="12" w:val="single"/>
-              <w:left w:color="000000" w:space="0" w:sz="12" w:val="single"/>
-              <w:bottom w:color="000000" w:space="0" w:sz="12" w:val="single"/>
-              <w:right w:color="000000" w:space="0" w:sz="12" w:val="single"/>
-            </w:tcBorders>
-            <w:tcMar>
-              <w:top w:w="100.0" w:type="dxa"/>
-              <w:left w:w="100.0" w:type="dxa"/>
-              <w:bottom w:w="100.0" w:type="dxa"/>
-              <w:right w:w="100.0" w:type="dxa"/>
-            </w:tcMar>
-            <w:vAlign w:val="top"/>
-          </w:tcPr>
-          <w:p>
-            <w:pPr>
-              <w:tabs>
-                <w:tab w:val="left" w:leader="none" w:pos="0"/>
-              </w:tabs>
-              <w:spacing w:before="0" w:line="240" w:lineRule="auto"/>
-              <w:ind w:left="0"/>
-              <w:rPr/>
-            </w:pPr>
-            <w:r>
-              <w:rPr>
-                <w:rtl w:val="0"/>
-              </w:rPr>
-              <w:t xml:space="preserve">Documento de especificación CU15 y CU16 completo y aprobado</w:t>
+              <w:t xml:space="preserve">Mendez Florencia</w:t>
+            </w:r>
+          </w:p>
+        </w:tc>
+        <w:tc>
+          <w:tcPr>
+            <w:tcBorders>
+              <w:top w:color="000000" w:space="0" w:sz="12" w:val="single"/>
+              <w:left w:color="000000" w:space="0" w:sz="12" w:val="single"/>
+              <w:bottom w:color="000000" w:space="0" w:sz="12" w:val="single"/>
+              <w:right w:color="000000" w:space="0" w:sz="12" w:val="single"/>
+            </w:tcBorders>
+            <w:tcMar>
+              <w:top w:w="100.0" w:type="dxa"/>
+              <w:left w:w="100.0" w:type="dxa"/>
+              <w:bottom w:w="100.0" w:type="dxa"/>
+              <w:right w:w="100.0" w:type="dxa"/>
+            </w:tcMar>
+            <w:vAlign w:val="top"/>
+          </w:tcPr>
+          <w:p>
+            <w:pPr>
+              <w:tabs>
+                <w:tab w:val="left" w:leader="none" w:pos="0"/>
+              </w:tabs>
+              <w:spacing w:before="0" w:line="240" w:lineRule="auto"/>
+              <w:ind w:left="0"/>
+              <w:rPr/>
+            </w:pPr>
+            <w:r>
+              <w:rPr>
+                <w:rtl w:val="0"/>
+              </w:rPr>
+              <w:t xml:space="preserve">Documento de especificación CU13 y CU14 completo y aprobado</w:t>
             </w:r>
           </w:p>
         </w:tc>
@@ -5104,7 +5080,19 @@
               <w:rPr>
                 <w:rtl w:val="0"/>
               </w:rPr>
-              <w:t xml:space="preserve">Especificación de CU21: Registrar tiempo manual</w:t>
+              <w:t xml:space="preserve">Especificación de CU15: Visualizar Tarea / </w:t>
+            </w:r>
+            <w:r>
+              <w:rPr>
+                <w:rtl w:val="0"/>
+              </w:rPr>
+              <w:t xml:space="preserve">CU16</w:t>
+            </w:r>
+            <w:r>
+              <w:rPr>
+                <w:rtl w:val="0"/>
+              </w:rPr>
+              <w:t xml:space="preserve">: Comentar Tarea</w:t>
             </w:r>
           </w:p>
         </w:tc>
@@ -5236,40 +5224,52 @@
               <w:rPr>
                 <w:rtl w:val="0"/>
               </w:rPr>
-              <w:t xml:space="preserve">Maldonado Agustina, Mendez Florencia</w:t>
-            </w:r>
-          </w:p>
-        </w:tc>
-        <w:tc>
-          <w:tcPr>
-            <w:tcBorders>
-              <w:top w:color="000000" w:space="0" w:sz="12" w:val="single"/>
-              <w:left w:color="000000" w:space="0" w:sz="12" w:val="single"/>
-              <w:bottom w:color="000000" w:space="0" w:sz="12" w:val="single"/>
-              <w:right w:color="000000" w:space="0" w:sz="12" w:val="single"/>
-            </w:tcBorders>
-            <w:tcMar>
-              <w:top w:w="100.0" w:type="dxa"/>
-              <w:left w:w="100.0" w:type="dxa"/>
-              <w:bottom w:w="100.0" w:type="dxa"/>
-              <w:right w:w="100.0" w:type="dxa"/>
-            </w:tcMar>
-            <w:vAlign w:val="top"/>
-          </w:tcPr>
-          <w:p>
-            <w:pPr>
-              <w:tabs>
-                <w:tab w:val="left" w:leader="none" w:pos="0"/>
-              </w:tabs>
-              <w:spacing w:before="0" w:line="240" w:lineRule="auto"/>
-              <w:ind w:left="0"/>
-              <w:rPr/>
-            </w:pPr>
-            <w:r>
-              <w:rPr>
-                <w:rtl w:val="0"/>
-              </w:rPr>
-              <w:t xml:space="preserve">Documento de especificación CU21 </w:t>
+              <w:t xml:space="preserve">Mendez Florencia</w:t>
+            </w:r>
+          </w:p>
+        </w:tc>
+        <w:tc>
+          <w:tcPr>
+            <w:tcBorders>
+              <w:top w:color="000000" w:space="0" w:sz="12" w:val="single"/>
+              <w:left w:color="000000" w:space="0" w:sz="12" w:val="single"/>
+              <w:bottom w:color="000000" w:space="0" w:sz="12" w:val="single"/>
+              <w:right w:color="000000" w:space="0" w:sz="12" w:val="single"/>
+            </w:tcBorders>
+            <w:tcMar>
+              <w:top w:w="100.0" w:type="dxa"/>
+              <w:left w:w="100.0" w:type="dxa"/>
+              <w:bottom w:w="100.0" w:type="dxa"/>
+              <w:right w:w="100.0" w:type="dxa"/>
+            </w:tcMar>
+            <w:vAlign w:val="top"/>
+          </w:tcPr>
+          <w:p>
+            <w:pPr>
+              <w:tabs>
+                <w:tab w:val="left" w:leader="none" w:pos="0"/>
+              </w:tabs>
+              <w:spacing w:before="0" w:line="240" w:lineRule="auto"/>
+              <w:ind w:left="0"/>
+              <w:rPr/>
+            </w:pPr>
+            <w:r>
+              <w:rPr>
+                <w:rtl w:val="0"/>
+              </w:rPr>
+              <w:t xml:space="preserve">Documento de especificación CU15 y </w:t>
+            </w:r>
+            <w:r>
+              <w:rPr>
+                <w:rtl w:val="0"/>
+              </w:rPr>
+              <w:t xml:space="preserve">CU16</w:t>
+            </w:r>
+            <w:r>
+              <w:rPr>
+                <w:rtl w:val="0"/>
+              </w:rPr>
+              <w:t xml:space="preserve"> </w:t>
             </w:r>
           </w:p>
         </w:tc>
@@ -5309,7 +5309,7 @@
               <w:rPr>
                 <w:rtl w:val="0"/>
               </w:rPr>
-              <w:t xml:space="preserve">Revisión Especificación CU21</w:t>
+              <w:t xml:space="preserve">Revisión Especificación CU15 y CU16</w:t>
             </w:r>
           </w:p>
         </w:tc>
@@ -5474,7 +5474,7 @@
               <w:rPr>
                 <w:rtl w:val="0"/>
               </w:rPr>
-              <w:t xml:space="preserve">Documento de especificación CU21 completo y aprobado</w:t>
+              <w:t xml:space="preserve">Documento de especificación CU15 y CU16 completo y aprobado</w:t>
             </w:r>
           </w:p>
         </w:tc>
@@ -5514,6 +5514,826 @@
               <w:rPr>
                 <w:rtl w:val="0"/>
               </w:rPr>
+              <w:t xml:space="preserve">Definición de casos de prueba para CU Crear Etapa y Crear Iteración</w:t>
+            </w:r>
+          </w:p>
+        </w:tc>
+        <w:tc>
+          <w:tcPr>
+            <w:tcBorders>
+              <w:top w:color="000000" w:space="0" w:sz="12" w:val="single"/>
+              <w:left w:color="000000" w:space="0" w:sz="12" w:val="single"/>
+              <w:bottom w:color="000000" w:space="0" w:sz="12" w:val="single"/>
+              <w:right w:color="000000" w:space="0" w:sz="12" w:val="single"/>
+            </w:tcBorders>
+            <w:tcMar>
+              <w:top w:w="100.0" w:type="dxa"/>
+              <w:left w:w="100.0" w:type="dxa"/>
+              <w:bottom w:w="100.0" w:type="dxa"/>
+              <w:right w:w="100.0" w:type="dxa"/>
+            </w:tcMar>
+            <w:vAlign w:val="top"/>
+          </w:tcPr>
+          <w:p>
+            <w:pPr>
+              <w:tabs>
+                <w:tab w:val="left" w:leader="none" w:pos="0"/>
+              </w:tabs>
+              <w:spacing w:before="0" w:line="240" w:lineRule="auto"/>
+              <w:ind w:left="0"/>
+              <w:rPr/>
+            </w:pPr>
+            <w:r>
+              <w:rPr>
+                <w:rtl w:val="0"/>
+              </w:rPr>
+              <w:t xml:space="preserve">03/11/2025</w:t>
+            </w:r>
+          </w:p>
+        </w:tc>
+        <w:tc>
+          <w:tcPr>
+            <w:tcBorders>
+              <w:top w:color="000000" w:space="0" w:sz="12" w:val="single"/>
+              <w:left w:color="000000" w:space="0" w:sz="12" w:val="single"/>
+              <w:bottom w:color="000000" w:space="0" w:sz="12" w:val="single"/>
+              <w:right w:color="000000" w:space="0" w:sz="12" w:val="single"/>
+            </w:tcBorders>
+            <w:tcMar>
+              <w:top w:w="100.0" w:type="dxa"/>
+              <w:left w:w="100.0" w:type="dxa"/>
+              <w:bottom w:w="100.0" w:type="dxa"/>
+              <w:right w:w="100.0" w:type="dxa"/>
+            </w:tcMar>
+            <w:vAlign w:val="top"/>
+          </w:tcPr>
+          <w:p>
+            <w:pPr>
+              <w:tabs>
+                <w:tab w:val="left" w:leader="none" w:pos="0"/>
+              </w:tabs>
+              <w:spacing w:before="0" w:line="240" w:lineRule="auto"/>
+              <w:ind w:left="0"/>
+              <w:rPr/>
+            </w:pPr>
+            <w:r>
+              <w:rPr>
+                <w:rtl w:val="0"/>
+              </w:rPr>
+              <w:t xml:space="preserve">03/11/2025</w:t>
+            </w:r>
+          </w:p>
+        </w:tc>
+        <w:tc>
+          <w:tcPr>
+            <w:tcBorders>
+              <w:top w:color="000000" w:space="0" w:sz="12" w:val="single"/>
+              <w:left w:color="000000" w:space="0" w:sz="12" w:val="single"/>
+              <w:bottom w:color="000000" w:space="0" w:sz="12" w:val="single"/>
+              <w:right w:color="000000" w:space="0" w:sz="12" w:val="single"/>
+            </w:tcBorders>
+            <w:tcMar>
+              <w:top w:w="100.0" w:type="dxa"/>
+              <w:left w:w="100.0" w:type="dxa"/>
+              <w:bottom w:w="100.0" w:type="dxa"/>
+              <w:right w:w="100.0" w:type="dxa"/>
+            </w:tcMar>
+            <w:vAlign w:val="top"/>
+          </w:tcPr>
+          <w:p>
+            <w:pPr>
+              <w:tabs>
+                <w:tab w:val="left" w:leader="none" w:pos="0"/>
+              </w:tabs>
+              <w:spacing w:before="0" w:line="240" w:lineRule="auto"/>
+              <w:ind w:left="0"/>
+              <w:rPr/>
+            </w:pPr>
+            <w:r>
+              <w:rPr>
+                <w:rtl w:val="0"/>
+              </w:rPr>
+              <w:t xml:space="preserve">1 día</w:t>
+            </w:r>
+          </w:p>
+        </w:tc>
+        <w:tc>
+          <w:tcPr>
+            <w:tcBorders>
+              <w:top w:color="000000" w:space="0" w:sz="12" w:val="single"/>
+              <w:left w:color="000000" w:space="0" w:sz="12" w:val="single"/>
+              <w:bottom w:color="000000" w:space="0" w:sz="12" w:val="single"/>
+              <w:right w:color="000000" w:space="0" w:sz="12" w:val="single"/>
+            </w:tcBorders>
+            <w:tcMar>
+              <w:top w:w="100.0" w:type="dxa"/>
+              <w:left w:w="100.0" w:type="dxa"/>
+              <w:bottom w:w="100.0" w:type="dxa"/>
+              <w:right w:w="100.0" w:type="dxa"/>
+            </w:tcMar>
+            <w:vAlign w:val="top"/>
+          </w:tcPr>
+          <w:p>
+            <w:pPr>
+              <w:tabs>
+                <w:tab w:val="left" w:leader="none" w:pos="0"/>
+              </w:tabs>
+              <w:spacing w:before="0" w:line="240" w:lineRule="auto"/>
+              <w:ind w:left="0"/>
+              <w:rPr/>
+            </w:pPr>
+            <w:r>
+              <w:rPr>
+                <w:rtl w:val="0"/>
+              </w:rPr>
+              <w:t xml:space="preserve">Centurión Valeria, Maldonado Agustina, Mendez Florencia</w:t>
+            </w:r>
+          </w:p>
+        </w:tc>
+        <w:tc>
+          <w:tcPr>
+            <w:tcBorders>
+              <w:top w:color="000000" w:space="0" w:sz="12" w:val="single"/>
+              <w:left w:color="000000" w:space="0" w:sz="12" w:val="single"/>
+              <w:bottom w:color="000000" w:space="0" w:sz="12" w:val="single"/>
+              <w:right w:color="000000" w:space="0" w:sz="12" w:val="single"/>
+            </w:tcBorders>
+            <w:tcMar>
+              <w:top w:w="100.0" w:type="dxa"/>
+              <w:left w:w="100.0" w:type="dxa"/>
+              <w:bottom w:w="100.0" w:type="dxa"/>
+              <w:right w:w="100.0" w:type="dxa"/>
+            </w:tcMar>
+            <w:vAlign w:val="top"/>
+          </w:tcPr>
+          <w:p>
+            <w:pPr>
+              <w:tabs>
+                <w:tab w:val="left" w:leader="none" w:pos="0"/>
+              </w:tabs>
+              <w:spacing w:before="0" w:line="240" w:lineRule="auto"/>
+              <w:ind w:left="0"/>
+              <w:rPr/>
+            </w:pPr>
+            <w:r>
+              <w:rPr>
+                <w:rtl w:val="0"/>
+              </w:rPr>
+              <w:t xml:space="preserve">Definir casos de prueba para el Caso de uso</w:t>
+            </w:r>
+          </w:p>
+        </w:tc>
+      </w:tr>
+      <w:tr>
+        <w:trPr>
+          <w:cantSplit w:val="0"/>
+          <w:trHeight w:val="770" w:hRule="atLeast"/>
+          <w:tblHeader w:val="0"/>
+        </w:trPr>
+        <w:tc>
+          <w:tcPr>
+            <w:tcBorders>
+              <w:top w:color="000000" w:space="0" w:sz="12" w:val="single"/>
+              <w:left w:color="000000" w:space="0" w:sz="12" w:val="single"/>
+              <w:bottom w:color="000000" w:space="0" w:sz="12" w:val="single"/>
+              <w:right w:color="000000" w:space="0" w:sz="12" w:val="single"/>
+            </w:tcBorders>
+            <w:tcMar>
+              <w:top w:w="100.0" w:type="dxa"/>
+              <w:left w:w="100.0" w:type="dxa"/>
+              <w:bottom w:w="100.0" w:type="dxa"/>
+              <w:right w:w="100.0" w:type="dxa"/>
+            </w:tcMar>
+            <w:vAlign w:val="top"/>
+          </w:tcPr>
+          <w:p>
+            <w:pPr>
+              <w:tabs>
+                <w:tab w:val="left" w:leader="none" w:pos="0"/>
+              </w:tabs>
+              <w:spacing w:before="0" w:line="240" w:lineRule="auto"/>
+              <w:ind w:left="0"/>
+              <w:rPr/>
+            </w:pPr>
+            <w:r>
+              <w:rPr>
+                <w:rtl w:val="0"/>
+              </w:rPr>
+              <w:t xml:space="preserve">Definición de casos de prueba para CU Registrar tiempo manual</w:t>
+            </w:r>
+          </w:p>
+        </w:tc>
+        <w:tc>
+          <w:tcPr>
+            <w:tcBorders>
+              <w:top w:color="000000" w:space="0" w:sz="12" w:val="single"/>
+              <w:left w:color="000000" w:space="0" w:sz="12" w:val="single"/>
+              <w:bottom w:color="000000" w:space="0" w:sz="12" w:val="single"/>
+              <w:right w:color="000000" w:space="0" w:sz="12" w:val="single"/>
+            </w:tcBorders>
+            <w:tcMar>
+              <w:top w:w="100.0" w:type="dxa"/>
+              <w:left w:w="100.0" w:type="dxa"/>
+              <w:bottom w:w="100.0" w:type="dxa"/>
+              <w:right w:w="100.0" w:type="dxa"/>
+            </w:tcMar>
+            <w:vAlign w:val="top"/>
+          </w:tcPr>
+          <w:p>
+            <w:pPr>
+              <w:tabs>
+                <w:tab w:val="left" w:leader="none" w:pos="0"/>
+              </w:tabs>
+              <w:spacing w:before="0" w:line="240" w:lineRule="auto"/>
+              <w:ind w:left="0"/>
+              <w:rPr/>
+            </w:pPr>
+            <w:r>
+              <w:rPr>
+                <w:rtl w:val="0"/>
+              </w:rPr>
+              <w:t xml:space="preserve">03/11/2025</w:t>
+            </w:r>
+          </w:p>
+        </w:tc>
+        <w:tc>
+          <w:tcPr>
+            <w:tcBorders>
+              <w:top w:color="000000" w:space="0" w:sz="12" w:val="single"/>
+              <w:left w:color="000000" w:space="0" w:sz="12" w:val="single"/>
+              <w:bottom w:color="000000" w:space="0" w:sz="12" w:val="single"/>
+              <w:right w:color="000000" w:space="0" w:sz="12" w:val="single"/>
+            </w:tcBorders>
+            <w:tcMar>
+              <w:top w:w="100.0" w:type="dxa"/>
+              <w:left w:w="100.0" w:type="dxa"/>
+              <w:bottom w:w="100.0" w:type="dxa"/>
+              <w:right w:w="100.0" w:type="dxa"/>
+            </w:tcMar>
+            <w:vAlign w:val="top"/>
+          </w:tcPr>
+          <w:p>
+            <w:pPr>
+              <w:tabs>
+                <w:tab w:val="left" w:leader="none" w:pos="0"/>
+              </w:tabs>
+              <w:spacing w:before="0" w:line="240" w:lineRule="auto"/>
+              <w:ind w:left="0"/>
+              <w:rPr/>
+            </w:pPr>
+            <w:r>
+              <w:rPr>
+                <w:rtl w:val="0"/>
+              </w:rPr>
+              <w:t xml:space="preserve">03/11/2025</w:t>
+            </w:r>
+          </w:p>
+        </w:tc>
+        <w:tc>
+          <w:tcPr>
+            <w:tcBorders>
+              <w:top w:color="000000" w:space="0" w:sz="12" w:val="single"/>
+              <w:left w:color="000000" w:space="0" w:sz="12" w:val="single"/>
+              <w:bottom w:color="000000" w:space="0" w:sz="12" w:val="single"/>
+              <w:right w:color="000000" w:space="0" w:sz="12" w:val="single"/>
+            </w:tcBorders>
+            <w:tcMar>
+              <w:top w:w="100.0" w:type="dxa"/>
+              <w:left w:w="100.0" w:type="dxa"/>
+              <w:bottom w:w="100.0" w:type="dxa"/>
+              <w:right w:w="100.0" w:type="dxa"/>
+            </w:tcMar>
+            <w:vAlign w:val="top"/>
+          </w:tcPr>
+          <w:p>
+            <w:pPr>
+              <w:tabs>
+                <w:tab w:val="left" w:leader="none" w:pos="0"/>
+              </w:tabs>
+              <w:spacing w:before="0" w:line="240" w:lineRule="auto"/>
+              <w:ind w:left="0"/>
+              <w:rPr/>
+            </w:pPr>
+            <w:r>
+              <w:rPr>
+                <w:rtl w:val="0"/>
+              </w:rPr>
+              <w:t xml:space="preserve">1 día</w:t>
+            </w:r>
+          </w:p>
+        </w:tc>
+        <w:tc>
+          <w:tcPr>
+            <w:tcBorders>
+              <w:top w:color="000000" w:space="0" w:sz="12" w:val="single"/>
+              <w:left w:color="000000" w:space="0" w:sz="12" w:val="single"/>
+              <w:bottom w:color="000000" w:space="0" w:sz="12" w:val="single"/>
+              <w:right w:color="000000" w:space="0" w:sz="12" w:val="single"/>
+            </w:tcBorders>
+            <w:tcMar>
+              <w:top w:w="100.0" w:type="dxa"/>
+              <w:left w:w="100.0" w:type="dxa"/>
+              <w:bottom w:w="100.0" w:type="dxa"/>
+              <w:right w:w="100.0" w:type="dxa"/>
+            </w:tcMar>
+            <w:vAlign w:val="top"/>
+          </w:tcPr>
+          <w:p>
+            <w:pPr>
+              <w:tabs>
+                <w:tab w:val="left" w:leader="none" w:pos="0"/>
+              </w:tabs>
+              <w:spacing w:before="0" w:line="240" w:lineRule="auto"/>
+              <w:ind w:left="0"/>
+              <w:rPr/>
+            </w:pPr>
+            <w:r>
+              <w:rPr>
+                <w:rtl w:val="0"/>
+              </w:rPr>
+              <w:t xml:space="preserve">Ulloa Gonzalo, Maldonado Agustina, Mendez Florencia</w:t>
+            </w:r>
+          </w:p>
+        </w:tc>
+        <w:tc>
+          <w:tcPr>
+            <w:tcBorders>
+              <w:top w:color="000000" w:space="0" w:sz="12" w:val="single"/>
+              <w:left w:color="000000" w:space="0" w:sz="12" w:val="single"/>
+              <w:bottom w:color="000000" w:space="0" w:sz="12" w:val="single"/>
+              <w:right w:color="000000" w:space="0" w:sz="12" w:val="single"/>
+            </w:tcBorders>
+            <w:tcMar>
+              <w:top w:w="100.0" w:type="dxa"/>
+              <w:left w:w="100.0" w:type="dxa"/>
+              <w:bottom w:w="100.0" w:type="dxa"/>
+              <w:right w:w="100.0" w:type="dxa"/>
+            </w:tcMar>
+            <w:vAlign w:val="top"/>
+          </w:tcPr>
+          <w:p>
+            <w:pPr>
+              <w:tabs>
+                <w:tab w:val="left" w:leader="none" w:pos="0"/>
+              </w:tabs>
+              <w:spacing w:before="0" w:line="240" w:lineRule="auto"/>
+              <w:ind w:left="0"/>
+              <w:rPr/>
+            </w:pPr>
+            <w:r>
+              <w:rPr>
+                <w:rtl w:val="0"/>
+              </w:rPr>
+              <w:t xml:space="preserve">Definir casos de prueba para el Caso de uso</w:t>
+            </w:r>
+          </w:p>
+        </w:tc>
+      </w:tr>
+      <w:tr>
+        <w:trPr>
+          <w:cantSplit w:val="0"/>
+          <w:trHeight w:val="770" w:hRule="atLeast"/>
+          <w:tblHeader w:val="0"/>
+        </w:trPr>
+        <w:tc>
+          <w:tcPr>
+            <w:tcBorders>
+              <w:top w:color="000000" w:space="0" w:sz="12" w:val="single"/>
+              <w:left w:color="000000" w:space="0" w:sz="12" w:val="single"/>
+              <w:bottom w:color="000000" w:space="0" w:sz="12" w:val="single"/>
+              <w:right w:color="000000" w:space="0" w:sz="12" w:val="single"/>
+            </w:tcBorders>
+            <w:tcMar>
+              <w:top w:w="100.0" w:type="dxa"/>
+              <w:left w:w="100.0" w:type="dxa"/>
+              <w:bottom w:w="100.0" w:type="dxa"/>
+              <w:right w:w="100.0" w:type="dxa"/>
+            </w:tcMar>
+            <w:vAlign w:val="top"/>
+          </w:tcPr>
+          <w:p>
+            <w:pPr>
+              <w:tabs>
+                <w:tab w:val="left" w:leader="none" w:pos="0"/>
+              </w:tabs>
+              <w:spacing w:before="0" w:line="240" w:lineRule="auto"/>
+              <w:ind w:left="0"/>
+              <w:rPr/>
+            </w:pPr>
+            <w:r>
+              <w:rPr>
+                <w:rtl w:val="0"/>
+              </w:rPr>
+              <w:t xml:space="preserve">Especificación de CU21: Registrar tiempo manual</w:t>
+            </w:r>
+          </w:p>
+        </w:tc>
+        <w:tc>
+          <w:tcPr>
+            <w:tcBorders>
+              <w:top w:color="000000" w:space="0" w:sz="12" w:val="single"/>
+              <w:left w:color="000000" w:space="0" w:sz="12" w:val="single"/>
+              <w:bottom w:color="000000" w:space="0" w:sz="12" w:val="single"/>
+              <w:right w:color="000000" w:space="0" w:sz="12" w:val="single"/>
+            </w:tcBorders>
+            <w:tcMar>
+              <w:top w:w="100.0" w:type="dxa"/>
+              <w:left w:w="100.0" w:type="dxa"/>
+              <w:bottom w:w="100.0" w:type="dxa"/>
+              <w:right w:w="100.0" w:type="dxa"/>
+            </w:tcMar>
+            <w:vAlign w:val="top"/>
+          </w:tcPr>
+          <w:p>
+            <w:pPr>
+              <w:tabs>
+                <w:tab w:val="left" w:leader="none" w:pos="0"/>
+              </w:tabs>
+              <w:spacing w:before="0" w:line="240" w:lineRule="auto"/>
+              <w:ind w:left="0"/>
+              <w:rPr/>
+            </w:pPr>
+            <w:r>
+              <w:rPr>
+                <w:rtl w:val="0"/>
+              </w:rPr>
+              <w:t xml:space="preserve">02/11/2025</w:t>
+            </w:r>
+          </w:p>
+        </w:tc>
+        <w:tc>
+          <w:tcPr>
+            <w:tcBorders>
+              <w:top w:color="000000" w:space="0" w:sz="12" w:val="single"/>
+              <w:left w:color="000000" w:space="0" w:sz="12" w:val="single"/>
+              <w:bottom w:color="000000" w:space="0" w:sz="12" w:val="single"/>
+              <w:right w:color="000000" w:space="0" w:sz="12" w:val="single"/>
+            </w:tcBorders>
+            <w:tcMar>
+              <w:top w:w="100.0" w:type="dxa"/>
+              <w:left w:w="100.0" w:type="dxa"/>
+              <w:bottom w:w="100.0" w:type="dxa"/>
+              <w:right w:w="100.0" w:type="dxa"/>
+            </w:tcMar>
+            <w:vAlign w:val="top"/>
+          </w:tcPr>
+          <w:p>
+            <w:pPr>
+              <w:tabs>
+                <w:tab w:val="left" w:leader="none" w:pos="0"/>
+              </w:tabs>
+              <w:spacing w:before="0" w:line="240" w:lineRule="auto"/>
+              <w:ind w:left="0"/>
+              <w:rPr/>
+            </w:pPr>
+            <w:r>
+              <w:rPr>
+                <w:rtl w:val="0"/>
+              </w:rPr>
+              <w:t xml:space="preserve">04/11/2025</w:t>
+            </w:r>
+          </w:p>
+        </w:tc>
+        <w:tc>
+          <w:tcPr>
+            <w:tcBorders>
+              <w:top w:color="000000" w:space="0" w:sz="12" w:val="single"/>
+              <w:left w:color="000000" w:space="0" w:sz="12" w:val="single"/>
+              <w:bottom w:color="000000" w:space="0" w:sz="12" w:val="single"/>
+              <w:right w:color="000000" w:space="0" w:sz="12" w:val="single"/>
+            </w:tcBorders>
+            <w:tcMar>
+              <w:top w:w="100.0" w:type="dxa"/>
+              <w:left w:w="100.0" w:type="dxa"/>
+              <w:bottom w:w="100.0" w:type="dxa"/>
+              <w:right w:w="100.0" w:type="dxa"/>
+            </w:tcMar>
+            <w:vAlign w:val="top"/>
+          </w:tcPr>
+          <w:p>
+            <w:pPr>
+              <w:tabs>
+                <w:tab w:val="left" w:leader="none" w:pos="0"/>
+              </w:tabs>
+              <w:spacing w:before="0" w:line="240" w:lineRule="auto"/>
+              <w:ind w:left="0"/>
+              <w:rPr/>
+            </w:pPr>
+            <w:r>
+              <w:rPr>
+                <w:rtl w:val="0"/>
+              </w:rPr>
+              <w:t xml:space="preserve">2 días</w:t>
+            </w:r>
+          </w:p>
+        </w:tc>
+        <w:tc>
+          <w:tcPr>
+            <w:tcBorders>
+              <w:top w:color="000000" w:space="0" w:sz="12" w:val="single"/>
+              <w:left w:color="000000" w:space="0" w:sz="12" w:val="single"/>
+              <w:bottom w:color="000000" w:space="0" w:sz="12" w:val="single"/>
+              <w:right w:color="000000" w:space="0" w:sz="12" w:val="single"/>
+            </w:tcBorders>
+            <w:tcMar>
+              <w:top w:w="100.0" w:type="dxa"/>
+              <w:left w:w="100.0" w:type="dxa"/>
+              <w:bottom w:w="100.0" w:type="dxa"/>
+              <w:right w:w="100.0" w:type="dxa"/>
+            </w:tcMar>
+            <w:vAlign w:val="top"/>
+          </w:tcPr>
+          <w:p>
+            <w:pPr>
+              <w:tabs>
+                <w:tab w:val="left" w:leader="none" w:pos="0"/>
+              </w:tabs>
+              <w:spacing w:before="0" w:line="240" w:lineRule="auto"/>
+              <w:ind w:left="0"/>
+              <w:rPr/>
+            </w:pPr>
+            <w:r>
+              <w:rPr>
+                <w:rtl w:val="0"/>
+              </w:rPr>
+              <w:t xml:space="preserve">Maldonado Agustina, Mendez Florencia</w:t>
+            </w:r>
+          </w:p>
+        </w:tc>
+        <w:tc>
+          <w:tcPr>
+            <w:tcBorders>
+              <w:top w:color="000000" w:space="0" w:sz="12" w:val="single"/>
+              <w:left w:color="000000" w:space="0" w:sz="12" w:val="single"/>
+              <w:bottom w:color="000000" w:space="0" w:sz="12" w:val="single"/>
+              <w:right w:color="000000" w:space="0" w:sz="12" w:val="single"/>
+            </w:tcBorders>
+            <w:tcMar>
+              <w:top w:w="100.0" w:type="dxa"/>
+              <w:left w:w="100.0" w:type="dxa"/>
+              <w:bottom w:w="100.0" w:type="dxa"/>
+              <w:right w:w="100.0" w:type="dxa"/>
+            </w:tcMar>
+            <w:vAlign w:val="top"/>
+          </w:tcPr>
+          <w:p>
+            <w:pPr>
+              <w:tabs>
+                <w:tab w:val="left" w:leader="none" w:pos="0"/>
+              </w:tabs>
+              <w:spacing w:before="0" w:line="240" w:lineRule="auto"/>
+              <w:ind w:left="0"/>
+              <w:rPr/>
+            </w:pPr>
+            <w:r>
+              <w:rPr>
+                <w:rtl w:val="0"/>
+              </w:rPr>
+              <w:t xml:space="preserve">Documento de especificación CU21 </w:t>
+            </w:r>
+          </w:p>
+        </w:tc>
+      </w:tr>
+      <w:tr>
+        <w:trPr>
+          <w:cantSplit w:val="0"/>
+          <w:trHeight w:val="770" w:hRule="atLeast"/>
+          <w:tblHeader w:val="0"/>
+        </w:trPr>
+        <w:tc>
+          <w:tcPr>
+            <w:tcBorders>
+              <w:top w:color="000000" w:space="0" w:sz="12" w:val="single"/>
+              <w:left w:color="000000" w:space="0" w:sz="12" w:val="single"/>
+              <w:bottom w:color="000000" w:space="0" w:sz="12" w:val="single"/>
+              <w:right w:color="000000" w:space="0" w:sz="12" w:val="single"/>
+            </w:tcBorders>
+            <w:tcMar>
+              <w:top w:w="100.0" w:type="dxa"/>
+              <w:left w:w="100.0" w:type="dxa"/>
+              <w:bottom w:w="100.0" w:type="dxa"/>
+              <w:right w:w="100.0" w:type="dxa"/>
+            </w:tcMar>
+            <w:vAlign w:val="top"/>
+          </w:tcPr>
+          <w:p>
+            <w:pPr>
+              <w:tabs>
+                <w:tab w:val="left" w:leader="none" w:pos="0"/>
+              </w:tabs>
+              <w:spacing w:before="0" w:line="240" w:lineRule="auto"/>
+              <w:ind w:left="0"/>
+              <w:rPr/>
+            </w:pPr>
+            <w:r>
+              <w:rPr>
+                <w:rtl w:val="0"/>
+              </w:rPr>
+              <w:t xml:space="preserve">Revisión Especificación CU21</w:t>
+            </w:r>
+          </w:p>
+        </w:tc>
+        <w:tc>
+          <w:tcPr>
+            <w:tcBorders>
+              <w:top w:color="000000" w:space="0" w:sz="12" w:val="single"/>
+              <w:left w:color="000000" w:space="0" w:sz="12" w:val="single"/>
+              <w:bottom w:color="000000" w:space="0" w:sz="12" w:val="single"/>
+              <w:right w:color="000000" w:space="0" w:sz="12" w:val="single"/>
+            </w:tcBorders>
+            <w:tcMar>
+              <w:top w:w="100.0" w:type="dxa"/>
+              <w:left w:w="100.0" w:type="dxa"/>
+              <w:bottom w:w="100.0" w:type="dxa"/>
+              <w:right w:w="100.0" w:type="dxa"/>
+            </w:tcMar>
+            <w:vAlign w:val="top"/>
+          </w:tcPr>
+          <w:p>
+            <w:pPr>
+              <w:tabs>
+                <w:tab w:val="left" w:leader="none" w:pos="0"/>
+              </w:tabs>
+              <w:spacing w:before="0" w:line="240" w:lineRule="auto"/>
+              <w:ind w:left="0"/>
+              <w:rPr/>
+            </w:pPr>
+            <w:r>
+              <w:rPr>
+                <w:rtl w:val="0"/>
+              </w:rPr>
+              <w:t xml:space="preserve">04/11/2025</w:t>
+            </w:r>
+          </w:p>
+        </w:tc>
+        <w:tc>
+          <w:tcPr>
+            <w:tcBorders>
+              <w:top w:color="000000" w:space="0" w:sz="12" w:val="single"/>
+              <w:left w:color="000000" w:space="0" w:sz="12" w:val="single"/>
+              <w:bottom w:color="000000" w:space="0" w:sz="12" w:val="single"/>
+              <w:right w:color="000000" w:space="0" w:sz="12" w:val="single"/>
+            </w:tcBorders>
+            <w:tcMar>
+              <w:top w:w="100.0" w:type="dxa"/>
+              <w:left w:w="100.0" w:type="dxa"/>
+              <w:bottom w:w="100.0" w:type="dxa"/>
+              <w:right w:w="100.0" w:type="dxa"/>
+            </w:tcMar>
+            <w:vAlign w:val="top"/>
+          </w:tcPr>
+          <w:p>
+            <w:pPr>
+              <w:tabs>
+                <w:tab w:val="left" w:leader="none" w:pos="0"/>
+              </w:tabs>
+              <w:spacing w:before="0" w:line="240" w:lineRule="auto"/>
+              <w:ind w:left="0"/>
+              <w:rPr/>
+            </w:pPr>
+            <w:r>
+              <w:rPr>
+                <w:rtl w:val="0"/>
+              </w:rPr>
+              <w:t xml:space="preserve">04/11/2025</w:t>
+            </w:r>
+          </w:p>
+        </w:tc>
+        <w:tc>
+          <w:tcPr>
+            <w:tcBorders>
+              <w:top w:color="000000" w:space="0" w:sz="12" w:val="single"/>
+              <w:left w:color="000000" w:space="0" w:sz="12" w:val="single"/>
+              <w:bottom w:color="000000" w:space="0" w:sz="12" w:val="single"/>
+              <w:right w:color="000000" w:space="0" w:sz="12" w:val="single"/>
+            </w:tcBorders>
+            <w:tcMar>
+              <w:top w:w="100.0" w:type="dxa"/>
+              <w:left w:w="100.0" w:type="dxa"/>
+              <w:bottom w:w="100.0" w:type="dxa"/>
+              <w:right w:w="100.0" w:type="dxa"/>
+            </w:tcMar>
+            <w:vAlign w:val="top"/>
+          </w:tcPr>
+          <w:p>
+            <w:pPr>
+              <w:tabs>
+                <w:tab w:val="left" w:leader="none" w:pos="0"/>
+              </w:tabs>
+              <w:spacing w:before="0" w:line="240" w:lineRule="auto"/>
+              <w:ind w:left="0"/>
+              <w:rPr/>
+            </w:pPr>
+            <w:r>
+              <w:rPr>
+                <w:rtl w:val="0"/>
+              </w:rPr>
+              <w:t xml:space="preserve">2 días</w:t>
+            </w:r>
+          </w:p>
+        </w:tc>
+        <w:tc>
+          <w:tcPr>
+            <w:tcBorders>
+              <w:top w:color="000000" w:space="0" w:sz="12" w:val="single"/>
+              <w:left w:color="000000" w:space="0" w:sz="12" w:val="single"/>
+              <w:bottom w:color="000000" w:space="0" w:sz="12" w:val="single"/>
+              <w:right w:color="000000" w:space="0" w:sz="12" w:val="single"/>
+            </w:tcBorders>
+            <w:tcMar>
+              <w:top w:w="100.0" w:type="dxa"/>
+              <w:left w:w="100.0" w:type="dxa"/>
+              <w:bottom w:w="100.0" w:type="dxa"/>
+              <w:right w:w="100.0" w:type="dxa"/>
+            </w:tcMar>
+            <w:vAlign w:val="top"/>
+          </w:tcPr>
+          <w:p>
+            <w:pPr>
+              <w:tabs>
+                <w:tab w:val="left" w:leader="none" w:pos="0"/>
+              </w:tabs>
+              <w:spacing w:before="0" w:line="240" w:lineRule="auto"/>
+              <w:ind w:left="0"/>
+              <w:rPr/>
+            </w:pPr>
+            <w:r>
+              <w:rPr>
+                <w:rtl w:val="0"/>
+              </w:rPr>
+              <w:t xml:space="preserve">Maldonado Agustina</w:t>
+            </w:r>
+          </w:p>
+        </w:tc>
+        <w:tc>
+          <w:tcPr>
+            <w:tcBorders>
+              <w:top w:color="000000" w:space="0" w:sz="12" w:val="single"/>
+              <w:left w:color="000000" w:space="0" w:sz="12" w:val="single"/>
+              <w:bottom w:color="000000" w:space="0" w:sz="12" w:val="single"/>
+              <w:right w:color="000000" w:space="0" w:sz="12" w:val="single"/>
+            </w:tcBorders>
+            <w:tcMar>
+              <w:top w:w="100.0" w:type="dxa"/>
+              <w:left w:w="100.0" w:type="dxa"/>
+              <w:bottom w:w="100.0" w:type="dxa"/>
+              <w:right w:w="100.0" w:type="dxa"/>
+            </w:tcMar>
+            <w:vAlign w:val="top"/>
+          </w:tcPr>
+          <w:p>
+            <w:pPr>
+              <w:tabs>
+                <w:tab w:val="left" w:leader="none" w:pos="0"/>
+              </w:tabs>
+              <w:spacing w:before="0" w:line="240" w:lineRule="auto"/>
+              <w:ind w:left="0"/>
+              <w:rPr/>
+            </w:pPr>
+            <w:r>
+              <w:rPr>
+                <w:rtl w:val="0"/>
+              </w:rPr>
+              <w:t xml:space="preserve">Documento de especificación CU21 completo y aprobado</w:t>
+            </w:r>
+          </w:p>
+        </w:tc>
+      </w:tr>
+      <w:tr>
+        <w:trPr>
+          <w:cantSplit w:val="0"/>
+          <w:trHeight w:val="770" w:hRule="atLeast"/>
+          <w:tblHeader w:val="0"/>
+        </w:trPr>
+        <w:tc>
+          <w:tcPr>
+            <w:tcBorders>
+              <w:top w:color="000000" w:space="0" w:sz="12" w:val="single"/>
+              <w:left w:color="000000" w:space="0" w:sz="12" w:val="single"/>
+              <w:bottom w:color="000000" w:space="0" w:sz="12" w:val="single"/>
+              <w:right w:color="000000" w:space="0" w:sz="12" w:val="single"/>
+            </w:tcBorders>
+            <w:tcMar>
+              <w:top w:w="100.0" w:type="dxa"/>
+              <w:left w:w="100.0" w:type="dxa"/>
+              <w:bottom w:w="100.0" w:type="dxa"/>
+              <w:right w:w="100.0" w:type="dxa"/>
+            </w:tcMar>
+            <w:vAlign w:val="top"/>
+          </w:tcPr>
+          <w:p>
+            <w:pPr>
+              <w:tabs>
+                <w:tab w:val="left" w:leader="none" w:pos="0"/>
+              </w:tabs>
+              <w:spacing w:before="0" w:line="240" w:lineRule="auto"/>
+              <w:ind w:left="0"/>
+              <w:rPr/>
+            </w:pPr>
+            <w:r>
+              <w:rPr>
+                <w:rtl w:val="0"/>
+              </w:rPr>
               <w:t xml:space="preserve">Especificación Casos de Uso a implementar </w:t>
             </w:r>
           </w:p>
@@ -5680,6 +6500,621 @@
                 <w:rtl w:val="0"/>
               </w:rPr>
               <w:t xml:space="preserve">Documento consolidado de todos los casos de uso a implementar listo</w:t>
+            </w:r>
+          </w:p>
+        </w:tc>
+      </w:tr>
+      <w:tr>
+        <w:trPr>
+          <w:cantSplit w:val="0"/>
+          <w:trHeight w:val="770" w:hRule="atLeast"/>
+          <w:tblHeader w:val="0"/>
+        </w:trPr>
+        <w:tc>
+          <w:tcPr>
+            <w:tcBorders>
+              <w:top w:color="000000" w:space="0" w:sz="12" w:val="single"/>
+              <w:left w:color="000000" w:space="0" w:sz="12" w:val="single"/>
+              <w:bottom w:color="000000" w:space="0" w:sz="12" w:val="single"/>
+              <w:right w:color="000000" w:space="0" w:sz="12" w:val="single"/>
+            </w:tcBorders>
+            <w:tcMar>
+              <w:top w:w="100.0" w:type="dxa"/>
+              <w:left w:w="100.0" w:type="dxa"/>
+              <w:bottom w:w="100.0" w:type="dxa"/>
+              <w:right w:w="100.0" w:type="dxa"/>
+            </w:tcMar>
+            <w:vAlign w:val="top"/>
+          </w:tcPr>
+          <w:p>
+            <w:pPr>
+              <w:tabs>
+                <w:tab w:val="left" w:leader="none" w:pos="0"/>
+              </w:tabs>
+              <w:spacing w:before="0" w:line="240" w:lineRule="auto"/>
+              <w:ind w:left="0"/>
+              <w:rPr/>
+            </w:pPr>
+            <w:r>
+              <w:rPr>
+                <w:rtl w:val="0"/>
+              </w:rPr>
+              <w:t xml:space="preserve">Definición casos de prueba para CU Gestionar tareas</w:t>
+            </w:r>
+          </w:p>
+        </w:tc>
+        <w:tc>
+          <w:tcPr>
+            <w:tcBorders>
+              <w:top w:color="000000" w:space="0" w:sz="12" w:val="single"/>
+              <w:left w:color="000000" w:space="0" w:sz="12" w:val="single"/>
+              <w:bottom w:color="000000" w:space="0" w:sz="12" w:val="single"/>
+              <w:right w:color="000000" w:space="0" w:sz="12" w:val="single"/>
+            </w:tcBorders>
+            <w:tcMar>
+              <w:top w:w="100.0" w:type="dxa"/>
+              <w:left w:w="100.0" w:type="dxa"/>
+              <w:bottom w:w="100.0" w:type="dxa"/>
+              <w:right w:w="100.0" w:type="dxa"/>
+            </w:tcMar>
+            <w:vAlign w:val="top"/>
+          </w:tcPr>
+          <w:p>
+            <w:pPr>
+              <w:tabs>
+                <w:tab w:val="left" w:leader="none" w:pos="0"/>
+              </w:tabs>
+              <w:spacing w:before="0" w:line="240" w:lineRule="auto"/>
+              <w:ind w:left="0"/>
+              <w:rPr/>
+            </w:pPr>
+            <w:r>
+              <w:rPr>
+                <w:rtl w:val="0"/>
+              </w:rPr>
+              <w:t xml:space="preserve">01/11/2025</w:t>
+            </w:r>
+          </w:p>
+        </w:tc>
+        <w:tc>
+          <w:tcPr>
+            <w:tcBorders>
+              <w:top w:color="000000" w:space="0" w:sz="12" w:val="single"/>
+              <w:left w:color="000000" w:space="0" w:sz="12" w:val="single"/>
+              <w:bottom w:color="000000" w:space="0" w:sz="12" w:val="single"/>
+              <w:right w:color="000000" w:space="0" w:sz="12" w:val="single"/>
+            </w:tcBorders>
+            <w:tcMar>
+              <w:top w:w="100.0" w:type="dxa"/>
+              <w:left w:w="100.0" w:type="dxa"/>
+              <w:bottom w:w="100.0" w:type="dxa"/>
+              <w:right w:w="100.0" w:type="dxa"/>
+            </w:tcMar>
+            <w:vAlign w:val="top"/>
+          </w:tcPr>
+          <w:p>
+            <w:pPr>
+              <w:tabs>
+                <w:tab w:val="left" w:leader="none" w:pos="0"/>
+              </w:tabs>
+              <w:spacing w:before="0" w:line="240" w:lineRule="auto"/>
+              <w:ind w:left="0"/>
+              <w:rPr/>
+            </w:pPr>
+            <w:r>
+              <w:rPr>
+                <w:rtl w:val="0"/>
+              </w:rPr>
+              <w:t xml:space="preserve">04/11/2025</w:t>
+            </w:r>
+          </w:p>
+        </w:tc>
+        <w:tc>
+          <w:tcPr>
+            <w:tcBorders>
+              <w:top w:color="000000" w:space="0" w:sz="12" w:val="single"/>
+              <w:left w:color="000000" w:space="0" w:sz="12" w:val="single"/>
+              <w:bottom w:color="000000" w:space="0" w:sz="12" w:val="single"/>
+              <w:right w:color="000000" w:space="0" w:sz="12" w:val="single"/>
+            </w:tcBorders>
+            <w:tcMar>
+              <w:top w:w="100.0" w:type="dxa"/>
+              <w:left w:w="100.0" w:type="dxa"/>
+              <w:bottom w:w="100.0" w:type="dxa"/>
+              <w:right w:w="100.0" w:type="dxa"/>
+            </w:tcMar>
+            <w:vAlign w:val="top"/>
+          </w:tcPr>
+          <w:p>
+            <w:pPr>
+              <w:tabs>
+                <w:tab w:val="left" w:leader="none" w:pos="0"/>
+              </w:tabs>
+              <w:spacing w:before="0" w:line="240" w:lineRule="auto"/>
+              <w:ind w:left="0"/>
+              <w:rPr/>
+            </w:pPr>
+            <w:r>
+              <w:rPr>
+                <w:rtl w:val="0"/>
+              </w:rPr>
+              <w:t xml:space="preserve">1 día</w:t>
+            </w:r>
+          </w:p>
+        </w:tc>
+        <w:tc>
+          <w:tcPr>
+            <w:tcBorders>
+              <w:top w:color="000000" w:space="0" w:sz="12" w:val="single"/>
+              <w:left w:color="000000" w:space="0" w:sz="12" w:val="single"/>
+              <w:bottom w:color="000000" w:space="0" w:sz="12" w:val="single"/>
+              <w:right w:color="000000" w:space="0" w:sz="12" w:val="single"/>
+            </w:tcBorders>
+            <w:tcMar>
+              <w:top w:w="100.0" w:type="dxa"/>
+              <w:left w:w="100.0" w:type="dxa"/>
+              <w:bottom w:w="100.0" w:type="dxa"/>
+              <w:right w:w="100.0" w:type="dxa"/>
+            </w:tcMar>
+            <w:vAlign w:val="top"/>
+          </w:tcPr>
+          <w:p>
+            <w:pPr>
+              <w:tabs>
+                <w:tab w:val="left" w:leader="none" w:pos="0"/>
+              </w:tabs>
+              <w:spacing w:before="0" w:line="240" w:lineRule="auto"/>
+              <w:ind w:left="0"/>
+              <w:rPr/>
+            </w:pPr>
+            <w:r>
+              <w:rPr>
+                <w:rtl w:val="0"/>
+              </w:rPr>
+              <w:t xml:space="preserve">Mendez Florencia</w:t>
+            </w:r>
+          </w:p>
+        </w:tc>
+        <w:tc>
+          <w:tcPr>
+            <w:tcBorders>
+              <w:top w:color="000000" w:space="0" w:sz="12" w:val="single"/>
+              <w:left w:color="000000" w:space="0" w:sz="12" w:val="single"/>
+              <w:bottom w:color="000000" w:space="0" w:sz="12" w:val="single"/>
+              <w:right w:color="000000" w:space="0" w:sz="12" w:val="single"/>
+            </w:tcBorders>
+            <w:tcMar>
+              <w:top w:w="100.0" w:type="dxa"/>
+              <w:left w:w="100.0" w:type="dxa"/>
+              <w:bottom w:w="100.0" w:type="dxa"/>
+              <w:right w:w="100.0" w:type="dxa"/>
+            </w:tcMar>
+            <w:vAlign w:val="top"/>
+          </w:tcPr>
+          <w:p>
+            <w:pPr>
+              <w:tabs>
+                <w:tab w:val="left" w:leader="none" w:pos="0"/>
+              </w:tabs>
+              <w:spacing w:before="0" w:line="240" w:lineRule="auto"/>
+              <w:ind w:left="0"/>
+              <w:rPr/>
+            </w:pPr>
+            <w:r>
+              <w:rPr>
+                <w:rtl w:val="0"/>
+              </w:rPr>
+              <w:t xml:space="preserve">Conjunto de Casos de prueba a ejecutar para el CU Gestionar tareas</w:t>
+            </w:r>
+          </w:p>
+        </w:tc>
+      </w:tr>
+      <w:tr>
+        <w:trPr>
+          <w:cantSplit w:val="0"/>
+          <w:trHeight w:val="770" w:hRule="atLeast"/>
+          <w:tblHeader w:val="0"/>
+        </w:trPr>
+        <w:tc>
+          <w:tcPr>
+            <w:tcBorders>
+              <w:top w:color="000000" w:space="0" w:sz="12" w:val="single"/>
+              <w:left w:color="000000" w:space="0" w:sz="12" w:val="single"/>
+              <w:bottom w:color="000000" w:space="0" w:sz="12" w:val="single"/>
+              <w:right w:color="000000" w:space="0" w:sz="12" w:val="single"/>
+            </w:tcBorders>
+            <w:tcMar>
+              <w:top w:w="100.0" w:type="dxa"/>
+              <w:left w:w="100.0" w:type="dxa"/>
+              <w:bottom w:w="100.0" w:type="dxa"/>
+              <w:right w:w="100.0" w:type="dxa"/>
+            </w:tcMar>
+            <w:vAlign w:val="top"/>
+          </w:tcPr>
+          <w:p>
+            <w:pPr>
+              <w:tabs>
+                <w:tab w:val="left" w:leader="none" w:pos="0"/>
+              </w:tabs>
+              <w:spacing w:before="0" w:line="240" w:lineRule="auto"/>
+              <w:ind w:left="0"/>
+              <w:rPr/>
+            </w:pPr>
+            <w:r>
+              <w:rPr>
+                <w:rtl w:val="0"/>
+              </w:rPr>
+              <w:t xml:space="preserve">Definición casos de prueba para los CU07 Crear etapa, CU08 Crear iteración</w:t>
+            </w:r>
+          </w:p>
+        </w:tc>
+        <w:tc>
+          <w:tcPr>
+            <w:tcBorders>
+              <w:top w:color="000000" w:space="0" w:sz="12" w:val="single"/>
+              <w:left w:color="000000" w:space="0" w:sz="12" w:val="single"/>
+              <w:bottom w:color="000000" w:space="0" w:sz="12" w:val="single"/>
+              <w:right w:color="000000" w:space="0" w:sz="12" w:val="single"/>
+            </w:tcBorders>
+            <w:tcMar>
+              <w:top w:w="100.0" w:type="dxa"/>
+              <w:left w:w="100.0" w:type="dxa"/>
+              <w:bottom w:w="100.0" w:type="dxa"/>
+              <w:right w:w="100.0" w:type="dxa"/>
+            </w:tcMar>
+            <w:vAlign w:val="top"/>
+          </w:tcPr>
+          <w:p>
+            <w:pPr>
+              <w:tabs>
+                <w:tab w:val="left" w:leader="none" w:pos="0"/>
+              </w:tabs>
+              <w:spacing w:before="0" w:line="240" w:lineRule="auto"/>
+              <w:ind w:left="0"/>
+              <w:rPr/>
+            </w:pPr>
+            <w:r>
+              <w:rPr>
+                <w:rtl w:val="0"/>
+              </w:rPr>
+              <w:t xml:space="preserve">01/11/2025</w:t>
+            </w:r>
+          </w:p>
+        </w:tc>
+        <w:tc>
+          <w:tcPr>
+            <w:tcBorders>
+              <w:top w:color="000000" w:space="0" w:sz="12" w:val="single"/>
+              <w:left w:color="000000" w:space="0" w:sz="12" w:val="single"/>
+              <w:bottom w:color="000000" w:space="0" w:sz="12" w:val="single"/>
+              <w:right w:color="000000" w:space="0" w:sz="12" w:val="single"/>
+            </w:tcBorders>
+            <w:tcMar>
+              <w:top w:w="100.0" w:type="dxa"/>
+              <w:left w:w="100.0" w:type="dxa"/>
+              <w:bottom w:w="100.0" w:type="dxa"/>
+              <w:right w:w="100.0" w:type="dxa"/>
+            </w:tcMar>
+            <w:vAlign w:val="top"/>
+          </w:tcPr>
+          <w:p>
+            <w:pPr>
+              <w:tabs>
+                <w:tab w:val="left" w:leader="none" w:pos="0"/>
+              </w:tabs>
+              <w:spacing w:before="0" w:line="240" w:lineRule="auto"/>
+              <w:ind w:left="0"/>
+              <w:rPr/>
+            </w:pPr>
+            <w:r>
+              <w:rPr>
+                <w:rtl w:val="0"/>
+              </w:rPr>
+              <w:t xml:space="preserve">04/11/2025</w:t>
+            </w:r>
+          </w:p>
+        </w:tc>
+        <w:tc>
+          <w:tcPr>
+            <w:tcBorders>
+              <w:top w:color="000000" w:space="0" w:sz="12" w:val="single"/>
+              <w:left w:color="000000" w:space="0" w:sz="12" w:val="single"/>
+              <w:bottom w:color="000000" w:space="0" w:sz="12" w:val="single"/>
+              <w:right w:color="000000" w:space="0" w:sz="12" w:val="single"/>
+            </w:tcBorders>
+            <w:tcMar>
+              <w:top w:w="100.0" w:type="dxa"/>
+              <w:left w:w="100.0" w:type="dxa"/>
+              <w:bottom w:w="100.0" w:type="dxa"/>
+              <w:right w:w="100.0" w:type="dxa"/>
+            </w:tcMar>
+            <w:vAlign w:val="top"/>
+          </w:tcPr>
+          <w:p>
+            <w:pPr>
+              <w:tabs>
+                <w:tab w:val="left" w:leader="none" w:pos="0"/>
+              </w:tabs>
+              <w:spacing w:before="0" w:line="240" w:lineRule="auto"/>
+              <w:ind w:left="0"/>
+              <w:rPr/>
+            </w:pPr>
+            <w:r>
+              <w:rPr>
+                <w:rtl w:val="0"/>
+              </w:rPr>
+              <w:t xml:space="preserve">1 día</w:t>
+            </w:r>
+          </w:p>
+        </w:tc>
+        <w:tc>
+          <w:tcPr>
+            <w:tcBorders>
+              <w:top w:color="000000" w:space="0" w:sz="12" w:val="single"/>
+              <w:left w:color="000000" w:space="0" w:sz="12" w:val="single"/>
+              <w:bottom w:color="000000" w:space="0" w:sz="12" w:val="single"/>
+              <w:right w:color="000000" w:space="0" w:sz="12" w:val="single"/>
+            </w:tcBorders>
+            <w:tcMar>
+              <w:top w:w="100.0" w:type="dxa"/>
+              <w:left w:w="100.0" w:type="dxa"/>
+              <w:bottom w:w="100.0" w:type="dxa"/>
+              <w:right w:w="100.0" w:type="dxa"/>
+            </w:tcMar>
+            <w:vAlign w:val="top"/>
+          </w:tcPr>
+          <w:p>
+            <w:pPr>
+              <w:tabs>
+                <w:tab w:val="left" w:leader="none" w:pos="0"/>
+              </w:tabs>
+              <w:spacing w:before="0" w:line="240" w:lineRule="auto"/>
+              <w:ind w:left="0"/>
+              <w:rPr/>
+            </w:pPr>
+            <w:r>
+              <w:rPr>
+                <w:rtl w:val="0"/>
+              </w:rPr>
+              <w:t xml:space="preserve">Maldonado Agustina</w:t>
+            </w:r>
+          </w:p>
+        </w:tc>
+        <w:tc>
+          <w:tcPr>
+            <w:tcBorders>
+              <w:top w:color="000000" w:space="0" w:sz="12" w:val="single"/>
+              <w:left w:color="000000" w:space="0" w:sz="12" w:val="single"/>
+              <w:bottom w:color="000000" w:space="0" w:sz="12" w:val="single"/>
+              <w:right w:color="000000" w:space="0" w:sz="12" w:val="single"/>
+            </w:tcBorders>
+            <w:tcMar>
+              <w:top w:w="100.0" w:type="dxa"/>
+              <w:left w:w="100.0" w:type="dxa"/>
+              <w:bottom w:w="100.0" w:type="dxa"/>
+              <w:right w:w="100.0" w:type="dxa"/>
+            </w:tcMar>
+            <w:vAlign w:val="top"/>
+          </w:tcPr>
+          <w:p>
+            <w:pPr>
+              <w:tabs>
+                <w:tab w:val="left" w:leader="none" w:pos="0"/>
+              </w:tabs>
+              <w:spacing w:before="0" w:line="240" w:lineRule="auto"/>
+              <w:ind w:left="0"/>
+              <w:rPr/>
+            </w:pPr>
+            <w:r>
+              <w:rPr>
+                <w:rtl w:val="0"/>
+              </w:rPr>
+              <w:t xml:space="preserve">Conjunto de Casos de prueba a ejecutar para los CU crear etapa, crear iteración</w:t>
+            </w:r>
+          </w:p>
+        </w:tc>
+      </w:tr>
+      <w:tr>
+        <w:trPr>
+          <w:cantSplit w:val="0"/>
+          <w:trHeight w:val="770" w:hRule="atLeast"/>
+          <w:tblHeader w:val="0"/>
+        </w:trPr>
+        <w:tc>
+          <w:tcPr>
+            <w:tcBorders>
+              <w:top w:color="000000" w:space="0" w:sz="12" w:val="single"/>
+              <w:left w:color="000000" w:space="0" w:sz="12" w:val="single"/>
+              <w:bottom w:color="000000" w:space="0" w:sz="12" w:val="single"/>
+              <w:right w:color="000000" w:space="0" w:sz="12" w:val="single"/>
+            </w:tcBorders>
+            <w:tcMar>
+              <w:top w:w="100.0" w:type="dxa"/>
+              <w:left w:w="100.0" w:type="dxa"/>
+              <w:bottom w:w="100.0" w:type="dxa"/>
+              <w:right w:w="100.0" w:type="dxa"/>
+            </w:tcMar>
+            <w:vAlign w:val="top"/>
+          </w:tcPr>
+          <w:p>
+            <w:pPr>
+              <w:tabs>
+                <w:tab w:val="left" w:leader="none" w:pos="0"/>
+              </w:tabs>
+              <w:spacing w:before="0" w:line="240" w:lineRule="auto"/>
+              <w:ind w:left="0"/>
+              <w:rPr/>
+            </w:pPr>
+            <w:r>
+              <w:rPr>
+                <w:rtl w:val="0"/>
+              </w:rPr>
+              <w:t xml:space="preserve">Definición casos de prueba para los CU21 Registrar tiempo manual</w:t>
+            </w:r>
+          </w:p>
+        </w:tc>
+        <w:tc>
+          <w:tcPr>
+            <w:tcBorders>
+              <w:top w:color="000000" w:space="0" w:sz="12" w:val="single"/>
+              <w:left w:color="000000" w:space="0" w:sz="12" w:val="single"/>
+              <w:bottom w:color="000000" w:space="0" w:sz="12" w:val="single"/>
+              <w:right w:color="000000" w:space="0" w:sz="12" w:val="single"/>
+            </w:tcBorders>
+            <w:tcMar>
+              <w:top w:w="100.0" w:type="dxa"/>
+              <w:left w:w="100.0" w:type="dxa"/>
+              <w:bottom w:w="100.0" w:type="dxa"/>
+              <w:right w:w="100.0" w:type="dxa"/>
+            </w:tcMar>
+            <w:vAlign w:val="top"/>
+          </w:tcPr>
+          <w:p>
+            <w:pPr>
+              <w:tabs>
+                <w:tab w:val="left" w:leader="none" w:pos="0"/>
+              </w:tabs>
+              <w:spacing w:before="0" w:line="240" w:lineRule="auto"/>
+              <w:ind w:left="0"/>
+              <w:rPr/>
+            </w:pPr>
+            <w:r>
+              <w:rPr>
+                <w:rtl w:val="0"/>
+              </w:rPr>
+              <w:t xml:space="preserve">01/11/2025</w:t>
+            </w:r>
+          </w:p>
+        </w:tc>
+        <w:tc>
+          <w:tcPr>
+            <w:tcBorders>
+              <w:top w:color="000000" w:space="0" w:sz="12" w:val="single"/>
+              <w:left w:color="000000" w:space="0" w:sz="12" w:val="single"/>
+              <w:bottom w:color="000000" w:space="0" w:sz="12" w:val="single"/>
+              <w:right w:color="000000" w:space="0" w:sz="12" w:val="single"/>
+            </w:tcBorders>
+            <w:tcMar>
+              <w:top w:w="100.0" w:type="dxa"/>
+              <w:left w:w="100.0" w:type="dxa"/>
+              <w:bottom w:w="100.0" w:type="dxa"/>
+              <w:right w:w="100.0" w:type="dxa"/>
+            </w:tcMar>
+            <w:vAlign w:val="top"/>
+          </w:tcPr>
+          <w:p>
+            <w:pPr>
+              <w:tabs>
+                <w:tab w:val="left" w:leader="none" w:pos="0"/>
+              </w:tabs>
+              <w:spacing w:before="0" w:line="240" w:lineRule="auto"/>
+              <w:ind w:left="0"/>
+              <w:rPr/>
+            </w:pPr>
+            <w:r>
+              <w:rPr>
+                <w:rtl w:val="0"/>
+              </w:rPr>
+              <w:t xml:space="preserve">04/11/2025</w:t>
+            </w:r>
+          </w:p>
+        </w:tc>
+        <w:tc>
+          <w:tcPr>
+            <w:tcBorders>
+              <w:top w:color="000000" w:space="0" w:sz="12" w:val="single"/>
+              <w:left w:color="000000" w:space="0" w:sz="12" w:val="single"/>
+              <w:bottom w:color="000000" w:space="0" w:sz="12" w:val="single"/>
+              <w:right w:color="000000" w:space="0" w:sz="12" w:val="single"/>
+            </w:tcBorders>
+            <w:tcMar>
+              <w:top w:w="100.0" w:type="dxa"/>
+              <w:left w:w="100.0" w:type="dxa"/>
+              <w:bottom w:w="100.0" w:type="dxa"/>
+              <w:right w:w="100.0" w:type="dxa"/>
+            </w:tcMar>
+            <w:vAlign w:val="top"/>
+          </w:tcPr>
+          <w:p>
+            <w:pPr>
+              <w:tabs>
+                <w:tab w:val="left" w:leader="none" w:pos="0"/>
+              </w:tabs>
+              <w:spacing w:before="0" w:line="240" w:lineRule="auto"/>
+              <w:ind w:left="0"/>
+              <w:rPr/>
+            </w:pPr>
+            <w:r>
+              <w:rPr>
+                <w:rtl w:val="0"/>
+              </w:rPr>
+              <w:t xml:space="preserve">1 día</w:t>
+            </w:r>
+          </w:p>
+        </w:tc>
+        <w:tc>
+          <w:tcPr>
+            <w:tcBorders>
+              <w:top w:color="000000" w:space="0" w:sz="12" w:val="single"/>
+              <w:left w:color="000000" w:space="0" w:sz="12" w:val="single"/>
+              <w:bottom w:color="000000" w:space="0" w:sz="12" w:val="single"/>
+              <w:right w:color="000000" w:space="0" w:sz="12" w:val="single"/>
+            </w:tcBorders>
+            <w:tcMar>
+              <w:top w:w="100.0" w:type="dxa"/>
+              <w:left w:w="100.0" w:type="dxa"/>
+              <w:bottom w:w="100.0" w:type="dxa"/>
+              <w:right w:w="100.0" w:type="dxa"/>
+            </w:tcMar>
+            <w:vAlign w:val="top"/>
+          </w:tcPr>
+          <w:p>
+            <w:pPr>
+              <w:tabs>
+                <w:tab w:val="left" w:leader="none" w:pos="0"/>
+              </w:tabs>
+              <w:spacing w:before="0" w:line="240" w:lineRule="auto"/>
+              <w:ind w:left="0"/>
+              <w:rPr/>
+            </w:pPr>
+            <w:r>
+              <w:rPr>
+                <w:rtl w:val="0"/>
+              </w:rPr>
+              <w:t xml:space="preserve">Mendez Florencia</w:t>
+            </w:r>
+          </w:p>
+        </w:tc>
+        <w:tc>
+          <w:tcPr>
+            <w:tcBorders>
+              <w:top w:color="000000" w:space="0" w:sz="12" w:val="single"/>
+              <w:left w:color="000000" w:space="0" w:sz="12" w:val="single"/>
+              <w:bottom w:color="000000" w:space="0" w:sz="12" w:val="single"/>
+              <w:right w:color="000000" w:space="0" w:sz="12" w:val="single"/>
+            </w:tcBorders>
+            <w:tcMar>
+              <w:top w:w="100.0" w:type="dxa"/>
+              <w:left w:w="100.0" w:type="dxa"/>
+              <w:bottom w:w="100.0" w:type="dxa"/>
+              <w:right w:w="100.0" w:type="dxa"/>
+            </w:tcMar>
+            <w:vAlign w:val="top"/>
+          </w:tcPr>
+          <w:p>
+            <w:pPr>
+              <w:tabs>
+                <w:tab w:val="left" w:leader="none" w:pos="0"/>
+              </w:tabs>
+              <w:spacing w:before="0" w:line="240" w:lineRule="auto"/>
+              <w:ind w:left="0"/>
+              <w:rPr/>
+            </w:pPr>
+            <w:r>
+              <w:rPr>
+                <w:rtl w:val="0"/>
+              </w:rPr>
+              <w:t xml:space="preserve">Conjunto de Casos de prueba a ejecutar</w:t>
             </w:r>
           </w:p>
         </w:tc>
@@ -9389,12 +10824,12 @@
           <wp:extent cx="828675" cy="828675"/>
           <wp:effectExtent b="0" l="0" r="0" t="0"/>
           <wp:wrapSquare wrapText="bothSides" distB="0" distT="0" distL="114300" distR="114300"/>
-          <wp:docPr descr="psi-negro.png" id="13" name="image2.png"/>
+          <wp:docPr descr="psi-negro.png" id="13" name="image1.png"/>
           <a:graphic>
             <a:graphicData uri="http://schemas.openxmlformats.org/drawingml/2006/picture">
               <pic:pic>
                 <pic:nvPicPr>
-                  <pic:cNvPr descr="psi-negro.png" id="0" name="image2.png"/>
+                  <pic:cNvPr descr="psi-negro.png" id="0" name="image1.png"/>
                   <pic:cNvPicPr preferRelativeResize="0"/>
                 </pic:nvPicPr>
                 <pic:blipFill>
@@ -9656,12 +11091,12 @@
           <wp:extent cx="425450" cy="666750"/>
           <wp:effectExtent b="0" l="0" r="0" t="0"/>
           <wp:wrapSquare wrapText="bothSides" distB="0" distT="0" distL="114300" distR="114300"/>
-          <wp:docPr descr="UNPA.JPG" id="14" name="image1.jpg"/>
+          <wp:docPr descr="UNPA.JPG" id="14" name="image3.jpg"/>
           <a:graphic>
             <a:graphicData uri="http://schemas.openxmlformats.org/drawingml/2006/picture">
               <pic:pic>
                 <pic:nvPicPr>
-                  <pic:cNvPr descr="UNPA.JPG" id="0" name="image1.jpg"/>
+                  <pic:cNvPr descr="UNPA.JPG" id="0" name="image3.jpg"/>
                   <pic:cNvPicPr preferRelativeResize="0"/>
                 </pic:nvPicPr>
                 <pic:blipFill>

--- a/Etapa Construcción - Iteración 2/Plan de Iteracion Fase de Construcción Iteración 2-Kairos-NexTech .docx
+++ b/Etapa Construcción - Iteración 2/Plan de Iteracion Fase de Construcción Iteración 2-Kairos-NexTech .docx
@@ -1079,12 +1079,12 @@
             <wp:extent cx="1200150" cy="1200150"/>
             <wp:effectExtent b="0" l="0" r="0" t="0"/>
             <wp:wrapSquare wrapText="bothSides" distB="0" distT="0" distL="114300" distR="114300"/>
-            <wp:docPr descr="psi-negro.png" id="12" name="image1.png"/>
+            <wp:docPr descr="psi-negro.png" id="12" name="image2.png"/>
             <a:graphic>
               <a:graphicData uri="http://schemas.openxmlformats.org/drawingml/2006/picture">
                 <pic:pic>
                   <pic:nvPicPr>
-                    <pic:cNvPr descr="psi-negro.png" id="0" name="image1.png"/>
+                    <pic:cNvPr descr="psi-negro.png" id="0" name="image2.png"/>
                     <pic:cNvPicPr preferRelativeResize="0"/>
                   </pic:nvPicPr>
                   <pic:blipFill>
@@ -1134,12 +1134,12 @@
             <wp:extent cx="1304925" cy="2019300"/>
             <wp:effectExtent b="0" l="0" r="0" t="0"/>
             <wp:wrapSquare wrapText="bothSides" distB="0" distT="0" distL="114300" distR="114300"/>
-            <wp:docPr descr="UNPA.JPG" id="16" name="image2.jpg"/>
+            <wp:docPr descr="UNPA.JPG" id="16" name="image1.jpg"/>
             <a:graphic>
               <a:graphicData uri="http://schemas.openxmlformats.org/drawingml/2006/picture">
                 <pic:pic>
                   <pic:nvPicPr>
-                    <pic:cNvPr descr="UNPA.JPG" id="0" name="image2.jpg"/>
+                    <pic:cNvPr descr="UNPA.JPG" id="0" name="image1.jpg"/>
                     <pic:cNvPicPr preferRelativeResize="0"/>
                   </pic:nvPicPr>
                   <pic:blipFill>
@@ -1534,12 +1534,12 @@
             <wp:extent cx="1200150" cy="1200150"/>
             <wp:effectExtent b="0" l="0" r="0" t="0"/>
             <wp:wrapNone/>
-            <wp:docPr descr="psi-negro.png" id="15" name="image1.png"/>
+            <wp:docPr descr="psi-negro.png" id="15" name="image2.png"/>
             <a:graphic>
               <a:graphicData uri="http://schemas.openxmlformats.org/drawingml/2006/picture">
                 <pic:pic>
                   <pic:nvPicPr>
-                    <pic:cNvPr descr="psi-negro.png" id="0" name="image1.png"/>
+                    <pic:cNvPr descr="psi-negro.png" id="0" name="image2.png"/>
                     <pic:cNvPicPr preferRelativeResize="0"/>
                   </pic:nvPicPr>
                   <pic:blipFill>
@@ -1637,7 +1637,7 @@
     </w:p>
     <w:sdt>
       <w:sdtPr>
-        <w:id w:val="1988947776"/>
+        <w:id w:val="-1347747995"/>
         <w:docPartObj>
           <w:docPartGallery w:val="Table of Contents"/>
           <w:docPartUnique w:val="1"/>
@@ -10824,12 +10824,12 @@
           <wp:extent cx="828675" cy="828675"/>
           <wp:effectExtent b="0" l="0" r="0" t="0"/>
           <wp:wrapSquare wrapText="bothSides" distB="0" distT="0" distL="114300" distR="114300"/>
-          <wp:docPr descr="psi-negro.png" id="13" name="image1.png"/>
+          <wp:docPr descr="psi-negro.png" id="13" name="image2.png"/>
           <a:graphic>
             <a:graphicData uri="http://schemas.openxmlformats.org/drawingml/2006/picture">
               <pic:pic>
                 <pic:nvPicPr>
-                  <pic:cNvPr descr="psi-negro.png" id="0" name="image1.png"/>
+                  <pic:cNvPr descr="psi-negro.png" id="0" name="image2.png"/>
                   <pic:cNvPicPr preferRelativeResize="0"/>
                 </pic:nvPicPr>
                 <pic:blipFill>

--- a/Etapa Construcción - Iteración 2/Plan de Iteracion Fase de Construcción Iteración 2-Kairos-NexTech .docx
+++ b/Etapa Construcción - Iteración 2/Plan de Iteracion Fase de Construcción Iteración 2-Kairos-NexTech .docx
@@ -1079,12 +1079,12 @@
             <wp:extent cx="1200150" cy="1200150"/>
             <wp:effectExtent b="0" l="0" r="0" t="0"/>
             <wp:wrapSquare wrapText="bothSides" distB="0" distT="0" distL="114300" distR="114300"/>
-            <wp:docPr descr="psi-negro.png" id="12" name="image2.png"/>
+            <wp:docPr descr="psi-negro.png" id="12" name="image1.png"/>
             <a:graphic>
               <a:graphicData uri="http://schemas.openxmlformats.org/drawingml/2006/picture">
                 <pic:pic>
                   <pic:nvPicPr>
-                    <pic:cNvPr descr="psi-negro.png" id="0" name="image2.png"/>
+                    <pic:cNvPr descr="psi-negro.png" id="0" name="image1.png"/>
                     <pic:cNvPicPr preferRelativeResize="0"/>
                   </pic:nvPicPr>
                   <pic:blipFill>
@@ -1134,12 +1134,12 @@
             <wp:extent cx="1304925" cy="2019300"/>
             <wp:effectExtent b="0" l="0" r="0" t="0"/>
             <wp:wrapSquare wrapText="bothSides" distB="0" distT="0" distL="114300" distR="114300"/>
-            <wp:docPr descr="UNPA.JPG" id="16" name="image1.jpg"/>
+            <wp:docPr descr="UNPA.JPG" id="16" name="image2.jpg"/>
             <a:graphic>
               <a:graphicData uri="http://schemas.openxmlformats.org/drawingml/2006/picture">
                 <pic:pic>
                   <pic:nvPicPr>
-                    <pic:cNvPr descr="UNPA.JPG" id="0" name="image1.jpg"/>
+                    <pic:cNvPr descr="UNPA.JPG" id="0" name="image2.jpg"/>
                     <pic:cNvPicPr preferRelativeResize="0"/>
                   </pic:nvPicPr>
                   <pic:blipFill>
@@ -1534,12 +1534,12 @@
             <wp:extent cx="1200150" cy="1200150"/>
             <wp:effectExtent b="0" l="0" r="0" t="0"/>
             <wp:wrapNone/>
-            <wp:docPr descr="psi-negro.png" id="15" name="image2.png"/>
+            <wp:docPr descr="psi-negro.png" id="15" name="image1.png"/>
             <a:graphic>
               <a:graphicData uri="http://schemas.openxmlformats.org/drawingml/2006/picture">
                 <pic:pic>
                   <pic:nvPicPr>
-                    <pic:cNvPr descr="psi-negro.png" id="0" name="image2.png"/>
+                    <pic:cNvPr descr="psi-negro.png" id="0" name="image1.png"/>
                     <pic:cNvPicPr preferRelativeResize="0"/>
                   </pic:nvPicPr>
                   <pic:blipFill>
@@ -1637,7 +1637,7 @@
     </w:p>
     <w:sdt>
       <w:sdtPr>
-        <w:id w:val="-1347747995"/>
+        <w:id w:val="1262057020"/>
         <w:docPartObj>
           <w:docPartGallery w:val="Table of Contents"/>
           <w:docPartUnique w:val="1"/>
@@ -10824,12 +10824,12 @@
           <wp:extent cx="828675" cy="828675"/>
           <wp:effectExtent b="0" l="0" r="0" t="0"/>
           <wp:wrapSquare wrapText="bothSides" distB="0" distT="0" distL="114300" distR="114300"/>
-          <wp:docPr descr="psi-negro.png" id="13" name="image2.png"/>
+          <wp:docPr descr="psi-negro.png" id="13" name="image1.png"/>
           <a:graphic>
             <a:graphicData uri="http://schemas.openxmlformats.org/drawingml/2006/picture">
               <pic:pic>
                 <pic:nvPicPr>
-                  <pic:cNvPr descr="psi-negro.png" id="0" name="image2.png"/>
+                  <pic:cNvPr descr="psi-negro.png" id="0" name="image1.png"/>
                   <pic:cNvPicPr preferRelativeResize="0"/>
                 </pic:nvPicPr>
                 <pic:blipFill>

--- a/Etapa Construcción - Iteración 2/Plan de Iteracion Fase de Construcción Iteración 2-Kairos-NexTech .docx
+++ b/Etapa Construcción - Iteración 2/Plan de Iteracion Fase de Construcción Iteración 2-Kairos-NexTech .docx
@@ -22,7 +22,9 @@
         <w:rPr>
           <w:rFonts w:ascii="Cambria" w:cs="Cambria" w:eastAsia="Cambria" w:hAnsi="Cambria"/>
           <w:b w:val="0"/>
+          <w:bCs w:val="0"/>
           <w:i w:val="0"/>
+          <w:iCs w:val="0"/>
           <w:smallCaps w:val="0"/>
           <w:strike w:val="0"/>
           <w:color w:val="000000"/>
@@ -59,7 +61,9 @@
         <w:rPr>
           <w:rFonts w:ascii="Cambria" w:cs="Cambria" w:eastAsia="Cambria" w:hAnsi="Cambria"/>
           <w:b w:val="0"/>
+          <w:bCs w:val="0"/>
           <w:i w:val="0"/>
+          <w:iCs w:val="0"/>
           <w:smallCaps w:val="0"/>
           <w:strike w:val="0"/>
           <w:color w:val="000000"/>
@@ -96,7 +100,9 @@
         <w:rPr>
           <w:rFonts w:ascii="Cambria" w:cs="Cambria" w:eastAsia="Cambria" w:hAnsi="Cambria"/>
           <w:b w:val="0"/>
+          <w:bCs w:val="0"/>
           <w:i w:val="0"/>
+          <w:iCs w:val="0"/>
           <w:smallCaps w:val="0"/>
           <w:strike w:val="0"/>
           <w:color w:val="000000"/>
@@ -111,7 +117,9 @@
         <w:rPr>
           <w:rFonts w:ascii="Calibri" w:cs="Calibri" w:eastAsia="Calibri" w:hAnsi="Calibri"/>
           <w:b w:val="0"/>
+          <w:bCs w:val="0"/>
           <w:i w:val="0"/>
+          <w:iCs w:val="0"/>
           <w:smallCaps w:val="0"/>
           <w:strike w:val="0"/>
           <w:color w:val="000000"/>
@@ -196,12 +204,12 @@
                 <wp:extent cx="7940040" cy="810895"/>
                 <wp:effectExtent b="0" l="0" r="0" t="0"/>
                 <wp:wrapNone/>
-                <wp:docPr id="9" name="image12.png"/>
+                <wp:docPr id="9" name="image14.png"/>
                 <a:graphic>
                   <a:graphicData uri="http://schemas.openxmlformats.org/drawingml/2006/picture">
                     <pic:pic>
                       <pic:nvPicPr>
-                        <pic:cNvPr id="0" name="image12.png"/>
+                        <pic:cNvPr id="0" name="image14.png"/>
                         <pic:cNvPicPr preferRelativeResize="0"/>
                       </pic:nvPicPr>
                       <pic:blipFill>
@@ -231,7 +239,9 @@
         <w:rPr>
           <w:rFonts w:ascii="Calibri" w:cs="Calibri" w:eastAsia="Calibri" w:hAnsi="Calibri"/>
           <w:b w:val="0"/>
+          <w:bCs w:val="0"/>
           <w:i w:val="0"/>
+          <w:iCs w:val="0"/>
           <w:smallCaps w:val="0"/>
           <w:strike w:val="0"/>
           <w:color w:val="000000"/>
@@ -316,12 +326,12 @@
                 <wp:extent cx="103505" cy="11228070"/>
                 <wp:effectExtent b="0" l="0" r="0" t="0"/>
                 <wp:wrapNone/>
-                <wp:docPr id="11" name="image14.png"/>
+                <wp:docPr id="11" name="image16.png"/>
                 <a:graphic>
                   <a:graphicData uri="http://schemas.openxmlformats.org/drawingml/2006/picture">
                     <pic:pic>
                       <pic:nvPicPr>
-                        <pic:cNvPr id="0" name="image14.png"/>
+                        <pic:cNvPr id="0" name="image16.png"/>
                         <pic:cNvPicPr preferRelativeResize="0"/>
                       </pic:nvPicPr>
                       <pic:blipFill>
@@ -351,7 +361,9 @@
         <w:rPr>
           <w:rFonts w:ascii="Calibri" w:cs="Calibri" w:eastAsia="Calibri" w:hAnsi="Calibri"/>
           <w:b w:val="0"/>
+          <w:bCs w:val="0"/>
           <w:i w:val="0"/>
+          <w:iCs w:val="0"/>
           <w:smallCaps w:val="0"/>
           <w:strike w:val="0"/>
           <w:color w:val="000000"/>
@@ -436,12 +448,12 @@
                 <wp:extent cx="103505" cy="11228070"/>
                 <wp:effectExtent b="0" l="0" r="0" t="0"/>
                 <wp:wrapNone/>
-                <wp:docPr id="3" name="image6.png"/>
+                <wp:docPr id="3" name="image8.png"/>
                 <a:graphic>
                   <a:graphicData uri="http://schemas.openxmlformats.org/drawingml/2006/picture">
                     <pic:pic>
                       <pic:nvPicPr>
-                        <pic:cNvPr id="0" name="image6.png"/>
+                        <pic:cNvPr id="0" name="image8.png"/>
                         <pic:cNvPicPr preferRelativeResize="0"/>
                       </pic:nvPicPr>
                       <pic:blipFill>
@@ -471,7 +483,9 @@
         <w:rPr>
           <w:rFonts w:ascii="Calibri" w:cs="Calibri" w:eastAsia="Calibri" w:hAnsi="Calibri"/>
           <w:b w:val="0"/>
+          <w:bCs w:val="0"/>
           <w:i w:val="0"/>
+          <w:iCs w:val="0"/>
           <w:smallCaps w:val="0"/>
           <w:strike w:val="0"/>
           <w:color w:val="000000"/>
@@ -556,12 +570,12 @@
                 <wp:extent cx="7940040" cy="810895"/>
                 <wp:effectExtent b="0" l="0" r="0" t="0"/>
                 <wp:wrapNone/>
-                <wp:docPr id="6" name="image9.png"/>
+                <wp:docPr id="6" name="image11.png"/>
                 <a:graphic>
                   <a:graphicData uri="http://schemas.openxmlformats.org/drawingml/2006/picture">
                     <pic:pic>
                       <pic:nvPicPr>
-                        <pic:cNvPr id="0" name="image9.png"/>
+                        <pic:cNvPr id="0" name="image11.png"/>
                         <pic:cNvPicPr preferRelativeResize="0"/>
                       </pic:nvPicPr>
                       <pic:blipFill>
@@ -613,7 +627,9 @@
         <w:rPr>
           <w:rFonts w:ascii="Cambria" w:cs="Cambria" w:eastAsia="Cambria" w:hAnsi="Cambria"/>
           <w:b w:val="0"/>
+          <w:bCs w:val="0"/>
           <w:i w:val="0"/>
+          <w:iCs w:val="0"/>
           <w:smallCaps w:val="0"/>
           <w:strike w:val="0"/>
           <w:color w:val="000000"/>
@@ -628,7 +644,9 @@
         <w:rPr>
           <w:rFonts w:ascii="Cambria" w:cs="Cambria" w:eastAsia="Cambria" w:hAnsi="Cambria"/>
           <w:b w:val="0"/>
+          <w:bCs w:val="0"/>
           <w:i w:val="0"/>
+          <w:iCs w:val="0"/>
           <w:smallCaps w:val="0"/>
           <w:strike w:val="0"/>
           <w:color w:val="000000"/>
@@ -662,7 +680,9 @@
         <w:rPr>
           <w:rFonts w:ascii="Cambria" w:cs="Cambria" w:eastAsia="Cambria" w:hAnsi="Cambria"/>
           <w:b w:val="0"/>
+          <w:bCs w:val="0"/>
           <w:i w:val="0"/>
+          <w:iCs w:val="0"/>
           <w:smallCaps w:val="0"/>
           <w:strike w:val="0"/>
           <w:color w:val="000000"/>
@@ -677,7 +697,9 @@
         <w:rPr>
           <w:rFonts w:ascii="Cambria" w:cs="Cambria" w:eastAsia="Cambria" w:hAnsi="Cambria"/>
           <w:b w:val="0"/>
+          <w:bCs w:val="0"/>
           <w:i w:val="0"/>
+          <w:iCs w:val="0"/>
           <w:smallCaps w:val="0"/>
           <w:strike w:val="0"/>
           <w:color w:val="000000"/>
@@ -703,7 +725,9 @@
         <w:rPr>
           <w:rFonts w:ascii="Cambria" w:cs="Cambria" w:eastAsia="Cambria" w:hAnsi="Cambria"/>
           <w:b w:val="0"/>
+          <w:bCs w:val="0"/>
           <w:i w:val="0"/>
+          <w:iCs w:val="0"/>
           <w:smallCaps w:val="0"/>
           <w:strike w:val="0"/>
           <w:color w:val="000000"/>
@@ -751,7 +775,9 @@
         <w:rPr>
           <w:rFonts w:ascii="Cambria" w:cs="Cambria" w:eastAsia="Cambria" w:hAnsi="Cambria"/>
           <w:b w:val="0"/>
+          <w:bCs w:val="0"/>
           <w:i w:val="0"/>
+          <w:iCs w:val="0"/>
           <w:smallCaps w:val="0"/>
           <w:strike w:val="0"/>
           <w:color w:val="000000"/>
@@ -797,7 +823,9 @@
         <w:rPr>
           <w:rFonts w:ascii="Calibri" w:cs="Calibri" w:eastAsia="Calibri" w:hAnsi="Calibri"/>
           <w:b w:val="0"/>
+          <w:bCs w:val="0"/>
           <w:i w:val="0"/>
+          <w:iCs w:val="0"/>
           <w:smallCaps w:val="0"/>
           <w:strike w:val="0"/>
           <w:color w:val="000000"/>
@@ -834,7 +862,9 @@
         <w:rPr>
           <w:rFonts w:ascii="Calibri" w:cs="Calibri" w:eastAsia="Calibri" w:hAnsi="Calibri"/>
           <w:b w:val="0"/>
+          <w:bCs w:val="0"/>
           <w:i w:val="0"/>
+          <w:iCs w:val="0"/>
           <w:smallCaps w:val="0"/>
           <w:strike w:val="0"/>
           <w:color w:val="000000"/>
@@ -871,7 +901,9 @@
         <w:rPr>
           <w:rFonts w:ascii="Calibri" w:cs="Calibri" w:eastAsia="Calibri" w:hAnsi="Calibri"/>
           <w:b w:val="0"/>
+          <w:bCs w:val="0"/>
           <w:i w:val="0"/>
+          <w:iCs w:val="0"/>
           <w:smallCaps w:val="0"/>
           <w:strike w:val="0"/>
           <w:color w:val="000000"/>
@@ -908,7 +940,9 @@
         <w:rPr>
           <w:rFonts w:ascii="Calibri" w:cs="Calibri" w:eastAsia="Calibri" w:hAnsi="Calibri"/>
           <w:b w:val="0"/>
+          <w:bCs w:val="0"/>
           <w:i w:val="0"/>
+          <w:iCs w:val="0"/>
           <w:smallCaps w:val="0"/>
           <w:strike w:val="0"/>
           <w:color w:val="000000"/>
@@ -945,7 +979,9 @@
         <w:rPr>
           <w:rFonts w:ascii="Calibri" w:cs="Calibri" w:eastAsia="Calibri" w:hAnsi="Calibri"/>
           <w:b w:val="0"/>
+          <w:bCs w:val="0"/>
           <w:i w:val="0"/>
+          <w:iCs w:val="0"/>
           <w:smallCaps w:val="0"/>
           <w:strike w:val="0"/>
           <w:color w:val="000000"/>
@@ -966,7 +1002,9 @@
         <w:rPr>
           <w:rFonts w:ascii="Calibri" w:cs="Calibri" w:eastAsia="Calibri" w:hAnsi="Calibri"/>
           <w:b w:val="0"/>
+          <w:bCs w:val="0"/>
           <w:i w:val="0"/>
+          <w:iCs w:val="0"/>
           <w:smallCaps w:val="0"/>
           <w:strike w:val="0"/>
           <w:color w:val="000000"/>
@@ -1051,7 +1089,9 @@
         <w:rPr>
           <w:rFonts w:ascii="Calibri" w:cs="Calibri" w:eastAsia="Calibri" w:hAnsi="Calibri"/>
           <w:b w:val="0"/>
+          <w:bCs w:val="0"/>
           <w:i w:val="1"/>
+          <w:iCs w:val="1"/>
           <w:smallCaps w:val="0"/>
           <w:strike w:val="0"/>
           <w:color w:val="548dd4"/>
@@ -1065,6 +1105,7 @@
       <w:r>
         <w:rPr>
           <w:i w:val="1"/>
+          <w:iCs w:val="1"/>
           <w:color w:val="548dd4"/>
         </w:rPr>
         <w:drawing>
@@ -1112,7 +1153,9 @@
         <w:rPr>
           <w:rFonts w:ascii="Calibri" w:cs="Calibri" w:eastAsia="Calibri" w:hAnsi="Calibri"/>
           <w:b w:val="0"/>
+          <w:bCs w:val="0"/>
           <w:i w:val="1"/>
+          <w:iCs w:val="1"/>
           <w:smallCaps w:val="0"/>
           <w:strike w:val="0"/>
           <w:color w:val="548dd4"/>
@@ -1134,12 +1177,12 @@
             <wp:extent cx="1304925" cy="2019300"/>
             <wp:effectExtent b="0" l="0" r="0" t="0"/>
             <wp:wrapSquare wrapText="bothSides" distB="0" distT="0" distL="114300" distR="114300"/>
-            <wp:docPr descr="UNPA.JPG" id="16" name="image2.jpg"/>
+            <wp:docPr descr="UNPA.JPG" id="16" name="image3.jpg"/>
             <a:graphic>
               <a:graphicData uri="http://schemas.openxmlformats.org/drawingml/2006/picture">
                 <pic:pic>
                   <pic:nvPicPr>
-                    <pic:cNvPr descr="UNPA.JPG" id="0" name="image2.jpg"/>
+                    <pic:cNvPr descr="UNPA.JPG" id="0" name="image3.jpg"/>
                     <pic:cNvPicPr preferRelativeResize="0"/>
                   </pic:nvPicPr>
                   <pic:blipFill>
@@ -1195,7 +1238,9 @@
         <w:rPr>
           <w:rFonts w:ascii="Calibri" w:cs="Calibri" w:eastAsia="Calibri" w:hAnsi="Calibri"/>
           <w:b w:val="0"/>
+          <w:bCs w:val="0"/>
           <w:i w:val="1"/>
+          <w:iCs w:val="1"/>
           <w:smallCaps w:val="0"/>
           <w:strike w:val="0"/>
           <w:color w:val="548dd4"/>
@@ -1209,6 +1254,7 @@
       <w:r>
         <w:rPr>
           <w:i w:val="1"/>
+          <w:iCs w:val="1"/>
           <w:color w:val="548dd4"/>
         </w:rPr>
         <mc:AlternateContent>
@@ -1428,12 +1474,12 @@
                 <wp:extent cx="2060575" cy="7330709"/>
                 <wp:effectExtent b="0" l="0" r="0" t="0"/>
                 <wp:wrapNone/>
-                <wp:docPr id="7" name="image10.png"/>
+                <wp:docPr id="7" name="image12.png"/>
                 <a:graphic>
                   <a:graphicData uri="http://schemas.openxmlformats.org/drawingml/2006/picture">
                     <pic:pic>
                       <pic:nvPicPr>
-                        <pic:cNvPr id="0" name="image10.png"/>
+                        <pic:cNvPr id="0" name="image12.png"/>
                         <pic:cNvPicPr preferRelativeResize="0"/>
                       </pic:nvPicPr>
                       <pic:blipFill>
@@ -1488,7 +1534,9 @@
         <w:rPr>
           <w:rFonts w:ascii="Calibri" w:cs="Calibri" w:eastAsia="Calibri" w:hAnsi="Calibri"/>
           <w:b w:val="0"/>
+          <w:bCs w:val="0"/>
           <w:i w:val="1"/>
+          <w:iCs w:val="1"/>
           <w:smallCaps w:val="0"/>
           <w:strike w:val="0"/>
           <w:color w:val="548dd4"/>
@@ -1606,7 +1654,9 @@
         <w:rPr>
           <w:rFonts w:ascii="Cambria" w:cs="Cambria" w:eastAsia="Cambria" w:hAnsi="Cambria"/>
           <w:b w:val="1"/>
+          <w:bCs w:val="1"/>
           <w:i w:val="0"/>
+          <w:iCs w:val="0"/>
           <w:smallCaps w:val="0"/>
           <w:strike w:val="0"/>
           <w:color w:val="366091"/>
@@ -1621,7 +1671,9 @@
         <w:rPr>
           <w:rFonts w:ascii="Cambria" w:cs="Cambria" w:eastAsia="Cambria" w:hAnsi="Cambria"/>
           <w:b w:val="1"/>
+          <w:bCs w:val="1"/>
           <w:i w:val="0"/>
+          <w:iCs w:val="0"/>
           <w:smallCaps w:val="0"/>
           <w:strike w:val="0"/>
           <w:color w:val="366091"/>
@@ -1637,7 +1689,7 @@
     </w:p>
     <w:sdt>
       <w:sdtPr>
-        <w:id w:val="1262057020"/>
+        <w:id w:val="-782626845"/>
         <w:docPartObj>
           <w:docPartGallery w:val="Table of Contents"/>
           <w:docPartUnique w:val="1"/>
@@ -1655,7 +1707,9 @@
             <w:rPr>
               <w:rFonts w:ascii="Arial" w:cs="Arial" w:eastAsia="Arial" w:hAnsi="Arial"/>
               <w:b w:val="1"/>
+              <w:bCs w:val="1"/>
               <w:i w:val="0"/>
+              <w:iCs w:val="0"/>
               <w:smallCaps w:val="0"/>
               <w:strike w:val="0"/>
               <w:color w:val="000000"/>
@@ -1676,7 +1730,9 @@
               <w:rPr>
                 <w:rFonts w:ascii="Arial" w:cs="Arial" w:eastAsia="Arial" w:hAnsi="Arial"/>
                 <w:b w:val="1"/>
+                <w:bCs w:val="1"/>
                 <w:i w:val="0"/>
+                <w:iCs w:val="0"/>
                 <w:smallCaps w:val="0"/>
                 <w:strike w:val="0"/>
                 <w:color w:val="000000"/>
@@ -1709,7 +1765,9 @@
             <w:rPr>
               <w:rFonts w:ascii="Arial" w:cs="Arial" w:eastAsia="Arial" w:hAnsi="Arial"/>
               <w:b w:val="1"/>
+              <w:bCs w:val="1"/>
               <w:i w:val="0"/>
+              <w:iCs w:val="0"/>
               <w:smallCaps w:val="0"/>
               <w:strike w:val="0"/>
               <w:color w:val="000000"/>
@@ -1725,7 +1783,9 @@
               <w:rPr>
                 <w:rFonts w:ascii="Arial" w:cs="Arial" w:eastAsia="Arial" w:hAnsi="Arial"/>
                 <w:b w:val="1"/>
+                <w:bCs w:val="1"/>
                 <w:i w:val="0"/>
+                <w:iCs w:val="0"/>
                 <w:smallCaps w:val="0"/>
                 <w:strike w:val="0"/>
                 <w:color w:val="000000"/>
@@ -1758,7 +1818,9 @@
             <w:rPr>
               <w:rFonts w:ascii="Arial" w:cs="Arial" w:eastAsia="Arial" w:hAnsi="Arial"/>
               <w:b w:val="1"/>
+              <w:bCs w:val="1"/>
               <w:i w:val="0"/>
+              <w:iCs w:val="0"/>
               <w:smallCaps w:val="0"/>
               <w:strike w:val="0"/>
               <w:color w:val="000000"/>
@@ -1774,7 +1836,9 @@
               <w:rPr>
                 <w:rFonts w:ascii="Arial" w:cs="Arial" w:eastAsia="Arial" w:hAnsi="Arial"/>
                 <w:b w:val="1"/>
+                <w:bCs w:val="1"/>
                 <w:i w:val="0"/>
+                <w:iCs w:val="0"/>
                 <w:smallCaps w:val="0"/>
                 <w:strike w:val="0"/>
                 <w:color w:val="000000"/>
@@ -1807,7 +1871,9 @@
             <w:rPr>
               <w:rFonts w:ascii="Arial" w:cs="Arial" w:eastAsia="Arial" w:hAnsi="Arial"/>
               <w:b w:val="1"/>
+              <w:bCs w:val="1"/>
               <w:i w:val="0"/>
+              <w:iCs w:val="0"/>
               <w:smallCaps w:val="0"/>
               <w:strike w:val="0"/>
               <w:color w:val="000000"/>
@@ -1823,7 +1889,9 @@
               <w:rPr>
                 <w:rFonts w:ascii="Arial" w:cs="Arial" w:eastAsia="Arial" w:hAnsi="Arial"/>
                 <w:b w:val="1"/>
+                <w:bCs w:val="1"/>
                 <w:i w:val="0"/>
+                <w:iCs w:val="0"/>
                 <w:smallCaps w:val="0"/>
                 <w:strike w:val="0"/>
                 <w:color w:val="000000"/>
@@ -1942,6 +2010,7 @@
         <w:rPr>
           <w:rFonts w:ascii="Calibri" w:cs="Calibri" w:eastAsia="Calibri" w:hAnsi="Calibri"/>
           <w:b w:val="0"/>
+          <w:bCs w:val="0"/>
           <w:smallCaps w:val="0"/>
           <w:strike w:val="0"/>
           <w:sz w:val="22"/>
@@ -1961,6 +2030,7 @@
         <w:rPr>
           <w:rFonts w:ascii="Calibri" w:cs="Calibri" w:eastAsia="Calibri" w:hAnsi="Calibri"/>
           <w:b w:val="0"/>
+          <w:bCs w:val="0"/>
           <w:smallCaps w:val="0"/>
           <w:strike w:val="0"/>
           <w:sz w:val="22"/>
@@ -1982,6 +2052,7 @@
         <w:rPr>
           <w:rFonts w:ascii="Calibri" w:cs="Calibri" w:eastAsia="Calibri" w:hAnsi="Calibri"/>
           <w:b w:val="0"/>
+          <w:bCs w:val="0"/>
           <w:smallCaps w:val="0"/>
           <w:strike w:val="0"/>
           <w:sz w:val="22"/>
@@ -2015,6 +2086,7 @@
         <w:rPr>
           <w:rFonts w:ascii="Calibri" w:cs="Calibri" w:eastAsia="Calibri" w:hAnsi="Calibri"/>
           <w:b w:val="0"/>
+          <w:bCs w:val="0"/>
           <w:smallCaps w:val="0"/>
           <w:strike w:val="0"/>
           <w:sz w:val="22"/>
@@ -2036,6 +2108,7 @@
         <w:rPr>
           <w:rFonts w:ascii="Calibri" w:cs="Calibri" w:eastAsia="Calibri" w:hAnsi="Calibri"/>
           <w:b w:val="0"/>
+          <w:bCs w:val="0"/>
           <w:smallCaps w:val="0"/>
           <w:strike w:val="0"/>
           <w:sz w:val="22"/>
@@ -2057,6 +2130,7 @@
         <w:rPr>
           <w:rFonts w:ascii="Calibri" w:cs="Calibri" w:eastAsia="Calibri" w:hAnsi="Calibri"/>
           <w:b w:val="0"/>
+          <w:bCs w:val="0"/>
           <w:smallCaps w:val="0"/>
           <w:strike w:val="0"/>
           <w:sz w:val="22"/>
@@ -2092,6 +2166,7 @@
         <w:rPr>
           <w:rFonts w:ascii="Calibri" w:cs="Calibri" w:eastAsia="Calibri" w:hAnsi="Calibri"/>
           <w:b w:val="0"/>
+          <w:bCs w:val="0"/>
           <w:smallCaps w:val="0"/>
           <w:strike w:val="0"/>
           <w:sz w:val="22"/>
@@ -2105,6 +2180,7 @@
         <w:rPr>
           <w:rFonts w:ascii="Calibri" w:cs="Calibri" w:eastAsia="Calibri" w:hAnsi="Calibri"/>
           <w:b w:val="0"/>
+          <w:bCs w:val="0"/>
           <w:smallCaps w:val="0"/>
           <w:strike w:val="0"/>
           <w:sz w:val="22"/>
@@ -2125,7 +2201,7 @@
         <w:widowControl w:val="1"/>
         <w:numPr>
           <w:ilvl w:val="0"/>
-          <w:numId w:val="5"/>
+          <w:numId w:val="6"/>
         </w:numPr>
         <w:pBdr>
           <w:top w:space="0" w:sz="0" w:val="nil"/>
@@ -2147,6 +2223,7 @@
         <w:rPr>
           <w:rFonts w:ascii="Calibri" w:cs="Calibri" w:eastAsia="Calibri" w:hAnsi="Calibri"/>
           <w:b w:val="0"/>
+          <w:bCs w:val="0"/>
           <w:smallCaps w:val="0"/>
           <w:strike w:val="0"/>
           <w:sz w:val="22"/>
@@ -2167,7 +2244,7 @@
         <w:widowControl w:val="1"/>
         <w:numPr>
           <w:ilvl w:val="0"/>
-          <w:numId w:val="5"/>
+          <w:numId w:val="6"/>
         </w:numPr>
         <w:pBdr>
           <w:top w:space="0" w:sz="0" w:val="nil"/>
@@ -2189,6 +2266,7 @@
         <w:rPr>
           <w:rFonts w:ascii="Calibri" w:cs="Calibri" w:eastAsia="Calibri" w:hAnsi="Calibri"/>
           <w:b w:val="0"/>
+          <w:bCs w:val="0"/>
           <w:smallCaps w:val="0"/>
           <w:strike w:val="0"/>
           <w:sz w:val="22"/>
@@ -2210,6 +2288,7 @@
         <w:rPr>
           <w:rFonts w:ascii="Calibri" w:cs="Calibri" w:eastAsia="Calibri" w:hAnsi="Calibri"/>
           <w:b w:val="0"/>
+          <w:bCs w:val="0"/>
           <w:smallCaps w:val="0"/>
           <w:strike w:val="0"/>
           <w:sz w:val="22"/>
@@ -2230,7 +2309,7 @@
         <w:widowControl w:val="1"/>
         <w:numPr>
           <w:ilvl w:val="0"/>
-          <w:numId w:val="5"/>
+          <w:numId w:val="6"/>
         </w:numPr>
         <w:pBdr>
           <w:top w:space="0" w:sz="0" w:val="nil"/>
@@ -2252,6 +2331,7 @@
         <w:rPr>
           <w:rFonts w:ascii="Calibri" w:cs="Calibri" w:eastAsia="Calibri" w:hAnsi="Calibri"/>
           <w:b w:val="0"/>
+          <w:bCs w:val="0"/>
           <w:smallCaps w:val="0"/>
           <w:strike w:val="0"/>
           <w:sz w:val="22"/>
@@ -2272,7 +2352,7 @@
         <w:widowControl w:val="1"/>
         <w:numPr>
           <w:ilvl w:val="0"/>
-          <w:numId w:val="5"/>
+          <w:numId w:val="6"/>
         </w:numPr>
         <w:pBdr>
           <w:top w:space="0" w:sz="0" w:val="nil"/>
@@ -2294,6 +2374,7 @@
         <w:rPr>
           <w:rFonts w:ascii="Calibri" w:cs="Calibri" w:eastAsia="Calibri" w:hAnsi="Calibri"/>
           <w:b w:val="0"/>
+          <w:bCs w:val="0"/>
           <w:smallCaps w:val="0"/>
           <w:strike w:val="0"/>
           <w:sz w:val="22"/>
@@ -2314,7 +2395,7 @@
         <w:widowControl w:val="1"/>
         <w:numPr>
           <w:ilvl w:val="0"/>
-          <w:numId w:val="5"/>
+          <w:numId w:val="6"/>
         </w:numPr>
         <w:pBdr>
           <w:top w:space="0" w:sz="0" w:val="nil"/>
@@ -2336,6 +2417,7 @@
         <w:rPr>
           <w:rFonts w:ascii="Calibri" w:cs="Calibri" w:eastAsia="Calibri" w:hAnsi="Calibri"/>
           <w:b w:val="0"/>
+          <w:bCs w:val="0"/>
           <w:smallCaps w:val="0"/>
           <w:strike w:val="0"/>
           <w:sz w:val="22"/>
@@ -2357,6 +2439,7 @@
         <w:rPr>
           <w:rFonts w:ascii="Calibri" w:cs="Calibri" w:eastAsia="Calibri" w:hAnsi="Calibri"/>
           <w:b w:val="0"/>
+          <w:bCs w:val="0"/>
           <w:smallCaps w:val="0"/>
           <w:strike w:val="0"/>
           <w:sz w:val="22"/>
@@ -2411,7 +2494,9 @@
         <w:rPr>
           <w:rFonts w:ascii="Calibri" w:cs="Calibri" w:eastAsia="Calibri" w:hAnsi="Calibri"/>
           <w:b w:val="0"/>
+          <w:bCs w:val="0"/>
           <w:i w:val="0"/>
+          <w:iCs w:val="0"/>
           <w:smallCaps w:val="0"/>
           <w:strike w:val="0"/>
           <w:color w:val="000000"/>
@@ -2426,7 +2511,9 @@
         <w:rPr>
           <w:rFonts w:ascii="Calibri" w:cs="Calibri" w:eastAsia="Calibri" w:hAnsi="Calibri"/>
           <w:b w:val="0"/>
+          <w:bCs w:val="0"/>
           <w:i w:val="0"/>
+          <w:iCs w:val="0"/>
           <w:smallCaps w:val="0"/>
           <w:strike w:val="0"/>
           <w:color w:val="000000"/>
@@ -2461,7 +2548,9 @@
         <w:rPr>
           <w:rFonts w:ascii="Calibri" w:cs="Calibri" w:eastAsia="Calibri" w:hAnsi="Calibri"/>
           <w:b w:val="0"/>
+          <w:bCs w:val="0"/>
           <w:i w:val="0"/>
+          <w:iCs w:val="0"/>
           <w:smallCaps w:val="0"/>
           <w:strike w:val="0"/>
           <w:color w:val="000000"/>
@@ -2495,7 +2584,9 @@
         <w:rPr>
           <w:rFonts w:ascii="Calibri" w:cs="Calibri" w:eastAsia="Calibri" w:hAnsi="Calibri"/>
           <w:b w:val="0"/>
+          <w:bCs w:val="0"/>
           <w:i w:val="0"/>
+          <w:iCs w:val="0"/>
           <w:smallCaps w:val="0"/>
           <w:strike w:val="0"/>
           <w:color w:val="000000"/>
@@ -2537,7 +2628,7 @@
         <w:widowControl w:val="1"/>
         <w:numPr>
           <w:ilvl w:val="0"/>
-          <w:numId w:val="6"/>
+          <w:numId w:val="7"/>
         </w:numPr>
         <w:pBdr>
           <w:top w:space="0" w:sz="0" w:val="nil"/>
@@ -2567,7 +2658,7 @@
         <w:widowControl w:val="1"/>
         <w:numPr>
           <w:ilvl w:val="0"/>
-          <w:numId w:val="6"/>
+          <w:numId w:val="7"/>
         </w:numPr>
         <w:pBdr>
           <w:top w:space="0" w:sz="0" w:val="nil"/>
@@ -2597,7 +2688,7 @@
         <w:widowControl w:val="1"/>
         <w:numPr>
           <w:ilvl w:val="0"/>
-          <w:numId w:val="6"/>
+          <w:numId w:val="7"/>
         </w:numPr>
         <w:pBdr>
           <w:top w:space="0" w:sz="0" w:val="nil"/>
@@ -2627,7 +2718,7 @@
         <w:widowControl w:val="1"/>
         <w:numPr>
           <w:ilvl w:val="0"/>
-          <w:numId w:val="6"/>
+          <w:numId w:val="7"/>
         </w:numPr>
         <w:pBdr>
           <w:top w:space="0" w:sz="0" w:val="nil"/>
@@ -2674,7 +2765,9 @@
         <w:rPr>
           <w:rFonts w:ascii="Calibri" w:cs="Calibri" w:eastAsia="Calibri" w:hAnsi="Calibri"/>
           <w:b w:val="0"/>
+          <w:bCs w:val="0"/>
           <w:i w:val="0"/>
+          <w:iCs w:val="0"/>
           <w:smallCaps w:val="0"/>
           <w:strike w:val="0"/>
           <w:color w:val="000000"/>
@@ -2753,6 +2846,7 @@
       <w:r>
         <w:rPr>
           <w:i w:val="1"/>
+          <w:iCs w:val="1"/>
           <w:rtl w:val="0"/>
         </w:rPr>
         <w:t xml:space="preserve"> Kairos</w:t>
@@ -2780,6 +2874,7 @@
         <w:rPr>
           <w:rFonts w:ascii="Calibri" w:cs="Calibri" w:eastAsia="Calibri" w:hAnsi="Calibri"/>
           <w:i w:val="0"/>
+          <w:iCs w:val="0"/>
           <w:color w:val="000000"/>
           <w:u w:val="single"/>
         </w:rPr>
@@ -2790,6 +2885,7 @@
         <w:rPr>
           <w:rFonts w:ascii="Calibri" w:cs="Calibri" w:eastAsia="Calibri" w:hAnsi="Calibri"/>
           <w:i w:val="0"/>
+          <w:iCs w:val="0"/>
           <w:color w:val="000000"/>
           <w:u w:val="single"/>
           <w:rtl w:val="0"/>
@@ -2801,7 +2897,7 @@
       <w:pPr>
         <w:numPr>
           <w:ilvl w:val="0"/>
-          <w:numId w:val="9"/>
+          <w:numId w:val="12"/>
         </w:numPr>
         <w:tabs>
           <w:tab w:val="left" w:leader="none" w:pos="0"/>
@@ -2819,7 +2915,7 @@
       <w:pPr>
         <w:numPr>
           <w:ilvl w:val="0"/>
-          <w:numId w:val="9"/>
+          <w:numId w:val="12"/>
         </w:numPr>
         <w:tabs>
           <w:tab w:val="left" w:leader="none" w:pos="0"/>
@@ -2837,7 +2933,7 @@
       <w:pPr>
         <w:numPr>
           <w:ilvl w:val="0"/>
-          <w:numId w:val="9"/>
+          <w:numId w:val="12"/>
         </w:numPr>
         <w:tabs>
           <w:tab w:val="left" w:leader="none" w:pos="0"/>
@@ -2870,6 +2966,7 @@
         <w:rPr>
           <w:rFonts w:ascii="Calibri" w:cs="Calibri" w:eastAsia="Calibri" w:hAnsi="Calibri"/>
           <w:i w:val="0"/>
+          <w:iCs w:val="0"/>
           <w:color w:val="000000"/>
           <w:u w:val="single"/>
         </w:rPr>
@@ -2880,11 +2977,254 @@
         <w:rPr>
           <w:rFonts w:ascii="Calibri" w:cs="Calibri" w:eastAsia="Calibri" w:hAnsi="Calibri"/>
           <w:i w:val="0"/>
+          <w:iCs w:val="0"/>
           <w:color w:val="000000"/>
           <w:u w:val="single"/>
           <w:rtl w:val="0"/>
         </w:rPr>
         <w:t xml:space="preserve">Calidad técnica de los entregables</w:t>
+      </w:r>
+    </w:p>
+    <w:p>
+      <w:pPr>
+        <w:numPr>
+          <w:ilvl w:val="0"/>
+          <w:numId w:val="9"/>
+        </w:numPr>
+        <w:tabs>
+          <w:tab w:val="left" w:leader="none" w:pos="0"/>
+        </w:tabs>
+        <w:spacing w:after="0" w:afterAutospacing="0" w:before="240" w:lineRule="auto"/>
+        <w:ind w:left="720" w:hanging="360"/>
+        <w:rPr/>
+      </w:pPr>
+      <w:r>
+        <w:rPr>
+          <w:rtl w:val="0"/>
+        </w:rPr>
+        <w:t xml:space="preserve">El código fuente desarrollado debe seguir los estándares de programación definidos por el equipo y ajustarse al diseño arquitectónico y al de componentes.</w:t>
+        <w:br w:type="textWrapping"/>
+      </w:r>
+    </w:p>
+    <w:p>
+      <w:pPr>
+        <w:numPr>
+          <w:ilvl w:val="0"/>
+          <w:numId w:val="9"/>
+        </w:numPr>
+        <w:tabs>
+          <w:tab w:val="left" w:leader="none" w:pos="0"/>
+        </w:tabs>
+        <w:spacing w:after="0" w:afterAutospacing="0" w:before="0" w:beforeAutospacing="0" w:lineRule="auto"/>
+        <w:ind w:left="720" w:hanging="360"/>
+        <w:rPr/>
+      </w:pPr>
+      <w:r>
+        <w:rPr>
+          <w:rtl w:val="0"/>
+        </w:rPr>
+        <w:t xml:space="preserve">El modelo de datos debe estar correctamente implementado y normalizado, garantizando la integridad referencial.</w:t>
+        <w:br w:type="textWrapping"/>
+      </w:r>
+    </w:p>
+    <w:p>
+      <w:pPr>
+        <w:numPr>
+          <w:ilvl w:val="0"/>
+          <w:numId w:val="9"/>
+        </w:numPr>
+        <w:tabs>
+          <w:tab w:val="left" w:leader="none" w:pos="0"/>
+        </w:tabs>
+        <w:spacing w:after="0" w:afterAutospacing="0" w:before="0" w:beforeAutospacing="0" w:lineRule="auto"/>
+        <w:ind w:left="720" w:hanging="360"/>
+        <w:rPr/>
+      </w:pPr>
+      <w:r>
+        <w:rPr>
+          <w:rtl w:val="0"/>
+        </w:rPr>
+        <w:t xml:space="preserve">El modelo arquitectónico y los diagramas de diseño deben ser coherentes entre sí y reflejar la estructura del sistema.</w:t>
+        <w:br w:type="textWrapping"/>
+      </w:r>
+    </w:p>
+    <w:p>
+      <w:pPr>
+        <w:numPr>
+          <w:ilvl w:val="0"/>
+          <w:numId w:val="9"/>
+        </w:numPr>
+        <w:tabs>
+          <w:tab w:val="left" w:leader="none" w:pos="0"/>
+        </w:tabs>
+        <w:spacing w:after="0" w:afterAutospacing="0" w:before="0" w:beforeAutospacing="0" w:lineRule="auto"/>
+        <w:ind w:left="720" w:hanging="360"/>
+        <w:rPr/>
+      </w:pPr>
+      <w:r>
+        <w:rPr>
+          <w:rtl w:val="0"/>
+        </w:rPr>
+        <w:t xml:space="preserve">Las pruebas unitarias deben demostrar el funcionamiento correcto y estable de los módulos desarrollados.</w:t>
+        <w:br w:type="textWrapping"/>
+      </w:r>
+    </w:p>
+    <w:p>
+      <w:pPr>
+        <w:numPr>
+          <w:ilvl w:val="0"/>
+          <w:numId w:val="9"/>
+        </w:numPr>
+        <w:tabs>
+          <w:tab w:val="left" w:leader="none" w:pos="0"/>
+        </w:tabs>
+        <w:spacing w:after="240" w:before="0" w:beforeAutospacing="0" w:lineRule="auto"/>
+        <w:ind w:left="720" w:hanging="360"/>
+        <w:rPr/>
+      </w:pPr>
+      <w:r>
+        <w:rPr>
+          <w:rtl w:val="0"/>
+        </w:rPr>
+        <w:t xml:space="preserve">Todos los entregables (modelos, diagramas, código y documentación) deben estar actualizados, completos y bien organizados en el repositorio.</w:t>
+      </w:r>
+      <w:r>
+        <w:rPr>
+          <w:rtl w:val="0"/>
+        </w:rPr>
+      </w:r>
+    </w:p>
+    <w:p>
+      <w:pPr>
+        <w:pStyle w:val="Heading4"/>
+        <w:keepNext w:val="0"/>
+        <w:keepLines w:val="0"/>
+        <w:tabs>
+          <w:tab w:val="left" w:leader="none" w:pos="0"/>
+        </w:tabs>
+        <w:spacing w:after="40" w:before="240" w:lineRule="auto"/>
+        <w:ind w:left="109" w:firstLine="0"/>
+        <w:jc w:val="both"/>
+        <w:rPr>
+          <w:rFonts w:ascii="Calibri" w:cs="Calibri" w:eastAsia="Calibri" w:hAnsi="Calibri"/>
+          <w:i w:val="0"/>
+          <w:iCs w:val="0"/>
+          <w:color w:val="000000"/>
+          <w:u w:val="single"/>
+        </w:rPr>
+      </w:pPr>
+      <w:bookmarkStart w:colFirst="0" w:colLast="0" w:name="_sttwlyfk4npx" w:id="8"/>
+      <w:bookmarkEnd w:id="8"/>
+      <w:r>
+        <w:rPr>
+          <w:rFonts w:ascii="Calibri" w:cs="Calibri" w:eastAsia="Calibri" w:hAnsi="Calibri"/>
+          <w:i w:val="0"/>
+          <w:iCs w:val="0"/>
+          <w:color w:val="000000"/>
+          <w:u w:val="single"/>
+          <w:rtl w:val="0"/>
+        </w:rPr>
+        <w:t xml:space="preserve"> Validación mediante pruebas</w:t>
+      </w:r>
+    </w:p>
+    <w:p>
+      <w:pPr>
+        <w:numPr>
+          <w:ilvl w:val="0"/>
+          <w:numId w:val="13"/>
+        </w:numPr>
+        <w:tabs>
+          <w:tab w:val="left" w:leader="none" w:pos="0"/>
+        </w:tabs>
+        <w:spacing w:after="0" w:afterAutospacing="0" w:before="240" w:lineRule="auto"/>
+        <w:ind w:left="720" w:hanging="360"/>
+        <w:rPr/>
+      </w:pPr>
+      <w:r>
+        <w:rPr>
+          <w:rtl w:val="0"/>
+        </w:rPr>
+        <w:t xml:space="preserve">Las pruebas unitarias y funcionales deben ejecutarse sobre todos los módulos desarrollados en esta iteración.</w:t>
+        <w:br w:type="textWrapping"/>
+      </w:r>
+    </w:p>
+    <w:p>
+      <w:pPr>
+        <w:numPr>
+          <w:ilvl w:val="0"/>
+          <w:numId w:val="13"/>
+        </w:numPr>
+        <w:tabs>
+          <w:tab w:val="left" w:leader="none" w:pos="0"/>
+        </w:tabs>
+        <w:spacing w:after="0" w:afterAutospacing="0" w:before="0" w:beforeAutospacing="0" w:lineRule="auto"/>
+        <w:ind w:left="720" w:hanging="360"/>
+        <w:rPr/>
+      </w:pPr>
+      <w:r>
+        <w:rPr>
+          <w:rtl w:val="0"/>
+        </w:rPr>
+        <w:t xml:space="preserve">Cada caso de uso implementado debe contar con su respectiva verificación y validación de resultados esperados.</w:t>
+        <w:br w:type="textWrapping"/>
+      </w:r>
+    </w:p>
+    <w:p>
+      <w:pPr>
+        <w:numPr>
+          <w:ilvl w:val="0"/>
+          <w:numId w:val="13"/>
+        </w:numPr>
+        <w:tabs>
+          <w:tab w:val="left" w:leader="none" w:pos="0"/>
+        </w:tabs>
+        <w:spacing w:after="240" w:before="0" w:beforeAutospacing="0" w:lineRule="auto"/>
+        <w:ind w:left="720" w:hanging="360"/>
+        <w:rPr/>
+      </w:pPr>
+      <w:r>
+        <w:rPr>
+          <w:rtl w:val="0"/>
+        </w:rPr>
+        <w:t xml:space="preserve">Los errores o fallas detectadas durante la ejecución de pruebas deberán registrarse y resolverse antes del cierre de la iteración.</w:t>
+      </w:r>
+      <w:r>
+        <w:rPr>
+          <w:rtl w:val="0"/>
+        </w:rPr>
+      </w:r>
+    </w:p>
+    <w:p>
+      <w:pPr>
+        <w:pStyle w:val="Heading4"/>
+        <w:keepNext w:val="0"/>
+        <w:keepLines w:val="0"/>
+        <w:tabs>
+          <w:tab w:val="left" w:leader="none" w:pos="0"/>
+        </w:tabs>
+        <w:spacing w:after="40" w:before="240" w:lineRule="auto"/>
+        <w:ind w:left="109" w:firstLine="0"/>
+        <w:jc w:val="both"/>
+        <w:rPr>
+          <w:rFonts w:ascii="Calibri" w:cs="Calibri" w:eastAsia="Calibri" w:hAnsi="Calibri"/>
+          <w:i w:val="0"/>
+          <w:iCs w:val="0"/>
+          <w:color w:val="000000"/>
+          <w:u w:val="single"/>
+        </w:rPr>
+      </w:pPr>
+      <w:bookmarkStart w:colFirst="0" w:colLast="0" w:name="_xx4cpn78otmi" w:id="9"/>
+      <w:bookmarkEnd w:id="9"/>
+      <w:r>
+        <w:rPr>
+          <w:rFonts w:ascii="Calibri" w:cs="Calibri" w:eastAsia="Calibri" w:hAnsi="Calibri"/>
+          <w:i w:val="0"/>
+          <w:iCs w:val="0"/>
+          <w:color w:val="000000"/>
+          <w:u w:val="single"/>
+          <w:rtl w:val="0"/>
+        </w:rPr>
+        <w:t xml:space="preserve"> Responsabilidad y participación</w:t>
       </w:r>
     </w:p>
     <w:p>
@@ -2904,7 +3244,7 @@
         <w:rPr>
           <w:rtl w:val="0"/>
         </w:rPr>
-        <w:t xml:space="preserve">El código fuente desarrollado debe seguir los estándares de programación definidos por el equipo y ajustarse al diseño arquitectónico y al de componentes.</w:t>
+        <w:t xml:space="preserve">Cada integrante del equipo NexTech debe cumplir con las tareas asignadas dentro de los plazos acordados.</w:t>
         <w:br w:type="textWrapping"/>
       </w:r>
     </w:p>
@@ -2913,244 +3253,6 @@
         <w:numPr>
           <w:ilvl w:val="0"/>
           <w:numId w:val="8"/>
-        </w:numPr>
-        <w:tabs>
-          <w:tab w:val="left" w:leader="none" w:pos="0"/>
-        </w:tabs>
-        <w:spacing w:after="0" w:afterAutospacing="0" w:before="0" w:beforeAutospacing="0" w:lineRule="auto"/>
-        <w:ind w:left="720" w:hanging="360"/>
-        <w:rPr/>
-      </w:pPr>
-      <w:r>
-        <w:rPr>
-          <w:rtl w:val="0"/>
-        </w:rPr>
-        <w:t xml:space="preserve">El modelo de datos debe estar correctamente implementado y normalizado, garantizando la integridad referencial.</w:t>
-        <w:br w:type="textWrapping"/>
-      </w:r>
-    </w:p>
-    <w:p>
-      <w:pPr>
-        <w:numPr>
-          <w:ilvl w:val="0"/>
-          <w:numId w:val="8"/>
-        </w:numPr>
-        <w:tabs>
-          <w:tab w:val="left" w:leader="none" w:pos="0"/>
-        </w:tabs>
-        <w:spacing w:after="0" w:afterAutospacing="0" w:before="0" w:beforeAutospacing="0" w:lineRule="auto"/>
-        <w:ind w:left="720" w:hanging="360"/>
-        <w:rPr/>
-      </w:pPr>
-      <w:r>
-        <w:rPr>
-          <w:rtl w:val="0"/>
-        </w:rPr>
-        <w:t xml:space="preserve">El modelo arquitectónico y los diagramas de diseño deben ser coherentes entre sí y reflejar la estructura del sistema.</w:t>
-        <w:br w:type="textWrapping"/>
-      </w:r>
-    </w:p>
-    <w:p>
-      <w:pPr>
-        <w:numPr>
-          <w:ilvl w:val="0"/>
-          <w:numId w:val="8"/>
-        </w:numPr>
-        <w:tabs>
-          <w:tab w:val="left" w:leader="none" w:pos="0"/>
-        </w:tabs>
-        <w:spacing w:after="0" w:afterAutospacing="0" w:before="0" w:beforeAutospacing="0" w:lineRule="auto"/>
-        <w:ind w:left="720" w:hanging="360"/>
-        <w:rPr/>
-      </w:pPr>
-      <w:r>
-        <w:rPr>
-          <w:rtl w:val="0"/>
-        </w:rPr>
-        <w:t xml:space="preserve">Las pruebas unitarias deben demostrar el funcionamiento correcto y estable de los módulos desarrollados.</w:t>
-        <w:br w:type="textWrapping"/>
-      </w:r>
-    </w:p>
-    <w:p>
-      <w:pPr>
-        <w:numPr>
-          <w:ilvl w:val="0"/>
-          <w:numId w:val="8"/>
-        </w:numPr>
-        <w:tabs>
-          <w:tab w:val="left" w:leader="none" w:pos="0"/>
-        </w:tabs>
-        <w:spacing w:after="240" w:before="0" w:beforeAutospacing="0" w:lineRule="auto"/>
-        <w:ind w:left="720" w:hanging="360"/>
-        <w:rPr/>
-      </w:pPr>
-      <w:r>
-        <w:rPr>
-          <w:rtl w:val="0"/>
-        </w:rPr>
-        <w:t xml:space="preserve">Todos los entregables (modelos, diagramas, código y documentación) deben estar actualizados, completos y bien organizados en el repositorio.</w:t>
-      </w:r>
-      <w:r>
-        <w:rPr>
-          <w:rtl w:val="0"/>
-        </w:rPr>
-      </w:r>
-    </w:p>
-    <w:p>
-      <w:pPr>
-        <w:pStyle w:val="Heading4"/>
-        <w:keepNext w:val="0"/>
-        <w:keepLines w:val="0"/>
-        <w:tabs>
-          <w:tab w:val="left" w:leader="none" w:pos="0"/>
-        </w:tabs>
-        <w:spacing w:after="40" w:before="240" w:lineRule="auto"/>
-        <w:ind w:left="109" w:firstLine="0"/>
-        <w:jc w:val="both"/>
-        <w:rPr>
-          <w:rFonts w:ascii="Calibri" w:cs="Calibri" w:eastAsia="Calibri" w:hAnsi="Calibri"/>
-          <w:i w:val="0"/>
-          <w:color w:val="000000"/>
-          <w:u w:val="single"/>
-        </w:rPr>
-      </w:pPr>
-      <w:bookmarkStart w:colFirst="0" w:colLast="0" w:name="_sttwlyfk4npx" w:id="8"/>
-      <w:bookmarkEnd w:id="8"/>
-      <w:r>
-        <w:rPr>
-          <w:rFonts w:ascii="Calibri" w:cs="Calibri" w:eastAsia="Calibri" w:hAnsi="Calibri"/>
-          <w:i w:val="0"/>
-          <w:color w:val="000000"/>
-          <w:u w:val="single"/>
-          <w:rtl w:val="0"/>
-        </w:rPr>
-        <w:t xml:space="preserve"> Validación mediante pruebas</w:t>
-      </w:r>
-    </w:p>
-    <w:p>
-      <w:pPr>
-        <w:numPr>
-          <w:ilvl w:val="0"/>
-          <w:numId w:val="10"/>
-        </w:numPr>
-        <w:tabs>
-          <w:tab w:val="left" w:leader="none" w:pos="0"/>
-        </w:tabs>
-        <w:spacing w:after="0" w:afterAutospacing="0" w:before="240" w:lineRule="auto"/>
-        <w:ind w:left="720" w:hanging="360"/>
-        <w:rPr/>
-      </w:pPr>
-      <w:r>
-        <w:rPr>
-          <w:rtl w:val="0"/>
-        </w:rPr>
-        <w:t xml:space="preserve">Las pruebas unitarias y funcionales deben ejecutarse sobre todos los módulos desarrollados en esta iteración.</w:t>
-        <w:br w:type="textWrapping"/>
-      </w:r>
-    </w:p>
-    <w:p>
-      <w:pPr>
-        <w:numPr>
-          <w:ilvl w:val="0"/>
-          <w:numId w:val="10"/>
-        </w:numPr>
-        <w:tabs>
-          <w:tab w:val="left" w:leader="none" w:pos="0"/>
-        </w:tabs>
-        <w:spacing w:after="0" w:afterAutospacing="0" w:before="0" w:beforeAutospacing="0" w:lineRule="auto"/>
-        <w:ind w:left="720" w:hanging="360"/>
-        <w:rPr/>
-      </w:pPr>
-      <w:r>
-        <w:rPr>
-          <w:rtl w:val="0"/>
-        </w:rPr>
-        <w:t xml:space="preserve">Cada caso de uso implementado debe contar con su respectiva verificación y validación de resultados esperados.</w:t>
-        <w:br w:type="textWrapping"/>
-      </w:r>
-    </w:p>
-    <w:p>
-      <w:pPr>
-        <w:numPr>
-          <w:ilvl w:val="0"/>
-          <w:numId w:val="10"/>
-        </w:numPr>
-        <w:tabs>
-          <w:tab w:val="left" w:leader="none" w:pos="0"/>
-        </w:tabs>
-        <w:spacing w:after="240" w:before="0" w:beforeAutospacing="0" w:lineRule="auto"/>
-        <w:ind w:left="720" w:hanging="360"/>
-        <w:rPr/>
-      </w:pPr>
-      <w:r>
-        <w:rPr>
-          <w:rtl w:val="0"/>
-        </w:rPr>
-        <w:t xml:space="preserve">Los errores o fallas detectadas durante la ejecución de pruebas deberán registrarse y resolverse antes del cierre de la iteración.</w:t>
-      </w:r>
-      <w:r>
-        <w:rPr>
-          <w:rtl w:val="0"/>
-        </w:rPr>
-      </w:r>
-    </w:p>
-    <w:p>
-      <w:pPr>
-        <w:pStyle w:val="Heading4"/>
-        <w:keepNext w:val="0"/>
-        <w:keepLines w:val="0"/>
-        <w:tabs>
-          <w:tab w:val="left" w:leader="none" w:pos="0"/>
-        </w:tabs>
-        <w:spacing w:after="40" w:before="240" w:lineRule="auto"/>
-        <w:ind w:left="109" w:firstLine="0"/>
-        <w:jc w:val="both"/>
-        <w:rPr>
-          <w:rFonts w:ascii="Calibri" w:cs="Calibri" w:eastAsia="Calibri" w:hAnsi="Calibri"/>
-          <w:i w:val="0"/>
-          <w:color w:val="000000"/>
-          <w:u w:val="single"/>
-        </w:rPr>
-      </w:pPr>
-      <w:bookmarkStart w:colFirst="0" w:colLast="0" w:name="_xx4cpn78otmi" w:id="9"/>
-      <w:bookmarkEnd w:id="9"/>
-      <w:r>
-        <w:rPr>
-          <w:rFonts w:ascii="Calibri" w:cs="Calibri" w:eastAsia="Calibri" w:hAnsi="Calibri"/>
-          <w:i w:val="0"/>
-          <w:color w:val="000000"/>
-          <w:u w:val="single"/>
-          <w:rtl w:val="0"/>
-        </w:rPr>
-        <w:t xml:space="preserve"> Responsabilidad y participación</w:t>
-      </w:r>
-    </w:p>
-    <w:p>
-      <w:pPr>
-        <w:numPr>
-          <w:ilvl w:val="0"/>
-          <w:numId w:val="7"/>
-        </w:numPr>
-        <w:tabs>
-          <w:tab w:val="left" w:leader="none" w:pos="0"/>
-        </w:tabs>
-        <w:spacing w:after="0" w:afterAutospacing="0" w:before="240" w:lineRule="auto"/>
-        <w:ind w:left="720" w:hanging="360"/>
-        <w:rPr/>
-      </w:pPr>
-      <w:r>
-        <w:rPr>
-          <w:rtl w:val="0"/>
-        </w:rPr>
-        <w:t xml:space="preserve">Cada integrante del equipo NexTech debe cumplir con las tareas asignadas dentro de los plazos acordados.</w:t>
-        <w:br w:type="textWrapping"/>
-      </w:r>
-    </w:p>
-    <w:p>
-      <w:pPr>
-        <w:numPr>
-          <w:ilvl w:val="0"/>
-          <w:numId w:val="7"/>
         </w:numPr>
         <w:tabs>
           <w:tab w:val="left" w:leader="none" w:pos="0"/>
@@ -3191,6 +3293,7 @@
         <w:rPr>
           <w:rFonts w:ascii="Cambria" w:cs="Cambria" w:eastAsia="Cambria" w:hAnsi="Cambria"/>
           <w:b w:val="1"/>
+          <w:bCs w:val="1"/>
           <w:color w:val="4f81bd"/>
           <w:sz w:val="26"/>
           <w:szCs w:val="26"/>
@@ -3613,11 +3716,13 @@
               <w:jc w:val="center"/>
               <w:rPr>
                 <w:b w:val="1"/>
+                <w:bCs w:val="1"/>
               </w:rPr>
             </w:pPr>
             <w:r>
               <w:rPr>
                 <w:b w:val="1"/>
+                <w:bCs w:val="1"/>
                 <w:rtl w:val="0"/>
               </w:rPr>
               <w:t xml:space="preserve">Tarea / Entregable</w:t>
@@ -3651,11 +3756,13 @@
               <w:jc w:val="center"/>
               <w:rPr>
                 <w:b w:val="1"/>
+                <w:bCs w:val="1"/>
               </w:rPr>
             </w:pPr>
             <w:r>
               <w:rPr>
                 <w:b w:val="1"/>
+                <w:bCs w:val="1"/>
                 <w:rtl w:val="0"/>
               </w:rPr>
               <w:t xml:space="preserve">Inicio</w:t>
@@ -3689,11 +3796,13 @@
               <w:jc w:val="center"/>
               <w:rPr>
                 <w:b w:val="1"/>
+                <w:bCs w:val="1"/>
               </w:rPr>
             </w:pPr>
             <w:r>
               <w:rPr>
                 <w:b w:val="1"/>
+                <w:bCs w:val="1"/>
                 <w:rtl w:val="0"/>
               </w:rPr>
               <w:t xml:space="preserve">Fin</w:t>
@@ -3727,11 +3836,13 @@
               <w:jc w:val="center"/>
               <w:rPr>
                 <w:b w:val="1"/>
+                <w:bCs w:val="1"/>
               </w:rPr>
             </w:pPr>
             <w:r>
               <w:rPr>
                 <w:b w:val="1"/>
+                <w:bCs w:val="1"/>
                 <w:rtl w:val="0"/>
               </w:rPr>
               <w:t xml:space="preserve">Duración</w:t>
@@ -3765,11 +3876,13 @@
               <w:jc w:val="center"/>
               <w:rPr>
                 <w:b w:val="1"/>
+                <w:bCs w:val="1"/>
               </w:rPr>
             </w:pPr>
             <w:r>
               <w:rPr>
                 <w:b w:val="1"/>
+                <w:bCs w:val="1"/>
                 <w:rtl w:val="0"/>
               </w:rPr>
               <w:t xml:space="preserve">Responsable</w:t>
@@ -3803,11 +3916,13 @@
               <w:jc w:val="center"/>
               <w:rPr>
                 <w:b w:val="1"/>
+                <w:bCs w:val="1"/>
               </w:rPr>
             </w:pPr>
             <w:r>
               <w:rPr>
                 <w:b w:val="1"/>
+                <w:bCs w:val="1"/>
                 <w:rtl w:val="0"/>
               </w:rPr>
               <w:t xml:space="preserve">Resultado / Hito</w:t>
@@ -9670,7 +9785,9 @@
         <w:rPr>
           <w:rFonts w:ascii="Calibri" w:cs="Calibri" w:eastAsia="Calibri" w:hAnsi="Calibri"/>
           <w:b w:val="0"/>
+          <w:bCs w:val="0"/>
           <w:i w:val="0"/>
+          <w:iCs w:val="0"/>
           <w:smallCaps w:val="0"/>
           <w:strike w:val="0"/>
           <w:color w:val="000000"/>
@@ -9712,7 +9829,9 @@
         <w:rPr>
           <w:rFonts w:ascii="Calibri" w:cs="Calibri" w:eastAsia="Calibri" w:hAnsi="Calibri"/>
           <w:b w:val="0"/>
+          <w:bCs w:val="0"/>
           <w:i w:val="1"/>
+          <w:iCs w:val="1"/>
           <w:smallCaps w:val="0"/>
           <w:strike w:val="0"/>
           <w:color w:val="548dd4"/>
@@ -9729,7 +9848,9 @@
         <w:rPr>
           <w:rFonts w:ascii="Cambria" w:cs="Cambria" w:eastAsia="Cambria" w:hAnsi="Cambria"/>
           <w:b w:val="1"/>
+          <w:bCs w:val="1"/>
           <w:i w:val="0"/>
+          <w:iCs w:val="0"/>
           <w:smallCaps w:val="0"/>
           <w:strike w:val="0"/>
           <w:color w:val="366091"/>
@@ -9770,11 +9891,13 @@
         <w:jc w:val="left"/>
         <w:rPr>
           <w:b w:val="1"/>
+          <w:bCs w:val="1"/>
         </w:rPr>
       </w:pPr>
       <w:r>
         <w:rPr>
           <w:b w:val="1"/>
+          <w:bCs w:val="1"/>
           <w:u w:val="single"/>
           <w:rtl w:val="0"/>
         </w:rPr>
@@ -10028,12 +10151,14 @@
         <w:ind w:left="0"/>
         <w:rPr>
           <w:b w:val="1"/>
+          <w:bCs w:val="1"/>
           <w:u w:val="single"/>
         </w:rPr>
       </w:pPr>
       <w:r>
         <w:rPr>
           <w:b w:val="1"/>
+          <w:bCs w:val="1"/>
           <w:u w:val="single"/>
           <w:rtl w:val="0"/>
         </w:rPr>
@@ -10147,12 +10272,14 @@
         <w:ind w:left="0" w:firstLine="0"/>
         <w:rPr>
           <w:b w:val="1"/>
+          <w:bCs w:val="1"/>
           <w:u w:val="single"/>
         </w:rPr>
       </w:pPr>
       <w:r>
         <w:rPr>
           <w:b w:val="1"/>
+          <w:bCs w:val="1"/>
           <w:u w:val="single"/>
           <w:rtl w:val="0"/>
         </w:rPr>
@@ -10185,30 +10312,19 @@
     </w:p>
     <w:p>
       <w:pPr>
-        <w:keepNext w:val="1"/>
-        <w:keepLines w:val="0"/>
-        <w:pageBreakBefore w:val="0"/>
-        <w:widowControl w:val="0"/>
-        <w:pBdr>
-          <w:top w:space="0" w:sz="0" w:val="nil"/>
-          <w:left w:space="0" w:sz="0" w:val="nil"/>
-          <w:bottom w:space="0" w:sz="0" w:val="nil"/>
-          <w:right w:space="0" w:sz="0" w:val="nil"/>
-          <w:between w:space="0" w:sz="0" w:val="nil"/>
-        </w:pBdr>
-        <w:shd w:fill="auto" w:val="clear"/>
+        <w:pStyle w:val="Heading2"/>
         <w:tabs>
           <w:tab w:val="left" w:leader="none" w:pos="0"/>
         </w:tabs>
-        <w:spacing w:after="60" w:before="120" w:line="276" w:lineRule="auto"/>
-        <w:ind w:left="0" w:right="0" w:firstLine="0"/>
-        <w:jc w:val="left"/>
-        <w:rPr>
-          <w:rFonts w:ascii="Cambria" w:cs="Cambria" w:eastAsia="Cambria" w:hAnsi="Cambria"/>
-          <w:sz w:val="20"/>
-          <w:szCs w:val="20"/>
-        </w:rPr>
-      </w:pPr>
+        <w:ind w:left="0"/>
+        <w:jc w:val="both"/>
+        <w:rPr/>
+      </w:pPr>
+      <w:bookmarkStart w:colFirst="0" w:colLast="0" w:name="_6gsn6pcdfjn8" w:id="15"/>
+      <w:bookmarkEnd w:id="15"/>
+      <w:r>
+        <w:br w:type="page"/>
+      </w:r>
       <w:r>
         <w:rPr>
           <w:rtl w:val="0"/>
@@ -10217,38 +10333,1207 @@
     </w:p>
     <w:p>
       <w:pPr>
-        <w:keepNext w:val="0"/>
-        <w:keepLines w:val="0"/>
-        <w:pageBreakBefore w:val="0"/>
-        <w:widowControl w:val="1"/>
-        <w:pBdr>
-          <w:top w:space="0" w:sz="0" w:val="nil"/>
-          <w:left w:space="0" w:sz="0" w:val="nil"/>
-          <w:bottom w:space="0" w:sz="0" w:val="nil"/>
-          <w:right w:space="0" w:sz="0" w:val="nil"/>
-          <w:between w:space="0" w:sz="0" w:val="nil"/>
-        </w:pBdr>
-        <w:shd w:fill="auto" w:val="clear"/>
+        <w:pStyle w:val="Heading1"/>
+        <w:widowControl w:val="0"/>
         <w:tabs>
           <w:tab w:val="left" w:leader="none" w:pos="0"/>
         </w:tabs>
-        <w:spacing w:after="0" w:before="200" w:line="276" w:lineRule="auto"/>
-        <w:ind w:left="0" w:right="0" w:firstLine="0"/>
+        <w:spacing w:after="60" w:before="120" w:lineRule="auto"/>
+        <w:ind w:left="0"/>
+        <w:rPr/>
+      </w:pPr>
+      <w:bookmarkStart w:colFirst="0" w:colLast="0" w:name="_6ug0jk3alvd6" w:id="16"/>
+      <w:bookmarkEnd w:id="16"/>
+      <w:r>
+        <w:rPr>
+          <w:rtl w:val="0"/>
+        </w:rPr>
+        <w:t xml:space="preserve">Evaluación 07-11-2025</w:t>
+      </w:r>
+    </w:p>
+    <w:p>
+      <w:pPr>
+        <w:pStyle w:val="Heading2"/>
+        <w:rPr/>
+      </w:pPr>
+      <w:bookmarkStart w:colFirst="0" w:colLast="0" w:name="_qml0aywvko3q" w:id="17"/>
+      <w:bookmarkEnd w:id="17"/>
+      <w:r>
+        <w:rPr>
+          <w:rtl w:val="0"/>
+        </w:rPr>
+        <w:t xml:space="preserve">Objetivos Alcanzados</w:t>
+      </w:r>
+    </w:p>
+    <w:p>
+      <w:pPr>
+        <w:numPr>
+          <w:ilvl w:val="0"/>
+          <w:numId w:val="11"/>
+        </w:numPr>
+        <w:spacing w:after="0" w:afterAutospacing="0"/>
+        <w:ind w:left="720" w:hanging="360"/>
         <w:jc w:val="both"/>
         <w:rPr>
           <w:rFonts w:ascii="Calibri" w:cs="Calibri" w:eastAsia="Calibri" w:hAnsi="Calibri"/>
           <w:b w:val="0"/>
-          <w:i w:val="1"/>
-          <w:smallCaps w:val="0"/>
-          <w:strike w:val="0"/>
-          <w:color w:val="548dd4"/>
+          <w:bCs w:val="0"/>
+          <w:color w:val="000000"/>
           <w:sz w:val="22"/>
           <w:szCs w:val="22"/>
+        </w:rPr>
+      </w:pPr>
+      <w:r>
+        <w:rPr>
+          <w:rtl w:val="0"/>
+        </w:rPr>
+        <w:t xml:space="preserve">Se logró  cumplir con las entregas planificadas dentro de los plazos establecidos.</w:t>
+      </w:r>
+    </w:p>
+    <w:p>
+      <w:pPr>
+        <w:numPr>
+          <w:ilvl w:val="0"/>
+          <w:numId w:val="11"/>
+        </w:numPr>
+        <w:spacing w:after="0" w:afterAutospacing="0" w:before="0" w:beforeAutospacing="0"/>
+        <w:ind w:left="720" w:hanging="360"/>
+        <w:jc w:val="both"/>
+        <w:rPr>
+          <w:rFonts w:ascii="Calibri" w:cs="Calibri" w:eastAsia="Calibri" w:hAnsi="Calibri"/>
+          <w:b w:val="0"/>
+          <w:bCs w:val="0"/>
+          <w:color w:val="000000"/>
+          <w:sz w:val="22"/>
+          <w:szCs w:val="22"/>
+        </w:rPr>
+      </w:pPr>
+      <w:r>
+        <w:rPr>
+          <w:rtl w:val="0"/>
+        </w:rPr>
+        <w:t xml:space="preserve">Se logró implementar todos los casos de uso priorizados para la iteración.  </w:t>
+      </w:r>
+    </w:p>
+    <w:p>
+      <w:pPr>
+        <w:numPr>
+          <w:ilvl w:val="0"/>
+          <w:numId w:val="11"/>
+        </w:numPr>
+        <w:spacing w:before="0" w:beforeAutospacing="0"/>
+        <w:ind w:left="720" w:hanging="360"/>
+        <w:jc w:val="both"/>
+        <w:rPr>
           <w:u w:val="none"/>
-          <w:shd w:fill="auto" w:val="clear"/>
-          <w:vertAlign w:val="baseline"/>
-        </w:rPr>
-      </w:pPr>
+        </w:rPr>
+      </w:pPr>
+      <w:r>
+        <w:rPr>
+          <w:rtl w:val="0"/>
+        </w:rPr>
+        <w:t xml:space="preserve">Se mejoró la planificación de las métricas.</w:t>
+      </w:r>
+    </w:p>
+    <w:p>
+      <w:pPr>
+        <w:rPr/>
+      </w:pPr>
+      <w:r>
+        <w:rPr>
+          <w:rtl w:val="0"/>
+        </w:rPr>
+      </w:r>
+    </w:p>
+    <w:p>
+      <w:pPr>
+        <w:pStyle w:val="Heading2"/>
+        <w:rPr/>
+      </w:pPr>
+      <w:bookmarkStart w:colFirst="0" w:colLast="0" w:name="_m7p5j51yw43l" w:id="18"/>
+      <w:bookmarkEnd w:id="18"/>
+      <w:r>
+        <w:rPr>
+          <w:rtl w:val="0"/>
+        </w:rPr>
+        <w:t xml:space="preserve">Elementos incluidos en la Línea Base</w:t>
+      </w:r>
+    </w:p>
+    <w:p>
+      <w:pPr>
+        <w:numPr>
+          <w:ilvl w:val="0"/>
+          <w:numId w:val="14"/>
+        </w:numPr>
+        <w:tabs>
+          <w:tab w:val="left" w:leader="none" w:pos="0"/>
+        </w:tabs>
+        <w:spacing w:after="0" w:afterAutospacing="0"/>
+        <w:ind w:left="720" w:hanging="360"/>
+        <w:jc w:val="both"/>
+        <w:rPr>
+          <w:rFonts w:ascii="Calibri" w:cs="Calibri" w:eastAsia="Calibri" w:hAnsi="Calibri"/>
+          <w:b w:val="0"/>
+          <w:bCs w:val="0"/>
+          <w:color w:val="000000"/>
+          <w:sz w:val="22"/>
+          <w:szCs w:val="22"/>
+        </w:rPr>
+      </w:pPr>
+      <w:r>
+        <w:rPr>
+          <w:rtl w:val="0"/>
+        </w:rPr>
+        <w:t xml:space="preserve">Plan de Iteración Fase Construcción - Iteración 2.</w:t>
+      </w:r>
+    </w:p>
+    <w:p>
+      <w:pPr>
+        <w:numPr>
+          <w:ilvl w:val="0"/>
+          <w:numId w:val="14"/>
+        </w:numPr>
+        <w:tabs>
+          <w:tab w:val="left" w:leader="none" w:pos="0"/>
+        </w:tabs>
+        <w:spacing w:after="0" w:afterAutospacing="0" w:before="0" w:beforeAutospacing="0"/>
+        <w:ind w:left="720" w:hanging="360"/>
+        <w:jc w:val="both"/>
+        <w:rPr>
+          <w:u w:val="none"/>
+        </w:rPr>
+      </w:pPr>
+      <w:r>
+        <w:rPr>
+          <w:rtl w:val="0"/>
+        </w:rPr>
+        <w:t xml:space="preserve">Priorización de 2da tanda de CU.</w:t>
+      </w:r>
+    </w:p>
+    <w:p>
+      <w:pPr>
+        <w:numPr>
+          <w:ilvl w:val="0"/>
+          <w:numId w:val="14"/>
+        </w:numPr>
+        <w:tabs>
+          <w:tab w:val="left" w:leader="none" w:pos="0"/>
+        </w:tabs>
+        <w:spacing w:after="0" w:afterAutospacing="0" w:before="0" w:beforeAutospacing="0"/>
+        <w:ind w:left="720" w:hanging="360"/>
+        <w:jc w:val="both"/>
+        <w:rPr>
+          <w:rFonts w:ascii="Calibri" w:cs="Calibri" w:eastAsia="Calibri" w:hAnsi="Calibri"/>
+          <w:b w:val="0"/>
+          <w:bCs w:val="0"/>
+          <w:color w:val="000000"/>
+          <w:sz w:val="22"/>
+          <w:szCs w:val="22"/>
+        </w:rPr>
+      </w:pPr>
+      <w:r>
+        <w:rPr>
+          <w:rtl w:val="0"/>
+        </w:rPr>
+        <w:t xml:space="preserve">Especificación de CU 07: Crear etapa.</w:t>
+      </w:r>
+    </w:p>
+    <w:p>
+      <w:pPr>
+        <w:numPr>
+          <w:ilvl w:val="0"/>
+          <w:numId w:val="14"/>
+        </w:numPr>
+        <w:tabs>
+          <w:tab w:val="left" w:leader="none" w:pos="0"/>
+        </w:tabs>
+        <w:spacing w:after="0" w:afterAutospacing="0" w:before="0" w:beforeAutospacing="0"/>
+        <w:ind w:left="720" w:hanging="360"/>
+        <w:jc w:val="both"/>
+      </w:pPr>
+      <w:r>
+        <w:rPr>
+          <w:rtl w:val="0"/>
+        </w:rPr>
+        <w:t xml:space="preserve">Especificación de CU 08: Crear Iteración.</w:t>
+      </w:r>
+    </w:p>
+    <w:p>
+      <w:pPr>
+        <w:numPr>
+          <w:ilvl w:val="0"/>
+          <w:numId w:val="14"/>
+        </w:numPr>
+        <w:tabs>
+          <w:tab w:val="left" w:leader="none" w:pos="0"/>
+        </w:tabs>
+        <w:spacing w:after="0" w:afterAutospacing="0" w:before="0" w:beforeAutospacing="0"/>
+        <w:ind w:left="720" w:hanging="360"/>
+        <w:jc w:val="both"/>
+      </w:pPr>
+      <w:r>
+        <w:rPr>
+          <w:rtl w:val="0"/>
+        </w:rPr>
+        <w:t xml:space="preserve">Especificación de CU 13: Asignar dependencia.</w:t>
+      </w:r>
+    </w:p>
+    <w:p>
+      <w:pPr>
+        <w:numPr>
+          <w:ilvl w:val="0"/>
+          <w:numId w:val="14"/>
+        </w:numPr>
+        <w:tabs>
+          <w:tab w:val="left" w:leader="none" w:pos="0"/>
+        </w:tabs>
+        <w:spacing w:after="0" w:afterAutospacing="0" w:before="0" w:beforeAutospacing="0"/>
+        <w:ind w:left="720" w:hanging="360"/>
+        <w:jc w:val="both"/>
+      </w:pPr>
+      <w:r>
+        <w:rPr>
+          <w:rtl w:val="0"/>
+        </w:rPr>
+        <w:t xml:space="preserve">Especificación de CU 14: Modificar estado de tarea.</w:t>
+      </w:r>
+    </w:p>
+    <w:p>
+      <w:pPr>
+        <w:numPr>
+          <w:ilvl w:val="0"/>
+          <w:numId w:val="14"/>
+        </w:numPr>
+        <w:tabs>
+          <w:tab w:val="left" w:leader="none" w:pos="0"/>
+        </w:tabs>
+        <w:spacing w:after="0" w:afterAutospacing="0" w:before="0" w:beforeAutospacing="0"/>
+        <w:ind w:left="720" w:hanging="360"/>
+        <w:jc w:val="both"/>
+      </w:pPr>
+      <w:r>
+        <w:rPr>
+          <w:rtl w:val="0"/>
+        </w:rPr>
+        <w:t xml:space="preserve">Especificación de CU 15: Visualizar tarea.</w:t>
+      </w:r>
+    </w:p>
+    <w:p>
+      <w:pPr>
+        <w:numPr>
+          <w:ilvl w:val="0"/>
+          <w:numId w:val="14"/>
+        </w:numPr>
+        <w:tabs>
+          <w:tab w:val="left" w:leader="none" w:pos="0"/>
+        </w:tabs>
+        <w:spacing w:after="0" w:afterAutospacing="0" w:before="0" w:beforeAutospacing="0"/>
+        <w:ind w:left="720" w:hanging="360"/>
+        <w:jc w:val="both"/>
+      </w:pPr>
+      <w:r>
+        <w:rPr>
+          <w:rtl w:val="0"/>
+        </w:rPr>
+        <w:t xml:space="preserve">Especificación de CU16: Comentar tarea.</w:t>
+      </w:r>
+    </w:p>
+    <w:p>
+      <w:pPr>
+        <w:numPr>
+          <w:ilvl w:val="0"/>
+          <w:numId w:val="14"/>
+        </w:numPr>
+        <w:tabs>
+          <w:tab w:val="left" w:leader="none" w:pos="0"/>
+        </w:tabs>
+        <w:spacing w:after="0" w:afterAutospacing="0" w:before="0" w:beforeAutospacing="0"/>
+        <w:ind w:left="720" w:hanging="360"/>
+        <w:jc w:val="both"/>
+      </w:pPr>
+      <w:r>
+        <w:rPr>
+          <w:rtl w:val="0"/>
+        </w:rPr>
+        <w:t xml:space="preserve">Especificación de CU21: Registrar tiempo manual.</w:t>
+      </w:r>
+    </w:p>
+    <w:p>
+      <w:pPr>
+        <w:numPr>
+          <w:ilvl w:val="0"/>
+          <w:numId w:val="14"/>
+        </w:numPr>
+        <w:tabs>
+          <w:tab w:val="left" w:leader="none" w:pos="0"/>
+        </w:tabs>
+        <w:spacing w:after="0" w:afterAutospacing="0" w:before="0" w:beforeAutospacing="0"/>
+        <w:ind w:left="720" w:hanging="360"/>
+        <w:jc w:val="both"/>
+      </w:pPr>
+      <w:r>
+        <w:rPr>
+          <w:rtl w:val="0"/>
+        </w:rPr>
+        <w:t xml:space="preserve">Implementación CU 07: Crear etapa.</w:t>
+      </w:r>
+    </w:p>
+    <w:p>
+      <w:pPr>
+        <w:numPr>
+          <w:ilvl w:val="0"/>
+          <w:numId w:val="14"/>
+        </w:numPr>
+        <w:tabs>
+          <w:tab w:val="left" w:leader="none" w:pos="0"/>
+        </w:tabs>
+        <w:spacing w:after="0" w:afterAutospacing="0" w:before="0" w:beforeAutospacing="0"/>
+        <w:ind w:left="720" w:hanging="360"/>
+        <w:jc w:val="both"/>
+      </w:pPr>
+      <w:r>
+        <w:rPr>
+          <w:rtl w:val="0"/>
+        </w:rPr>
+        <w:t xml:space="preserve">Implementación CU 08: Crear Iteración.</w:t>
+      </w:r>
+    </w:p>
+    <w:p>
+      <w:pPr>
+        <w:numPr>
+          <w:ilvl w:val="0"/>
+          <w:numId w:val="14"/>
+        </w:numPr>
+        <w:tabs>
+          <w:tab w:val="left" w:leader="none" w:pos="0"/>
+        </w:tabs>
+        <w:spacing w:after="0" w:afterAutospacing="0" w:before="0" w:beforeAutospacing="0"/>
+        <w:ind w:left="720" w:hanging="360"/>
+        <w:jc w:val="both"/>
+      </w:pPr>
+      <w:r>
+        <w:rPr>
+          <w:rtl w:val="0"/>
+        </w:rPr>
+        <w:t xml:space="preserve">Implementación CU 13: Asignar dependencia.</w:t>
+      </w:r>
+    </w:p>
+    <w:p>
+      <w:pPr>
+        <w:numPr>
+          <w:ilvl w:val="0"/>
+          <w:numId w:val="14"/>
+        </w:numPr>
+        <w:tabs>
+          <w:tab w:val="left" w:leader="none" w:pos="0"/>
+        </w:tabs>
+        <w:spacing w:after="0" w:afterAutospacing="0" w:before="0" w:beforeAutospacing="0"/>
+        <w:ind w:left="720" w:hanging="360"/>
+        <w:jc w:val="both"/>
+      </w:pPr>
+      <w:r>
+        <w:rPr>
+          <w:rtl w:val="0"/>
+        </w:rPr>
+        <w:t xml:space="preserve">Implementación CU 14: Modificar estado de tarea.</w:t>
+      </w:r>
+    </w:p>
+    <w:p>
+      <w:pPr>
+        <w:numPr>
+          <w:ilvl w:val="0"/>
+          <w:numId w:val="14"/>
+        </w:numPr>
+        <w:tabs>
+          <w:tab w:val="left" w:leader="none" w:pos="0"/>
+        </w:tabs>
+        <w:spacing w:after="0" w:afterAutospacing="0" w:before="0" w:beforeAutospacing="0"/>
+        <w:ind w:left="720" w:hanging="360"/>
+        <w:jc w:val="both"/>
+      </w:pPr>
+      <w:r>
+        <w:rPr>
+          <w:rtl w:val="0"/>
+        </w:rPr>
+        <w:t xml:space="preserve">Implementación CU 15: Visualizar tarea.</w:t>
+      </w:r>
+    </w:p>
+    <w:p>
+      <w:pPr>
+        <w:numPr>
+          <w:ilvl w:val="0"/>
+          <w:numId w:val="14"/>
+        </w:numPr>
+        <w:tabs>
+          <w:tab w:val="left" w:leader="none" w:pos="0"/>
+        </w:tabs>
+        <w:spacing w:after="0" w:afterAutospacing="0" w:before="0" w:beforeAutospacing="0"/>
+        <w:ind w:left="720" w:hanging="360"/>
+        <w:jc w:val="both"/>
+      </w:pPr>
+      <w:r>
+        <w:rPr>
+          <w:rtl w:val="0"/>
+        </w:rPr>
+        <w:t xml:space="preserve">Implementación CU16: Comentar tarea.</w:t>
+      </w:r>
+    </w:p>
+    <w:p>
+      <w:pPr>
+        <w:numPr>
+          <w:ilvl w:val="0"/>
+          <w:numId w:val="14"/>
+        </w:numPr>
+        <w:tabs>
+          <w:tab w:val="left" w:leader="none" w:pos="0"/>
+        </w:tabs>
+        <w:spacing w:after="0" w:afterAutospacing="0" w:before="0" w:beforeAutospacing="0"/>
+        <w:ind w:left="720" w:hanging="360"/>
+        <w:jc w:val="both"/>
+        <w:rPr>
+          <w:u w:val="none"/>
+        </w:rPr>
+      </w:pPr>
+      <w:r>
+        <w:rPr>
+          <w:rtl w:val="0"/>
+        </w:rPr>
+        <w:t xml:space="preserve">Casos de prueba CU 07: Crear etapa.</w:t>
+      </w:r>
+    </w:p>
+    <w:p>
+      <w:pPr>
+        <w:numPr>
+          <w:ilvl w:val="0"/>
+          <w:numId w:val="14"/>
+        </w:numPr>
+        <w:tabs>
+          <w:tab w:val="left" w:leader="none" w:pos="0"/>
+        </w:tabs>
+        <w:spacing w:after="0" w:afterAutospacing="0" w:before="0" w:beforeAutospacing="0"/>
+        <w:ind w:left="720" w:hanging="360"/>
+        <w:jc w:val="both"/>
+      </w:pPr>
+      <w:r>
+        <w:rPr>
+          <w:rtl w:val="0"/>
+        </w:rPr>
+        <w:t xml:space="preserve">Casos de prueba CU 08: Crear Iteración.</w:t>
+      </w:r>
+    </w:p>
+    <w:p>
+      <w:pPr>
+        <w:numPr>
+          <w:ilvl w:val="0"/>
+          <w:numId w:val="14"/>
+        </w:numPr>
+        <w:tabs>
+          <w:tab w:val="left" w:leader="none" w:pos="0"/>
+        </w:tabs>
+        <w:spacing w:after="0" w:afterAutospacing="0" w:before="0" w:beforeAutospacing="0"/>
+        <w:ind w:left="720" w:hanging="360"/>
+        <w:jc w:val="both"/>
+      </w:pPr>
+      <w:r>
+        <w:rPr>
+          <w:rtl w:val="0"/>
+        </w:rPr>
+        <w:t xml:space="preserve">Casos de prueba CU 13: Asignar dependencia.</w:t>
+      </w:r>
+    </w:p>
+    <w:p>
+      <w:pPr>
+        <w:numPr>
+          <w:ilvl w:val="0"/>
+          <w:numId w:val="14"/>
+        </w:numPr>
+        <w:tabs>
+          <w:tab w:val="left" w:leader="none" w:pos="0"/>
+        </w:tabs>
+        <w:spacing w:after="0" w:afterAutospacing="0" w:before="0" w:beforeAutospacing="0"/>
+        <w:ind w:left="720" w:hanging="360"/>
+        <w:jc w:val="both"/>
+      </w:pPr>
+      <w:r>
+        <w:rPr>
+          <w:rtl w:val="0"/>
+        </w:rPr>
+        <w:t xml:space="preserve">Casos de prueba CU 14: Modificar estado de tarea.</w:t>
+      </w:r>
+    </w:p>
+    <w:p>
+      <w:pPr>
+        <w:numPr>
+          <w:ilvl w:val="0"/>
+          <w:numId w:val="14"/>
+        </w:numPr>
+        <w:tabs>
+          <w:tab w:val="left" w:leader="none" w:pos="0"/>
+        </w:tabs>
+        <w:spacing w:after="0" w:afterAutospacing="0" w:before="0" w:beforeAutospacing="0"/>
+        <w:ind w:left="720" w:hanging="360"/>
+        <w:jc w:val="both"/>
+      </w:pPr>
+      <w:r>
+        <w:rPr>
+          <w:rtl w:val="0"/>
+        </w:rPr>
+        <w:t xml:space="preserve">Casos de prueba CU 15: Visualizar tarea.</w:t>
+      </w:r>
+    </w:p>
+    <w:p>
+      <w:pPr>
+        <w:numPr>
+          <w:ilvl w:val="0"/>
+          <w:numId w:val="14"/>
+        </w:numPr>
+        <w:tabs>
+          <w:tab w:val="left" w:leader="none" w:pos="0"/>
+        </w:tabs>
+        <w:spacing w:before="0" w:beforeAutospacing="0"/>
+        <w:ind w:left="720" w:hanging="360"/>
+        <w:jc w:val="both"/>
+      </w:pPr>
+      <w:r>
+        <w:rPr>
+          <w:rtl w:val="0"/>
+        </w:rPr>
+        <w:t xml:space="preserve">Casos de prueba CU16: Comentar tarea.</w:t>
+      </w:r>
+    </w:p>
+    <w:p>
+      <w:pPr>
+        <w:keepNext w:val="1"/>
+        <w:widowControl w:val="0"/>
+        <w:tabs>
+          <w:tab w:val="left" w:leader="none" w:pos="0"/>
+        </w:tabs>
+        <w:spacing w:after="60" w:before="120" w:lineRule="auto"/>
+        <w:ind w:left="0"/>
+        <w:rPr>
+          <w:rFonts w:ascii="Cambria" w:cs="Cambria" w:eastAsia="Cambria" w:hAnsi="Cambria"/>
+          <w:b w:val="1"/>
+          <w:bCs w:val="1"/>
+          <w:color w:val="366091"/>
+          <w:sz w:val="28"/>
+          <w:szCs w:val="28"/>
+        </w:rPr>
+      </w:pPr>
+      <w:r>
+        <w:rPr>
+          <w:rtl w:val="0"/>
+        </w:rPr>
+      </w:r>
+    </w:p>
+    <w:p>
+      <w:pPr>
+        <w:keepNext w:val="1"/>
+        <w:widowControl w:val="0"/>
+        <w:tabs>
+          <w:tab w:val="left" w:leader="none" w:pos="0"/>
+        </w:tabs>
+        <w:spacing w:after="60" w:before="120" w:lineRule="auto"/>
+        <w:ind w:left="0"/>
+        <w:rPr>
+          <w:rFonts w:ascii="Cambria" w:cs="Cambria" w:eastAsia="Cambria" w:hAnsi="Cambria"/>
+          <w:b w:val="1"/>
+          <w:bCs w:val="1"/>
+          <w:color w:val="366091"/>
+          <w:sz w:val="28"/>
+          <w:szCs w:val="28"/>
+        </w:rPr>
+      </w:pPr>
+      <w:r>
+        <w:rPr>
+          <w:rtl w:val="0"/>
+        </w:rPr>
+      </w:r>
+    </w:p>
+    <w:p>
+      <w:pPr>
+        <w:keepNext w:val="1"/>
+        <w:widowControl w:val="0"/>
+        <w:tabs>
+          <w:tab w:val="left" w:leader="none" w:pos="0"/>
+        </w:tabs>
+        <w:spacing w:after="60" w:before="120" w:lineRule="auto"/>
+        <w:ind w:left="0"/>
+        <w:rPr>
+          <w:rFonts w:ascii="Cambria" w:cs="Cambria" w:eastAsia="Cambria" w:hAnsi="Cambria"/>
+          <w:b w:val="1"/>
+          <w:bCs w:val="1"/>
+          <w:color w:val="366091"/>
+          <w:sz w:val="28"/>
+          <w:szCs w:val="28"/>
+        </w:rPr>
+      </w:pPr>
+      <w:r>
+        <w:rPr>
+          <w:rtl w:val="0"/>
+        </w:rPr>
+      </w:r>
+    </w:p>
+    <w:p>
+      <w:pPr>
+        <w:keepNext w:val="1"/>
+        <w:widowControl w:val="0"/>
+        <w:tabs>
+          <w:tab w:val="left" w:leader="none" w:pos="0"/>
+        </w:tabs>
+        <w:spacing w:after="60" w:before="120" w:lineRule="auto"/>
+        <w:ind w:left="0"/>
+        <w:rPr>
+          <w:rFonts w:ascii="Cambria" w:cs="Cambria" w:eastAsia="Cambria" w:hAnsi="Cambria"/>
+          <w:b w:val="1"/>
+          <w:bCs w:val="1"/>
+          <w:color w:val="366091"/>
+          <w:sz w:val="28"/>
+          <w:szCs w:val="28"/>
+        </w:rPr>
+      </w:pPr>
+      <w:r>
+        <w:rPr>
+          <w:rtl w:val="0"/>
+        </w:rPr>
+      </w:r>
+    </w:p>
+    <w:p>
+      <w:pPr>
+        <w:keepNext w:val="1"/>
+        <w:widowControl w:val="0"/>
+        <w:tabs>
+          <w:tab w:val="left" w:leader="none" w:pos="0"/>
+        </w:tabs>
+        <w:spacing w:after="60" w:before="120" w:lineRule="auto"/>
+        <w:ind w:left="0"/>
+        <w:rPr>
+          <w:rFonts w:ascii="Cambria" w:cs="Cambria" w:eastAsia="Cambria" w:hAnsi="Cambria"/>
+          <w:b w:val="1"/>
+          <w:bCs w:val="1"/>
+          <w:color w:val="366091"/>
+          <w:sz w:val="28"/>
+          <w:szCs w:val="28"/>
+        </w:rPr>
+      </w:pPr>
+      <w:r>
+        <w:rPr>
+          <w:rtl w:val="0"/>
+        </w:rPr>
+      </w:r>
+    </w:p>
+    <w:p>
+      <w:pPr>
+        <w:pStyle w:val="Heading1"/>
+        <w:widowControl w:val="0"/>
+        <w:tabs>
+          <w:tab w:val="left" w:leader="none" w:pos="0"/>
+        </w:tabs>
+        <w:spacing w:after="60" w:before="120" w:lineRule="auto"/>
+        <w:ind w:left="0"/>
+        <w:rPr/>
+      </w:pPr>
+      <w:bookmarkStart w:colFirst="0" w:colLast="0" w:name="_7ck6fxdea3tb" w:id="19"/>
+      <w:bookmarkEnd w:id="19"/>
+      <w:r>
+        <w:rPr>
+          <w:rtl w:val="0"/>
+        </w:rPr>
+        <w:t xml:space="preserve">Conclusión</w:t>
+      </w:r>
+    </w:p>
+    <w:p>
+      <w:pPr>
+        <w:tabs>
+          <w:tab w:val="left" w:leader="none" w:pos="0"/>
+        </w:tabs>
+        <w:spacing w:after="240" w:before="240" w:lineRule="auto"/>
+        <w:ind w:left="0"/>
+        <w:jc w:val="both"/>
+        <w:rPr/>
+      </w:pPr>
+      <w:r>
+        <w:rPr>
+          <w:rtl w:val="0"/>
+        </w:rPr>
+        <w:t xml:space="preserve">Durante esta iteración se lograron cumplir satisfactoriamente todas las entregas mínimas previstas. Esto implica la especificación, codificación y ejecución de casos de prueba para todos los casos de uso priorizados para la iteración. Además se pudo avanzar con algunos de los casos de uso restantes.</w:t>
+      </w:r>
+    </w:p>
+    <w:p>
+      <w:pPr>
+        <w:tabs>
+          <w:tab w:val="left" w:leader="none" w:pos="0"/>
+        </w:tabs>
+        <w:spacing w:after="240" w:before="240" w:lineRule="auto"/>
+        <w:ind w:left="0"/>
+        <w:jc w:val="both"/>
+        <w:rPr/>
+      </w:pPr>
+      <w:r>
+        <w:rPr>
+          <w:rtl w:val="0"/>
+        </w:rPr>
+        <w:t xml:space="preserve">Los integrantes respetan las tareas que les son asignadas pero la asignación de fechas para las tareas en la planificación requieren de ajustes para representar la realidad del trabajo del equipo.</w:t>
+      </w:r>
+    </w:p>
+    <w:p>
+      <w:pPr>
+        <w:tabs>
+          <w:tab w:val="left" w:leader="none" w:pos="0"/>
+        </w:tabs>
+        <w:spacing w:after="240" w:before="240" w:lineRule="auto"/>
+        <w:ind w:left="0"/>
+        <w:jc w:val="both"/>
+        <w:rPr/>
+      </w:pPr>
+      <w:r>
+        <w:rPr>
+          <w:rtl w:val="0"/>
+        </w:rPr>
+        <w:t xml:space="preserve">En esta iteración también se consiguió una estimación más aproximada ya que se han obtenido estadísticas sobre el trabajo del equipo:</w:t>
+      </w:r>
+    </w:p>
+    <w:p>
+      <w:pPr>
+        <w:tabs>
+          <w:tab w:val="left" w:leader="none" w:pos="0"/>
+        </w:tabs>
+        <w:spacing w:after="240" w:before="240" w:lineRule="auto"/>
+        <w:ind w:left="0"/>
+        <w:jc w:val="both"/>
+        <w:rPr>
+          <w:u w:val="single"/>
+        </w:rPr>
+      </w:pPr>
+      <w:r>
+        <w:rPr>
+          <w:u w:val="single"/>
+          <w:rtl w:val="0"/>
+        </w:rPr>
+        <w:t xml:space="preserve">Velocidad del equipo: </w:t>
+      </w:r>
+    </w:p>
+    <w:p>
+      <w:pPr>
+        <w:numPr>
+          <w:ilvl w:val="0"/>
+          <w:numId w:val="10"/>
+        </w:numPr>
+        <w:tabs>
+          <w:tab w:val="left" w:leader="none" w:pos="0"/>
+        </w:tabs>
+        <w:spacing w:after="0" w:afterAutospacing="0" w:before="240" w:lineRule="auto"/>
+        <w:ind w:left="720" w:hanging="360"/>
+        <w:jc w:val="both"/>
+        <w:rPr>
+          <w:u w:val="none"/>
+        </w:rPr>
+      </w:pPr>
+      <w:r>
+        <w:rPr>
+          <w:rtl w:val="0"/>
+        </w:rPr>
+        <w:t xml:space="preserve">Horas de codificación y pruebas = 112</w:t>
+      </w:r>
+    </w:p>
+    <w:p>
+      <w:pPr>
+        <w:numPr>
+          <w:ilvl w:val="0"/>
+          <w:numId w:val="10"/>
+        </w:numPr>
+        <w:tabs>
+          <w:tab w:val="left" w:leader="none" w:pos="0"/>
+        </w:tabs>
+        <w:spacing w:after="0" w:afterAutospacing="0" w:before="0" w:beforeAutospacing="0" w:lineRule="auto"/>
+        <w:ind w:left="720" w:hanging="360"/>
+        <w:jc w:val="both"/>
+        <w:rPr>
+          <w:u w:val="none"/>
+        </w:rPr>
+      </w:pPr>
+      <w:r>
+        <w:rPr>
+          <w:rtl w:val="0"/>
+        </w:rPr>
+        <w:t xml:space="preserve">PCU ajustados = 69,2</w:t>
+      </w:r>
+    </w:p>
+    <w:p>
+      <w:pPr>
+        <w:numPr>
+          <w:ilvl w:val="0"/>
+          <w:numId w:val="10"/>
+        </w:numPr>
+        <w:tabs>
+          <w:tab w:val="left" w:leader="none" w:pos="0"/>
+        </w:tabs>
+        <w:spacing w:after="240" w:before="0" w:beforeAutospacing="0" w:lineRule="auto"/>
+        <w:ind w:left="720" w:hanging="360"/>
+        <w:jc w:val="both"/>
+        <w:rPr>
+          <w:u w:val="none"/>
+        </w:rPr>
+      </w:pPr>
+      <w:r>
+        <w:rPr>
+          <w:rtl w:val="0"/>
+        </w:rPr>
+        <w:t xml:space="preserve">Horas-Hombre x Puntos de Caso de Uso Ajustados = 112/69,2 = </w:t>
+      </w:r>
+      <w:r>
+        <w:rPr>
+          <w:b w:val="1"/>
+          <w:bCs w:val="1"/>
+          <w:rtl w:val="0"/>
+        </w:rPr>
+        <w:t xml:space="preserve">1.6</w:t>
+      </w:r>
+    </w:p>
+    <w:p>
+      <w:pPr>
+        <w:tabs>
+          <w:tab w:val="left" w:leader="none" w:pos="0"/>
+        </w:tabs>
+        <w:spacing w:after="240" w:before="240" w:lineRule="auto"/>
+        <w:ind w:left="0"/>
+        <w:jc w:val="both"/>
+        <w:rPr/>
+      </w:pPr>
+      <w:r>
+        <w:rPr>
+          <w:rtl w:val="0"/>
+        </w:rPr>
+      </w:r>
+    </w:p>
+    <w:p>
+      <w:pPr>
+        <w:tabs>
+          <w:tab w:val="left" w:leader="none" w:pos="0"/>
+        </w:tabs>
+        <w:spacing w:after="240" w:before="240" w:lineRule="auto"/>
+        <w:ind w:left="0"/>
+        <w:jc w:val="both"/>
+        <w:rPr>
+          <w:u w:val="single"/>
+        </w:rPr>
+      </w:pPr>
+      <w:r>
+        <w:rPr>
+          <w:u w:val="single"/>
+          <w:rtl w:val="0"/>
+        </w:rPr>
+        <w:t xml:space="preserve">Porcentaje de codificación y pruebas sobre las horas totales del proyecto:</w:t>
+      </w:r>
+    </w:p>
+    <w:p>
+      <w:pPr>
+        <w:numPr>
+          <w:ilvl w:val="0"/>
+          <w:numId w:val="5"/>
+        </w:numPr>
+        <w:tabs>
+          <w:tab w:val="left" w:leader="none" w:pos="0"/>
+        </w:tabs>
+        <w:spacing w:after="0" w:afterAutospacing="0" w:before="240" w:lineRule="auto"/>
+        <w:ind w:left="720" w:hanging="360"/>
+        <w:jc w:val="both"/>
+        <w:rPr>
+          <w:u w:val="none"/>
+        </w:rPr>
+      </w:pPr>
+      <w:r>
+        <w:rPr>
+          <w:rtl w:val="0"/>
+        </w:rPr>
+        <w:t xml:space="preserve">Total de horas = 475</w:t>
+      </w:r>
+    </w:p>
+    <w:p>
+      <w:pPr>
+        <w:numPr>
+          <w:ilvl w:val="0"/>
+          <w:numId w:val="5"/>
+        </w:numPr>
+        <w:tabs>
+          <w:tab w:val="left" w:leader="none" w:pos="0"/>
+        </w:tabs>
+        <w:spacing w:after="0" w:afterAutospacing="0" w:before="0" w:beforeAutospacing="0" w:lineRule="auto"/>
+        <w:ind w:left="720" w:hanging="360"/>
+        <w:jc w:val="both"/>
+        <w:rPr>
+          <w:u w:val="none"/>
+        </w:rPr>
+      </w:pPr>
+      <w:r>
+        <w:rPr>
+          <w:rtl w:val="0"/>
+        </w:rPr>
+        <w:t xml:space="preserve">Horas de codificación y pruebas = 112</w:t>
+      </w:r>
+    </w:p>
+    <w:p>
+      <w:pPr>
+        <w:numPr>
+          <w:ilvl w:val="0"/>
+          <w:numId w:val="5"/>
+        </w:numPr>
+        <w:tabs>
+          <w:tab w:val="left" w:leader="none" w:pos="0"/>
+        </w:tabs>
+        <w:spacing w:after="0" w:afterAutospacing="0" w:before="0" w:beforeAutospacing="0" w:lineRule="auto"/>
+        <w:ind w:left="720" w:hanging="360"/>
+        <w:jc w:val="both"/>
+        <w:rPr>
+          <w:u w:val="none"/>
+        </w:rPr>
+      </w:pPr>
+      <w:r>
+        <w:rPr>
+          <w:rtl w:val="0"/>
+        </w:rPr>
+        <w:t xml:space="preserve">Horas de actividades restantes = 363</w:t>
+      </w:r>
+    </w:p>
+    <w:p>
+      <w:pPr>
+        <w:numPr>
+          <w:ilvl w:val="0"/>
+          <w:numId w:val="5"/>
+        </w:numPr>
+        <w:tabs>
+          <w:tab w:val="left" w:leader="none" w:pos="0"/>
+        </w:tabs>
+        <w:spacing w:after="0" w:afterAutospacing="0" w:before="0" w:beforeAutospacing="0" w:lineRule="auto"/>
+        <w:ind w:left="720" w:hanging="360"/>
+        <w:jc w:val="both"/>
+        <w:rPr>
+          <w:u w:val="none"/>
+        </w:rPr>
+      </w:pPr>
+      <w:r>
+        <w:rPr>
+          <w:rtl w:val="0"/>
+        </w:rPr>
+        <w:t xml:space="preserve">Porcentaje de horas de codificación y pruebas = 112 * 100 / 475 = </w:t>
+      </w:r>
+      <w:r>
+        <w:rPr>
+          <w:b w:val="1"/>
+          <w:bCs w:val="1"/>
+          <w:rtl w:val="0"/>
+        </w:rPr>
+        <w:t xml:space="preserve">23.57%</w:t>
+      </w:r>
+    </w:p>
+    <w:p>
+      <w:pPr>
+        <w:numPr>
+          <w:ilvl w:val="0"/>
+          <w:numId w:val="5"/>
+        </w:numPr>
+        <w:tabs>
+          <w:tab w:val="left" w:leader="none" w:pos="0"/>
+        </w:tabs>
+        <w:spacing w:after="240" w:before="0" w:beforeAutospacing="0" w:lineRule="auto"/>
+        <w:ind w:left="720" w:hanging="360"/>
+        <w:jc w:val="both"/>
+        <w:rPr>
+          <w:u w:val="none"/>
+        </w:rPr>
+      </w:pPr>
+      <w:r>
+        <w:rPr>
+          <w:rtl w:val="0"/>
+        </w:rPr>
+        <w:t xml:space="preserve">Porcentaje de horas de las actividades restantes = 363 * 100 / 475 = </w:t>
+      </w:r>
+      <w:r>
+        <w:rPr>
+          <w:b w:val="1"/>
+          <w:bCs w:val="1"/>
+          <w:rtl w:val="0"/>
+        </w:rPr>
+        <w:t xml:space="preserve">76,42%</w:t>
+      </w:r>
+      <w:r>
+        <w:rPr>
+          <w:rtl w:val="0"/>
+        </w:rPr>
+      </w:r>
+    </w:p>
+    <w:p>
+      <w:pPr>
+        <w:pStyle w:val="Heading2"/>
+        <w:tabs>
+          <w:tab w:val="left" w:leader="none" w:pos="0"/>
+        </w:tabs>
+        <w:ind w:left="0"/>
+        <w:jc w:val="both"/>
+        <w:rPr/>
+      </w:pPr>
+      <w:bookmarkStart w:colFirst="0" w:colLast="0" w:name="_xchlv5r5shzq" w:id="20"/>
+      <w:bookmarkEnd w:id="20"/>
+      <w:r>
+        <w:rPr>
+          <w:rtl w:val="0"/>
+        </w:rPr>
+      </w:r>
+    </w:p>
+    <w:p>
+      <w:pPr>
+        <w:tabs>
+          <w:tab w:val="left" w:leader="none" w:pos="0"/>
+        </w:tabs>
+        <w:rPr/>
+      </w:pPr>
+      <w:r>
+        <w:rPr>
+          <w:rtl w:val="0"/>
+        </w:rPr>
+      </w:r>
+    </w:p>
+    <w:p>
+      <w:pPr>
+        <w:pStyle w:val="Heading2"/>
+        <w:tabs>
+          <w:tab w:val="left" w:leader="none" w:pos="0"/>
+        </w:tabs>
+        <w:ind w:left="0"/>
+        <w:jc w:val="both"/>
+        <w:rPr/>
+      </w:pPr>
+      <w:bookmarkStart w:colFirst="0" w:colLast="0" w:name="_rznlsbp4izfl" w:id="21"/>
+      <w:bookmarkEnd w:id="21"/>
+      <w:r>
+        <w:rPr>
+          <w:rtl w:val="0"/>
+        </w:rPr>
+        <w:t xml:space="preserve">Estado del repositorio</w:t>
+      </w:r>
+    </w:p>
+    <w:p>
+      <w:pPr>
+        <w:tabs>
+          <w:tab w:val="left" w:leader="none" w:pos="0"/>
+        </w:tabs>
+        <w:rPr/>
+      </w:pPr>
+      <w:r>
+        <w:rPr>
+          <w:rtl w:val="0"/>
+        </w:rPr>
+        <w:t xml:space="preserve">El repositorio cuenta con un total de 25127 archivos en todas las ramas:</w:t>
+      </w:r>
+    </w:p>
+    <w:p>
+      <w:pPr>
+        <w:tabs>
+          <w:tab w:val="left" w:leader="none" w:pos="0"/>
+        </w:tabs>
+        <w:jc w:val="center"/>
+        <w:rPr/>
+      </w:pPr>
+      <w:r>
+        <w:rPr/>
+        <w:drawing>
+          <wp:inline distB="114300" distT="114300" distL="114300" distR="114300">
+            <wp:extent cx="5399730" cy="457200"/>
+            <wp:effectExtent b="0" l="0" r="0" t="0"/>
+            <wp:docPr id="18" name="image5.png"/>
+            <a:graphic>
+              <a:graphicData uri="http://schemas.openxmlformats.org/drawingml/2006/picture">
+                <pic:pic>
+                  <pic:nvPicPr>
+                    <pic:cNvPr id="0" name="image5.png"/>
+                    <pic:cNvPicPr preferRelativeResize="0"/>
+                  </pic:nvPicPr>
+                  <pic:blipFill>
+                    <a:blip r:embed="rId9"/>
+                    <a:srcRect b="0" l="0" r="0" t="0"/>
+                    <a:stretch>
+                      <a:fillRect/>
+                    </a:stretch>
+                  </pic:blipFill>
+                  <pic:spPr>
+                    <a:xfrm>
+                      <a:off x="0" y="0"/>
+                      <a:ext cx="5399730" cy="457200"/>
+                    </a:xfrm>
+                    <a:prstGeom prst="rect"/>
+                    <a:ln/>
+                  </pic:spPr>
+                </pic:pic>
+              </a:graphicData>
+            </a:graphic>
+          </wp:inline>
+        </w:drawing>
+      </w:r>
+      <w:r>
+        <w:rPr>
+          <w:rtl w:val="0"/>
+        </w:rPr>
+      </w:r>
+    </w:p>
+    <w:p>
+      <w:pPr>
+        <w:tabs>
+          <w:tab w:val="left" w:leader="none" w:pos="0"/>
+        </w:tabs>
+        <w:ind w:left="0"/>
+        <w:jc w:val="both"/>
+        <w:rPr/>
+      </w:pPr>
+      <w:r>
+        <w:rPr>
+          <w:rtl w:val="0"/>
+        </w:rPr>
+        <w:t xml:space="preserve">Y además cuenta con 2287 carpetas:</w:t>
+      </w:r>
+    </w:p>
+    <w:p>
+      <w:pPr>
+        <w:tabs>
+          <w:tab w:val="left" w:leader="none" w:pos="0"/>
+        </w:tabs>
+        <w:ind w:left="0"/>
+        <w:jc w:val="both"/>
+        <w:rPr/>
+      </w:pPr>
+      <w:r>
+        <w:rPr/>
+        <w:drawing>
+          <wp:inline distB="114300" distT="114300" distL="114300" distR="114300">
+            <wp:extent cx="5399730" cy="533400"/>
+            <wp:effectExtent b="0" l="0" r="0" t="0"/>
+            <wp:docPr id="17" name="image4.png"/>
+            <a:graphic>
+              <a:graphicData uri="http://schemas.openxmlformats.org/drawingml/2006/picture">
+                <pic:pic>
+                  <pic:nvPicPr>
+                    <pic:cNvPr id="0" name="image4.png"/>
+                    <pic:cNvPicPr preferRelativeResize="0"/>
+                  </pic:nvPicPr>
+                  <pic:blipFill>
+                    <a:blip r:embed="rId10"/>
+                    <a:srcRect b="0" l="0" r="0" t="0"/>
+                    <a:stretch>
+                      <a:fillRect/>
+                    </a:stretch>
+                  </pic:blipFill>
+                  <pic:spPr>
+                    <a:xfrm>
+                      <a:off x="0" y="0"/>
+                      <a:ext cx="5399730" cy="533400"/>
+                    </a:xfrm>
+                    <a:prstGeom prst="rect"/>
+                    <a:ln/>
+                  </pic:spPr>
+                </pic:pic>
+              </a:graphicData>
+            </a:graphic>
+          </wp:inline>
+        </w:drawing>
+      </w:r>
       <w:r>
         <w:rPr>
           <w:rtl w:val="0"/>
@@ -10256,8 +11541,8 @@
       </w:r>
     </w:p>
     <w:sectPr>
-      <w:headerReference r:id="rId9" w:type="default"/>
-      <w:footerReference r:id="rId10" w:type="default"/>
+      <w:headerReference r:id="rId11" w:type="default"/>
+      <w:footerReference r:id="rId12" w:type="default"/>
       <w:pgSz w:h="16838" w:w="11906" w:orient="portrait"/>
       <w:pgMar w:bottom="1417" w:top="1535" w:left="1701" w:right="1701" w:header="567" w:footer="0"/>
       <w:pgNumType w:start="1"/>
@@ -10280,9 +11565,7 @@
       <w:rPr>
         <w:rtl w:val="0"/>
       </w:rPr>
-      <w:tab/>
       <w:t xml:space="preserve">NexTech   </w:t>
-      <w:tab/>
       <w:tab/>
       <w:tab/>
       <w:tab/>
@@ -10402,12 +11685,12 @@
               <wp:extent cx="103505" cy="824865"/>
               <wp:effectExtent b="0" l="0" r="0" t="0"/>
               <wp:wrapNone/>
-              <wp:docPr id="4" name="image7.png"/>
+              <wp:docPr id="4" name="image9.png"/>
               <a:graphic>
                 <a:graphicData uri="http://schemas.openxmlformats.org/drawingml/2006/picture">
                   <pic:pic>
                     <pic:nvPicPr>
-                      <pic:cNvPr id="0" name="image7.png"/>
+                      <pic:cNvPr id="0" name="image9.png"/>
                       <pic:cNvPicPr preferRelativeResize="0"/>
                     </pic:nvPicPr>
                     <pic:blipFill>
@@ -10509,12 +11792,12 @@
               <wp:extent cx="103505" cy="824865"/>
               <wp:effectExtent b="0" l="0" r="0" t="0"/>
               <wp:wrapNone/>
-              <wp:docPr id="1" name="image4.png"/>
+              <wp:docPr id="1" name="image6.png"/>
               <a:graphic>
                 <a:graphicData uri="http://schemas.openxmlformats.org/drawingml/2006/picture">
                   <pic:pic>
                     <pic:nvPicPr>
-                      <pic:cNvPr id="0" name="image4.png"/>
+                      <pic:cNvPr id="0" name="image6.png"/>
                       <pic:cNvPicPr preferRelativeResize="0"/>
                     </pic:nvPicPr>
                     <pic:blipFill>
@@ -10547,10 +11830,10 @@
             <wp:anchor allowOverlap="1" behindDoc="0" distB="0" distT="0" distL="114300" distR="114300" hidden="0" layoutInCell="1" locked="0" relativeHeight="0" simplePos="0">
               <wp:simplePos x="0" y="0"/>
               <wp:positionH relativeFrom="column">
-                <wp:posOffset>-1286347</wp:posOffset>
+                <wp:posOffset>-1285874</wp:posOffset>
               </wp:positionH>
               <wp:positionV relativeFrom="paragraph">
-                <wp:posOffset>104588</wp:posOffset>
+                <wp:posOffset>104775</wp:posOffset>
               </wp:positionV>
               <wp:extent cx="7761605" cy="822325"/>
               <wp:effectExtent b="0" l="0" r="0" t="0"/>
@@ -10692,20 +11975,20 @@
             <wp:anchor allowOverlap="1" behindDoc="0" distB="0" distT="0" distL="114300" distR="114300" hidden="0" layoutInCell="1" locked="0" relativeHeight="0" simplePos="0">
               <wp:simplePos x="0" y="0"/>
               <wp:positionH relativeFrom="column">
-                <wp:posOffset>-1286347</wp:posOffset>
+                <wp:posOffset>-1285874</wp:posOffset>
               </wp:positionH>
               <wp:positionV relativeFrom="paragraph">
-                <wp:posOffset>104588</wp:posOffset>
+                <wp:posOffset>104775</wp:posOffset>
               </wp:positionV>
               <wp:extent cx="7761605" cy="822325"/>
               <wp:effectExtent b="0" l="0" r="0" t="0"/>
               <wp:wrapNone/>
-              <wp:docPr id="10" name="image13.png"/>
+              <wp:docPr id="10" name="image15.png"/>
               <a:graphic>
                 <a:graphicData uri="http://schemas.openxmlformats.org/drawingml/2006/picture">
                   <pic:pic>
                     <pic:nvPicPr>
-                      <pic:cNvPr id="0" name="image13.png"/>
+                      <pic:cNvPr id="0" name="image15.png"/>
                       <pic:cNvPicPr preferRelativeResize="0"/>
                     </pic:nvPicPr>
                     <pic:blipFill>
@@ -10744,24 +12027,7 @@
       <w:rPr>
         <w:rtl w:val="0"/>
       </w:rPr>
-      <w:tab/>
-      <w:t xml:space="preserve">Centurión Valeria, Escalante Guillermo, Maldonado Agustina, </w:t>
-    </w:r>
-  </w:p>
-  <w:p>
-    <w:pPr>
-      <w:tabs>
-        <w:tab w:val="center" w:leader="none" w:pos="4252"/>
-      </w:tabs>
-      <w:spacing w:before="0" w:lineRule="auto"/>
-      <w:rPr/>
-    </w:pPr>
-    <w:r>
-      <w:rPr>
-        <w:rtl w:val="0"/>
-      </w:rPr>
-      <w:tab/>
-      <w:t xml:space="preserve">Mendez Florencia, Ulloa Gonzalo</w:t>
+      <w:t xml:space="preserve">Centurión Valeria, Escalante Guillermo, Maldonado Agustina, Mendez Florencia, Ulloa Gonzalo</w:t>
     </w:r>
   </w:p>
   <w:p>
@@ -11037,12 +12303,12 @@
               <wp:extent cx="7549515" cy="815340"/>
               <wp:effectExtent b="0" l="0" r="0" t="0"/>
               <wp:wrapNone/>
-              <wp:docPr id="2" name="image5.png"/>
+              <wp:docPr id="2" name="image7.png"/>
               <a:graphic>
                 <a:graphicData uri="http://schemas.openxmlformats.org/drawingml/2006/picture">
                   <pic:pic>
                     <pic:nvPicPr>
-                      <pic:cNvPr id="0" name="image5.png"/>
+                      <pic:cNvPr id="0" name="image7.png"/>
                       <pic:cNvPicPr preferRelativeResize="0"/>
                     </pic:nvPicPr>
                     <pic:blipFill>
@@ -11091,12 +12357,12 @@
           <wp:extent cx="425450" cy="666750"/>
           <wp:effectExtent b="0" l="0" r="0" t="0"/>
           <wp:wrapSquare wrapText="bothSides" distB="0" distT="0" distL="114300" distR="114300"/>
-          <wp:docPr descr="UNPA.JPG" id="14" name="image3.jpg"/>
+          <wp:docPr descr="UNPA.JPG" id="14" name="image2.jpg"/>
           <a:graphic>
             <a:graphicData uri="http://schemas.openxmlformats.org/drawingml/2006/picture">
               <pic:pic>
                 <pic:nvPicPr>
-                  <pic:cNvPr descr="UNPA.JPG" id="0" name="image3.jpg"/>
+                  <pic:cNvPr descr="UNPA.JPG" id="0" name="image2.jpg"/>
                   <pic:cNvPicPr preferRelativeResize="0"/>
                 </pic:nvPicPr>
                 <pic:blipFill>
@@ -11199,12 +12465,12 @@
               <wp:extent cx="103505" cy="811530"/>
               <wp:effectExtent b="0" l="0" r="0" t="0"/>
               <wp:wrapNone/>
-              <wp:docPr id="5" name="image8.png"/>
+              <wp:docPr id="5" name="image10.png"/>
               <a:graphic>
                 <a:graphicData uri="http://schemas.openxmlformats.org/drawingml/2006/picture">
                   <pic:pic>
                     <pic:nvPicPr>
-                      <pic:cNvPr id="0" name="image8.png"/>
+                      <pic:cNvPr id="0" name="image10.png"/>
                       <pic:cNvPicPr preferRelativeResize="0"/>
                     </pic:nvPicPr>
                     <pic:blipFill>
@@ -11309,12 +12575,12 @@
               <wp:extent cx="103505" cy="812165"/>
               <wp:effectExtent b="0" l="0" r="0" t="0"/>
               <wp:wrapNone/>
-              <wp:docPr id="8" name="image11.png"/>
+              <wp:docPr id="8" name="image13.png"/>
               <a:graphic>
                 <a:graphicData uri="http://schemas.openxmlformats.org/drawingml/2006/picture">
                   <pic:pic>
                     <pic:nvPicPr>
-                      <pic:cNvPr id="0" name="image11.png"/>
+                      <pic:cNvPr id="0" name="image13.png"/>
                       <pic:cNvPicPr preferRelativeResize="0"/>
                     </pic:nvPicPr>
                     <pic:blipFill>
@@ -11827,6 +13093,116 @@
   <w:abstractNum w:abstractNumId="5">
     <w:lvl w:ilvl="0">
       <w:start w:val="1"/>
+      <w:numFmt w:val="bullet"/>
+      <w:lvlText w:val="❖"/>
+      <w:lvlJc w:val="left"/>
+      <w:pPr>
+        <w:ind w:left="720" w:hanging="360"/>
+      </w:pPr>
+      <w:rPr>
+        <w:u w:val="none"/>
+      </w:rPr>
+    </w:lvl>
+    <w:lvl w:ilvl="1">
+      <w:start w:val="1"/>
+      <w:numFmt w:val="bullet"/>
+      <w:lvlText w:val="➢"/>
+      <w:lvlJc w:val="left"/>
+      <w:pPr>
+        <w:ind w:left="1440" w:hanging="360"/>
+      </w:pPr>
+      <w:rPr>
+        <w:u w:val="none"/>
+      </w:rPr>
+    </w:lvl>
+    <w:lvl w:ilvl="2">
+      <w:start w:val="1"/>
+      <w:numFmt w:val="bullet"/>
+      <w:lvlText w:val="■"/>
+      <w:lvlJc w:val="left"/>
+      <w:pPr>
+        <w:ind w:left="2160" w:hanging="360"/>
+      </w:pPr>
+      <w:rPr>
+        <w:u w:val="none"/>
+      </w:rPr>
+    </w:lvl>
+    <w:lvl w:ilvl="3">
+      <w:start w:val="1"/>
+      <w:numFmt w:val="bullet"/>
+      <w:lvlText w:val="●"/>
+      <w:lvlJc w:val="left"/>
+      <w:pPr>
+        <w:ind w:left="2880" w:hanging="360"/>
+      </w:pPr>
+      <w:rPr>
+        <w:u w:val="none"/>
+      </w:rPr>
+    </w:lvl>
+    <w:lvl w:ilvl="4">
+      <w:start w:val="1"/>
+      <w:numFmt w:val="bullet"/>
+      <w:lvlText w:val="◆"/>
+      <w:lvlJc w:val="left"/>
+      <w:pPr>
+        <w:ind w:left="3600" w:hanging="360"/>
+      </w:pPr>
+      <w:rPr>
+        <w:u w:val="none"/>
+      </w:rPr>
+    </w:lvl>
+    <w:lvl w:ilvl="5">
+      <w:start w:val="1"/>
+      <w:numFmt w:val="bullet"/>
+      <w:lvlText w:val="➢"/>
+      <w:lvlJc w:val="left"/>
+      <w:pPr>
+        <w:ind w:left="4320" w:hanging="360"/>
+      </w:pPr>
+      <w:rPr>
+        <w:u w:val="none"/>
+      </w:rPr>
+    </w:lvl>
+    <w:lvl w:ilvl="6">
+      <w:start w:val="1"/>
+      <w:numFmt w:val="bullet"/>
+      <w:lvlText w:val="■"/>
+      <w:lvlJc w:val="left"/>
+      <w:pPr>
+        <w:ind w:left="5040" w:hanging="360"/>
+      </w:pPr>
+      <w:rPr>
+        <w:u w:val="none"/>
+      </w:rPr>
+    </w:lvl>
+    <w:lvl w:ilvl="7">
+      <w:start w:val="1"/>
+      <w:numFmt w:val="bullet"/>
+      <w:lvlText w:val="●"/>
+      <w:lvlJc w:val="left"/>
+      <w:pPr>
+        <w:ind w:left="5760" w:hanging="360"/>
+      </w:pPr>
+      <w:rPr>
+        <w:u w:val="none"/>
+      </w:rPr>
+    </w:lvl>
+    <w:lvl w:ilvl="8">
+      <w:start w:val="1"/>
+      <w:numFmt w:val="bullet"/>
+      <w:lvlText w:val="◆"/>
+      <w:lvlJc w:val="left"/>
+      <w:pPr>
+        <w:ind w:left="6480" w:hanging="360"/>
+      </w:pPr>
+      <w:rPr>
+        <w:u w:val="none"/>
+      </w:rPr>
+    </w:lvl>
+  </w:abstractNum>
+  <w:abstractNum w:abstractNumId="6">
+    <w:lvl w:ilvl="0">
+      <w:start w:val="1"/>
       <w:numFmt w:val="decimal"/>
       <w:lvlText w:val="%1."/>
       <w:lvlJc w:val="left"/>
@@ -11926,116 +13302,6 @@
       <w:lvlJc w:val="left"/>
       <w:pPr>
         <w:ind w:left="6832" w:hanging="360"/>
-      </w:pPr>
-      <w:rPr>
-        <w:rFonts w:ascii="Noto Sans Symbols" w:cs="Noto Sans Symbols" w:eastAsia="Noto Sans Symbols" w:hAnsi="Noto Sans Symbols"/>
-      </w:rPr>
-    </w:lvl>
-  </w:abstractNum>
-  <w:abstractNum w:abstractNumId="6">
-    <w:lvl w:ilvl="0">
-      <w:start w:val="1"/>
-      <w:numFmt w:val="bullet"/>
-      <w:lvlText w:val="●"/>
-      <w:lvlJc w:val="left"/>
-      <w:pPr>
-        <w:ind w:left="720" w:hanging="360"/>
-      </w:pPr>
-      <w:rPr>
-        <w:rFonts w:ascii="Noto Sans Symbols" w:cs="Noto Sans Symbols" w:eastAsia="Noto Sans Symbols" w:hAnsi="Noto Sans Symbols"/>
-      </w:rPr>
-    </w:lvl>
-    <w:lvl w:ilvl="1">
-      <w:start w:val="1"/>
-      <w:numFmt w:val="bullet"/>
-      <w:lvlText w:val="o"/>
-      <w:lvlJc w:val="left"/>
-      <w:pPr>
-        <w:ind w:left="1440" w:hanging="360"/>
-      </w:pPr>
-      <w:rPr>
-        <w:rFonts w:ascii="Courier New" w:cs="Courier New" w:eastAsia="Courier New" w:hAnsi="Courier New"/>
-      </w:rPr>
-    </w:lvl>
-    <w:lvl w:ilvl="2">
-      <w:start w:val="1"/>
-      <w:numFmt w:val="bullet"/>
-      <w:lvlText w:val="▪"/>
-      <w:lvlJc w:val="left"/>
-      <w:pPr>
-        <w:ind w:left="2160" w:hanging="360"/>
-      </w:pPr>
-      <w:rPr>
-        <w:rFonts w:ascii="Noto Sans Symbols" w:cs="Noto Sans Symbols" w:eastAsia="Noto Sans Symbols" w:hAnsi="Noto Sans Symbols"/>
-      </w:rPr>
-    </w:lvl>
-    <w:lvl w:ilvl="3">
-      <w:start w:val="1"/>
-      <w:numFmt w:val="bullet"/>
-      <w:lvlText w:val="●"/>
-      <w:lvlJc w:val="left"/>
-      <w:pPr>
-        <w:ind w:left="2880" w:hanging="360"/>
-      </w:pPr>
-      <w:rPr>
-        <w:rFonts w:ascii="Noto Sans Symbols" w:cs="Noto Sans Symbols" w:eastAsia="Noto Sans Symbols" w:hAnsi="Noto Sans Symbols"/>
-      </w:rPr>
-    </w:lvl>
-    <w:lvl w:ilvl="4">
-      <w:start w:val="1"/>
-      <w:numFmt w:val="bullet"/>
-      <w:lvlText w:val="o"/>
-      <w:lvlJc w:val="left"/>
-      <w:pPr>
-        <w:ind w:left="3600" w:hanging="360"/>
-      </w:pPr>
-      <w:rPr>
-        <w:rFonts w:ascii="Courier New" w:cs="Courier New" w:eastAsia="Courier New" w:hAnsi="Courier New"/>
-      </w:rPr>
-    </w:lvl>
-    <w:lvl w:ilvl="5">
-      <w:start w:val="1"/>
-      <w:numFmt w:val="bullet"/>
-      <w:lvlText w:val="▪"/>
-      <w:lvlJc w:val="left"/>
-      <w:pPr>
-        <w:ind w:left="4320" w:hanging="360"/>
-      </w:pPr>
-      <w:rPr>
-        <w:rFonts w:ascii="Noto Sans Symbols" w:cs="Noto Sans Symbols" w:eastAsia="Noto Sans Symbols" w:hAnsi="Noto Sans Symbols"/>
-      </w:rPr>
-    </w:lvl>
-    <w:lvl w:ilvl="6">
-      <w:start w:val="1"/>
-      <w:numFmt w:val="bullet"/>
-      <w:lvlText w:val="●"/>
-      <w:lvlJc w:val="left"/>
-      <w:pPr>
-        <w:ind w:left="5040" w:hanging="360"/>
-      </w:pPr>
-      <w:rPr>
-        <w:rFonts w:ascii="Noto Sans Symbols" w:cs="Noto Sans Symbols" w:eastAsia="Noto Sans Symbols" w:hAnsi="Noto Sans Symbols"/>
-      </w:rPr>
-    </w:lvl>
-    <w:lvl w:ilvl="7">
-      <w:start w:val="1"/>
-      <w:numFmt w:val="bullet"/>
-      <w:lvlText w:val="o"/>
-      <w:lvlJc w:val="left"/>
-      <w:pPr>
-        <w:ind w:left="5760" w:hanging="360"/>
-      </w:pPr>
-      <w:rPr>
-        <w:rFonts w:ascii="Courier New" w:cs="Courier New" w:eastAsia="Courier New" w:hAnsi="Courier New"/>
-      </w:rPr>
-    </w:lvl>
-    <w:lvl w:ilvl="8">
-      <w:start w:val="1"/>
-      <w:numFmt w:val="bullet"/>
-      <w:lvlText w:val="▪"/>
-      <w:lvlJc w:val="left"/>
-      <w:pPr>
-        <w:ind w:left="6480" w:hanging="360"/>
       </w:pPr>
       <w:rPr>
         <w:rFonts w:ascii="Noto Sans Symbols" w:cs="Noto Sans Symbols" w:eastAsia="Noto Sans Symbols" w:hAnsi="Noto Sans Symbols"/>
@@ -12052,31 +13318,31 @@
         <w:ind w:left="720" w:hanging="360"/>
       </w:pPr>
       <w:rPr>
-        <w:u w:val="none"/>
+        <w:rFonts w:ascii="Noto Sans Symbols" w:cs="Noto Sans Symbols" w:eastAsia="Noto Sans Symbols" w:hAnsi="Noto Sans Symbols"/>
       </w:rPr>
     </w:lvl>
     <w:lvl w:ilvl="1">
       <w:start w:val="1"/>
       <w:numFmt w:val="bullet"/>
-      <w:lvlText w:val="○"/>
+      <w:lvlText w:val="o"/>
       <w:lvlJc w:val="left"/>
       <w:pPr>
         <w:ind w:left="1440" w:hanging="360"/>
       </w:pPr>
       <w:rPr>
-        <w:u w:val="none"/>
+        <w:rFonts w:ascii="Courier New" w:cs="Courier New" w:eastAsia="Courier New" w:hAnsi="Courier New"/>
       </w:rPr>
     </w:lvl>
     <w:lvl w:ilvl="2">
       <w:start w:val="1"/>
       <w:numFmt w:val="bullet"/>
-      <w:lvlText w:val="■"/>
+      <w:lvlText w:val="▪"/>
       <w:lvlJc w:val="left"/>
       <w:pPr>
         <w:ind w:left="2160" w:hanging="360"/>
       </w:pPr>
       <w:rPr>
-        <w:u w:val="none"/>
+        <w:rFonts w:ascii="Noto Sans Symbols" w:cs="Noto Sans Symbols" w:eastAsia="Noto Sans Symbols" w:hAnsi="Noto Sans Symbols"/>
       </w:rPr>
     </w:lvl>
     <w:lvl w:ilvl="3">
@@ -12088,31 +13354,31 @@
         <w:ind w:left="2880" w:hanging="360"/>
       </w:pPr>
       <w:rPr>
-        <w:u w:val="none"/>
+        <w:rFonts w:ascii="Noto Sans Symbols" w:cs="Noto Sans Symbols" w:eastAsia="Noto Sans Symbols" w:hAnsi="Noto Sans Symbols"/>
       </w:rPr>
     </w:lvl>
     <w:lvl w:ilvl="4">
       <w:start w:val="1"/>
       <w:numFmt w:val="bullet"/>
-      <w:lvlText w:val="○"/>
+      <w:lvlText w:val="o"/>
       <w:lvlJc w:val="left"/>
       <w:pPr>
         <w:ind w:left="3600" w:hanging="360"/>
       </w:pPr>
       <w:rPr>
-        <w:u w:val="none"/>
+        <w:rFonts w:ascii="Courier New" w:cs="Courier New" w:eastAsia="Courier New" w:hAnsi="Courier New"/>
       </w:rPr>
     </w:lvl>
     <w:lvl w:ilvl="5">
       <w:start w:val="1"/>
       <w:numFmt w:val="bullet"/>
-      <w:lvlText w:val="■"/>
+      <w:lvlText w:val="▪"/>
       <w:lvlJc w:val="left"/>
       <w:pPr>
         <w:ind w:left="4320" w:hanging="360"/>
       </w:pPr>
       <w:rPr>
-        <w:u w:val="none"/>
+        <w:rFonts w:ascii="Noto Sans Symbols" w:cs="Noto Sans Symbols" w:eastAsia="Noto Sans Symbols" w:hAnsi="Noto Sans Symbols"/>
       </w:rPr>
     </w:lvl>
     <w:lvl w:ilvl="6">
@@ -12124,31 +13390,31 @@
         <w:ind w:left="5040" w:hanging="360"/>
       </w:pPr>
       <w:rPr>
-        <w:u w:val="none"/>
+        <w:rFonts w:ascii="Noto Sans Symbols" w:cs="Noto Sans Symbols" w:eastAsia="Noto Sans Symbols" w:hAnsi="Noto Sans Symbols"/>
       </w:rPr>
     </w:lvl>
     <w:lvl w:ilvl="7">
       <w:start w:val="1"/>
       <w:numFmt w:val="bullet"/>
-      <w:lvlText w:val="○"/>
+      <w:lvlText w:val="o"/>
       <w:lvlJc w:val="left"/>
       <w:pPr>
         <w:ind w:left="5760" w:hanging="360"/>
       </w:pPr>
       <w:rPr>
-        <w:u w:val="none"/>
+        <w:rFonts w:ascii="Courier New" w:cs="Courier New" w:eastAsia="Courier New" w:hAnsi="Courier New"/>
       </w:rPr>
     </w:lvl>
     <w:lvl w:ilvl="8">
       <w:start w:val="1"/>
       <w:numFmt w:val="bullet"/>
-      <w:lvlText w:val="■"/>
+      <w:lvlText w:val="▪"/>
       <w:lvlJc w:val="left"/>
       <w:pPr>
         <w:ind w:left="6480" w:hanging="360"/>
       </w:pPr>
       <w:rPr>
-        <w:u w:val="none"/>
+        <w:rFonts w:ascii="Noto Sans Symbols" w:cs="Noto Sans Symbols" w:eastAsia="Noto Sans Symbols" w:hAnsi="Noto Sans Symbols"/>
       </w:rPr>
     </w:lvl>
   </w:abstractNum>
@@ -12376,6 +13642,226 @@
     <w:lvl w:ilvl="0">
       <w:start w:val="1"/>
       <w:numFmt w:val="bullet"/>
+      <w:lvlText w:val="❖"/>
+      <w:lvlJc w:val="left"/>
+      <w:pPr>
+        <w:ind w:left="720" w:hanging="360"/>
+      </w:pPr>
+      <w:rPr>
+        <w:u w:val="none"/>
+      </w:rPr>
+    </w:lvl>
+    <w:lvl w:ilvl="1">
+      <w:start w:val="1"/>
+      <w:numFmt w:val="bullet"/>
+      <w:lvlText w:val="➢"/>
+      <w:lvlJc w:val="left"/>
+      <w:pPr>
+        <w:ind w:left="1440" w:hanging="360"/>
+      </w:pPr>
+      <w:rPr>
+        <w:u w:val="none"/>
+      </w:rPr>
+    </w:lvl>
+    <w:lvl w:ilvl="2">
+      <w:start w:val="1"/>
+      <w:numFmt w:val="bullet"/>
+      <w:lvlText w:val="■"/>
+      <w:lvlJc w:val="left"/>
+      <w:pPr>
+        <w:ind w:left="2160" w:hanging="360"/>
+      </w:pPr>
+      <w:rPr>
+        <w:u w:val="none"/>
+      </w:rPr>
+    </w:lvl>
+    <w:lvl w:ilvl="3">
+      <w:start w:val="1"/>
+      <w:numFmt w:val="bullet"/>
+      <w:lvlText w:val="●"/>
+      <w:lvlJc w:val="left"/>
+      <w:pPr>
+        <w:ind w:left="2880" w:hanging="360"/>
+      </w:pPr>
+      <w:rPr>
+        <w:u w:val="none"/>
+      </w:rPr>
+    </w:lvl>
+    <w:lvl w:ilvl="4">
+      <w:start w:val="1"/>
+      <w:numFmt w:val="bullet"/>
+      <w:lvlText w:val="◆"/>
+      <w:lvlJc w:val="left"/>
+      <w:pPr>
+        <w:ind w:left="3600" w:hanging="360"/>
+      </w:pPr>
+      <w:rPr>
+        <w:u w:val="none"/>
+      </w:rPr>
+    </w:lvl>
+    <w:lvl w:ilvl="5">
+      <w:start w:val="1"/>
+      <w:numFmt w:val="bullet"/>
+      <w:lvlText w:val="➢"/>
+      <w:lvlJc w:val="left"/>
+      <w:pPr>
+        <w:ind w:left="4320" w:hanging="360"/>
+      </w:pPr>
+      <w:rPr>
+        <w:u w:val="none"/>
+      </w:rPr>
+    </w:lvl>
+    <w:lvl w:ilvl="6">
+      <w:start w:val="1"/>
+      <w:numFmt w:val="bullet"/>
+      <w:lvlText w:val="■"/>
+      <w:lvlJc w:val="left"/>
+      <w:pPr>
+        <w:ind w:left="5040" w:hanging="360"/>
+      </w:pPr>
+      <w:rPr>
+        <w:u w:val="none"/>
+      </w:rPr>
+    </w:lvl>
+    <w:lvl w:ilvl="7">
+      <w:start w:val="1"/>
+      <w:numFmt w:val="bullet"/>
+      <w:lvlText w:val="●"/>
+      <w:lvlJc w:val="left"/>
+      <w:pPr>
+        <w:ind w:left="5760" w:hanging="360"/>
+      </w:pPr>
+      <w:rPr>
+        <w:u w:val="none"/>
+      </w:rPr>
+    </w:lvl>
+    <w:lvl w:ilvl="8">
+      <w:start w:val="1"/>
+      <w:numFmt w:val="bullet"/>
+      <w:lvlText w:val="◆"/>
+      <w:lvlJc w:val="left"/>
+      <w:pPr>
+        <w:ind w:left="6480" w:hanging="360"/>
+      </w:pPr>
+      <w:rPr>
+        <w:u w:val="none"/>
+      </w:rPr>
+    </w:lvl>
+  </w:abstractNum>
+  <w:abstractNum w:abstractNumId="11">
+    <w:lvl w:ilvl="0">
+      <w:start w:val="1"/>
+      <w:numFmt w:val="bullet"/>
+      <w:lvlText w:val="-"/>
+      <w:lvlJc w:val="left"/>
+      <w:pPr>
+        <w:ind w:left="720" w:hanging="360"/>
+      </w:pPr>
+      <w:rPr>
+        <w:u w:val="none"/>
+      </w:rPr>
+    </w:lvl>
+    <w:lvl w:ilvl="1">
+      <w:start w:val="1"/>
+      <w:numFmt w:val="bullet"/>
+      <w:lvlText w:val="-"/>
+      <w:lvlJc w:val="left"/>
+      <w:pPr>
+        <w:ind w:left="1440" w:hanging="360"/>
+      </w:pPr>
+      <w:rPr>
+        <w:u w:val="none"/>
+      </w:rPr>
+    </w:lvl>
+    <w:lvl w:ilvl="2">
+      <w:start w:val="1"/>
+      <w:numFmt w:val="bullet"/>
+      <w:lvlText w:val="-"/>
+      <w:lvlJc w:val="left"/>
+      <w:pPr>
+        <w:ind w:left="2160" w:hanging="360"/>
+      </w:pPr>
+      <w:rPr>
+        <w:u w:val="none"/>
+      </w:rPr>
+    </w:lvl>
+    <w:lvl w:ilvl="3">
+      <w:start w:val="1"/>
+      <w:numFmt w:val="bullet"/>
+      <w:lvlText w:val="-"/>
+      <w:lvlJc w:val="left"/>
+      <w:pPr>
+        <w:ind w:left="2880" w:hanging="360"/>
+      </w:pPr>
+      <w:rPr>
+        <w:u w:val="none"/>
+      </w:rPr>
+    </w:lvl>
+    <w:lvl w:ilvl="4">
+      <w:start w:val="1"/>
+      <w:numFmt w:val="bullet"/>
+      <w:lvlText w:val="-"/>
+      <w:lvlJc w:val="left"/>
+      <w:pPr>
+        <w:ind w:left="3600" w:hanging="360"/>
+      </w:pPr>
+      <w:rPr>
+        <w:u w:val="none"/>
+      </w:rPr>
+    </w:lvl>
+    <w:lvl w:ilvl="5">
+      <w:start w:val="1"/>
+      <w:numFmt w:val="bullet"/>
+      <w:lvlText w:val="-"/>
+      <w:lvlJc w:val="left"/>
+      <w:pPr>
+        <w:ind w:left="4320" w:hanging="360"/>
+      </w:pPr>
+      <w:rPr>
+        <w:u w:val="none"/>
+      </w:rPr>
+    </w:lvl>
+    <w:lvl w:ilvl="6">
+      <w:start w:val="1"/>
+      <w:numFmt w:val="bullet"/>
+      <w:lvlText w:val="-"/>
+      <w:lvlJc w:val="left"/>
+      <w:pPr>
+        <w:ind w:left="5040" w:hanging="360"/>
+      </w:pPr>
+      <w:rPr>
+        <w:u w:val="none"/>
+      </w:rPr>
+    </w:lvl>
+    <w:lvl w:ilvl="7">
+      <w:start w:val="1"/>
+      <w:numFmt w:val="bullet"/>
+      <w:lvlText w:val="-"/>
+      <w:lvlJc w:val="left"/>
+      <w:pPr>
+        <w:ind w:left="5760" w:hanging="360"/>
+      </w:pPr>
+      <w:rPr>
+        <w:u w:val="none"/>
+      </w:rPr>
+    </w:lvl>
+    <w:lvl w:ilvl="8">
+      <w:start w:val="1"/>
+      <w:numFmt w:val="bullet"/>
+      <w:lvlText w:val="-"/>
+      <w:lvlJc w:val="left"/>
+      <w:pPr>
+        <w:ind w:left="6480" w:hanging="360"/>
+      </w:pPr>
+      <w:rPr>
+        <w:u w:val="none"/>
+      </w:rPr>
+    </w:lvl>
+  </w:abstractNum>
+  <w:abstractNum w:abstractNumId="12">
+    <w:lvl w:ilvl="0">
+      <w:start w:val="1"/>
+      <w:numFmt w:val="bullet"/>
       <w:lvlText w:val="●"/>
       <w:lvlJc w:val="left"/>
       <w:pPr>
@@ -12473,6 +13959,226 @@
       <w:start w:val="1"/>
       <w:numFmt w:val="bullet"/>
       <w:lvlText w:val="■"/>
+      <w:lvlJc w:val="left"/>
+      <w:pPr>
+        <w:ind w:left="6480" w:hanging="360"/>
+      </w:pPr>
+      <w:rPr>
+        <w:u w:val="none"/>
+      </w:rPr>
+    </w:lvl>
+  </w:abstractNum>
+  <w:abstractNum w:abstractNumId="13">
+    <w:lvl w:ilvl="0">
+      <w:start w:val="1"/>
+      <w:numFmt w:val="bullet"/>
+      <w:lvlText w:val="●"/>
+      <w:lvlJc w:val="left"/>
+      <w:pPr>
+        <w:ind w:left="720" w:hanging="360"/>
+      </w:pPr>
+      <w:rPr>
+        <w:u w:val="none"/>
+      </w:rPr>
+    </w:lvl>
+    <w:lvl w:ilvl="1">
+      <w:start w:val="1"/>
+      <w:numFmt w:val="bullet"/>
+      <w:lvlText w:val="○"/>
+      <w:lvlJc w:val="left"/>
+      <w:pPr>
+        <w:ind w:left="1440" w:hanging="360"/>
+      </w:pPr>
+      <w:rPr>
+        <w:u w:val="none"/>
+      </w:rPr>
+    </w:lvl>
+    <w:lvl w:ilvl="2">
+      <w:start w:val="1"/>
+      <w:numFmt w:val="bullet"/>
+      <w:lvlText w:val="■"/>
+      <w:lvlJc w:val="left"/>
+      <w:pPr>
+        <w:ind w:left="2160" w:hanging="360"/>
+      </w:pPr>
+      <w:rPr>
+        <w:u w:val="none"/>
+      </w:rPr>
+    </w:lvl>
+    <w:lvl w:ilvl="3">
+      <w:start w:val="1"/>
+      <w:numFmt w:val="bullet"/>
+      <w:lvlText w:val="●"/>
+      <w:lvlJc w:val="left"/>
+      <w:pPr>
+        <w:ind w:left="2880" w:hanging="360"/>
+      </w:pPr>
+      <w:rPr>
+        <w:u w:val="none"/>
+      </w:rPr>
+    </w:lvl>
+    <w:lvl w:ilvl="4">
+      <w:start w:val="1"/>
+      <w:numFmt w:val="bullet"/>
+      <w:lvlText w:val="○"/>
+      <w:lvlJc w:val="left"/>
+      <w:pPr>
+        <w:ind w:left="3600" w:hanging="360"/>
+      </w:pPr>
+      <w:rPr>
+        <w:u w:val="none"/>
+      </w:rPr>
+    </w:lvl>
+    <w:lvl w:ilvl="5">
+      <w:start w:val="1"/>
+      <w:numFmt w:val="bullet"/>
+      <w:lvlText w:val="■"/>
+      <w:lvlJc w:val="left"/>
+      <w:pPr>
+        <w:ind w:left="4320" w:hanging="360"/>
+      </w:pPr>
+      <w:rPr>
+        <w:u w:val="none"/>
+      </w:rPr>
+    </w:lvl>
+    <w:lvl w:ilvl="6">
+      <w:start w:val="1"/>
+      <w:numFmt w:val="bullet"/>
+      <w:lvlText w:val="●"/>
+      <w:lvlJc w:val="left"/>
+      <w:pPr>
+        <w:ind w:left="5040" w:hanging="360"/>
+      </w:pPr>
+      <w:rPr>
+        <w:u w:val="none"/>
+      </w:rPr>
+    </w:lvl>
+    <w:lvl w:ilvl="7">
+      <w:start w:val="1"/>
+      <w:numFmt w:val="bullet"/>
+      <w:lvlText w:val="○"/>
+      <w:lvlJc w:val="left"/>
+      <w:pPr>
+        <w:ind w:left="5760" w:hanging="360"/>
+      </w:pPr>
+      <w:rPr>
+        <w:u w:val="none"/>
+      </w:rPr>
+    </w:lvl>
+    <w:lvl w:ilvl="8">
+      <w:start w:val="1"/>
+      <w:numFmt w:val="bullet"/>
+      <w:lvlText w:val="■"/>
+      <w:lvlJc w:val="left"/>
+      <w:pPr>
+        <w:ind w:left="6480" w:hanging="360"/>
+      </w:pPr>
+      <w:rPr>
+        <w:u w:val="none"/>
+      </w:rPr>
+    </w:lvl>
+  </w:abstractNum>
+  <w:abstractNum w:abstractNumId="14">
+    <w:lvl w:ilvl="0">
+      <w:start w:val="1"/>
+      <w:numFmt w:val="bullet"/>
+      <w:lvlText w:val="-"/>
+      <w:lvlJc w:val="left"/>
+      <w:pPr>
+        <w:ind w:left="720" w:hanging="360"/>
+      </w:pPr>
+      <w:rPr>
+        <w:u w:val="none"/>
+      </w:rPr>
+    </w:lvl>
+    <w:lvl w:ilvl="1">
+      <w:start w:val="1"/>
+      <w:numFmt w:val="bullet"/>
+      <w:lvlText w:val="-"/>
+      <w:lvlJc w:val="left"/>
+      <w:pPr>
+        <w:ind w:left="1440" w:hanging="360"/>
+      </w:pPr>
+      <w:rPr>
+        <w:u w:val="none"/>
+      </w:rPr>
+    </w:lvl>
+    <w:lvl w:ilvl="2">
+      <w:start w:val="1"/>
+      <w:numFmt w:val="bullet"/>
+      <w:lvlText w:val="-"/>
+      <w:lvlJc w:val="left"/>
+      <w:pPr>
+        <w:ind w:left="2160" w:hanging="360"/>
+      </w:pPr>
+      <w:rPr>
+        <w:u w:val="none"/>
+      </w:rPr>
+    </w:lvl>
+    <w:lvl w:ilvl="3">
+      <w:start w:val="1"/>
+      <w:numFmt w:val="bullet"/>
+      <w:lvlText w:val="-"/>
+      <w:lvlJc w:val="left"/>
+      <w:pPr>
+        <w:ind w:left="2880" w:hanging="360"/>
+      </w:pPr>
+      <w:rPr>
+        <w:u w:val="none"/>
+      </w:rPr>
+    </w:lvl>
+    <w:lvl w:ilvl="4">
+      <w:start w:val="1"/>
+      <w:numFmt w:val="bullet"/>
+      <w:lvlText w:val="-"/>
+      <w:lvlJc w:val="left"/>
+      <w:pPr>
+        <w:ind w:left="3600" w:hanging="360"/>
+      </w:pPr>
+      <w:rPr>
+        <w:u w:val="none"/>
+      </w:rPr>
+    </w:lvl>
+    <w:lvl w:ilvl="5">
+      <w:start w:val="1"/>
+      <w:numFmt w:val="bullet"/>
+      <w:lvlText w:val="-"/>
+      <w:lvlJc w:val="left"/>
+      <w:pPr>
+        <w:ind w:left="4320" w:hanging="360"/>
+      </w:pPr>
+      <w:rPr>
+        <w:u w:val="none"/>
+      </w:rPr>
+    </w:lvl>
+    <w:lvl w:ilvl="6">
+      <w:start w:val="1"/>
+      <w:numFmt w:val="bullet"/>
+      <w:lvlText w:val="-"/>
+      <w:lvlJc w:val="left"/>
+      <w:pPr>
+        <w:ind w:left="5040" w:hanging="360"/>
+      </w:pPr>
+      <w:rPr>
+        <w:u w:val="none"/>
+      </w:rPr>
+    </w:lvl>
+    <w:lvl w:ilvl="7">
+      <w:start w:val="1"/>
+      <w:numFmt w:val="bullet"/>
+      <w:lvlText w:val="-"/>
+      <w:lvlJc w:val="left"/>
+      <w:pPr>
+        <w:ind w:left="5760" w:hanging="360"/>
+      </w:pPr>
+      <w:rPr>
+        <w:u w:val="none"/>
+      </w:rPr>
+    </w:lvl>
+    <w:lvl w:ilvl="8">
+      <w:start w:val="1"/>
+      <w:numFmt w:val="bullet"/>
+      <w:lvlText w:val="-"/>
       <w:lvlJc w:val="left"/>
       <w:pPr>
         <w:ind w:left="6480" w:hanging="360"/>
@@ -12512,6 +14218,18 @@
   <w:num w:numId="10">
     <w:abstractNumId w:val="10"/>
   </w:num>
+  <w:num w:numId="11">
+    <w:abstractNumId w:val="11"/>
+  </w:num>
+  <w:num w:numId="12">
+    <w:abstractNumId w:val="12"/>
+  </w:num>
+  <w:num w:numId="13">
+    <w:abstractNumId w:val="13"/>
+  </w:num>
+  <w:num w:numId="14">
+    <w:abstractNumId w:val="14"/>
+  </w:num>
 </w:numbering>
 </file>
 
@@ -12559,6 +14277,7 @@
     <w:rPr>
       <w:rFonts w:ascii="Cambria" w:cs="Cambria" w:eastAsia="Cambria" w:hAnsi="Cambria"/>
       <w:b w:val="1"/>
+      <w:bCs w:val="1"/>
       <w:color w:val="366091"/>
       <w:sz w:val="28"/>
       <w:szCs w:val="28"/>
@@ -12575,6 +14294,7 @@
     <w:rPr>
       <w:rFonts w:ascii="Cambria" w:cs="Cambria" w:eastAsia="Cambria" w:hAnsi="Cambria"/>
       <w:b w:val="1"/>
+      <w:bCs w:val="1"/>
       <w:color w:val="4f81bd"/>
       <w:sz w:val="26"/>
       <w:szCs w:val="26"/>
@@ -12591,6 +14311,7 @@
     <w:rPr>
       <w:rFonts w:ascii="Cambria" w:cs="Cambria" w:eastAsia="Cambria" w:hAnsi="Cambria"/>
       <w:b w:val="1"/>
+      <w:bCs w:val="1"/>
       <w:color w:val="4f81bd"/>
     </w:rPr>
   </w:style>
@@ -12605,7 +14326,9 @@
     <w:rPr>
       <w:rFonts w:ascii="Cambria" w:cs="Cambria" w:eastAsia="Cambria" w:hAnsi="Cambria"/>
       <w:b w:val="1"/>
+      <w:bCs w:val="1"/>
       <w:i w:val="1"/>
+      <w:iCs w:val="1"/>
       <w:color w:val="4f81bd"/>
     </w:rPr>
   </w:style>
@@ -12621,6 +14344,7 @@
     </w:pPr>
     <w:rPr>
       <w:b w:val="1"/>
+      <w:bCs w:val="1"/>
       <w:sz w:val="22"/>
       <w:szCs w:val="22"/>
     </w:rPr>
@@ -12637,6 +14361,7 @@
     </w:pPr>
     <w:rPr>
       <w:b w:val="1"/>
+      <w:bCs w:val="1"/>
       <w:sz w:val="20"/>
       <w:szCs w:val="20"/>
     </w:rPr>
@@ -12671,6 +14396,7 @@
     <w:rPr>
       <w:rFonts w:ascii="Georgia" w:cs="Georgia" w:eastAsia="Georgia" w:hAnsi="Georgia"/>
       <w:i w:val="1"/>
+      <w:iCs w:val="1"/>
       <w:color w:val="666666"/>
       <w:sz w:val="48"/>
       <w:szCs w:val="48"/>

--- a/Etapa Construcción - Iteración 2/Plan de Iteracion Fase de Construcción Iteración 2-Kairos-NexTech .docx
+++ b/Etapa Construcción - Iteración 2/Plan de Iteracion Fase de Construcción Iteración 2-Kairos-NexTech .docx
@@ -1120,12 +1120,12 @@
             <wp:extent cx="1200150" cy="1200150"/>
             <wp:effectExtent b="0" l="0" r="0" t="0"/>
             <wp:wrapSquare wrapText="bothSides" distB="0" distT="0" distL="114300" distR="114300"/>
-            <wp:docPr descr="psi-negro.png" id="12" name="image1.png"/>
+            <wp:docPr descr="psi-negro.png" id="12" name="image2.png"/>
             <a:graphic>
               <a:graphicData uri="http://schemas.openxmlformats.org/drawingml/2006/picture">
                 <pic:pic>
                   <pic:nvPicPr>
-                    <pic:cNvPr descr="psi-negro.png" id="0" name="image1.png"/>
+                    <pic:cNvPr descr="psi-negro.png" id="0" name="image2.png"/>
                     <pic:cNvPicPr preferRelativeResize="0"/>
                   </pic:nvPicPr>
                   <pic:blipFill>
@@ -1177,12 +1177,12 @@
             <wp:extent cx="1304925" cy="2019300"/>
             <wp:effectExtent b="0" l="0" r="0" t="0"/>
             <wp:wrapSquare wrapText="bothSides" distB="0" distT="0" distL="114300" distR="114300"/>
-            <wp:docPr descr="UNPA.JPG" id="16" name="image3.jpg"/>
+            <wp:docPr descr="UNPA.JPG" id="16" name="image1.jpg"/>
             <a:graphic>
               <a:graphicData uri="http://schemas.openxmlformats.org/drawingml/2006/picture">
                 <pic:pic>
                   <pic:nvPicPr>
-                    <pic:cNvPr descr="UNPA.JPG" id="0" name="image3.jpg"/>
+                    <pic:cNvPr descr="UNPA.JPG" id="0" name="image1.jpg"/>
                     <pic:cNvPicPr preferRelativeResize="0"/>
                   </pic:nvPicPr>
                   <pic:blipFill>
@@ -1582,12 +1582,12 @@
             <wp:extent cx="1200150" cy="1200150"/>
             <wp:effectExtent b="0" l="0" r="0" t="0"/>
             <wp:wrapNone/>
-            <wp:docPr descr="psi-negro.png" id="15" name="image1.png"/>
+            <wp:docPr descr="psi-negro.png" id="15" name="image2.png"/>
             <a:graphic>
               <a:graphicData uri="http://schemas.openxmlformats.org/drawingml/2006/picture">
                 <pic:pic>
                   <pic:nvPicPr>
-                    <pic:cNvPr descr="psi-negro.png" id="0" name="image1.png"/>
+                    <pic:cNvPr descr="psi-negro.png" id="0" name="image2.png"/>
                     <pic:cNvPicPr preferRelativeResize="0"/>
                   </pic:nvPicPr>
                   <pic:blipFill>
@@ -1689,7 +1689,7 @@
     </w:p>
     <w:sdt>
       <w:sdtPr>
-        <w:id w:val="-782626845"/>
+        <w:id w:val="-156762255"/>
         <w:docPartObj>
           <w:docPartGallery w:val="Table of Contents"/>
           <w:docPartUnique w:val="1"/>
@@ -12090,12 +12090,12 @@
           <wp:extent cx="828675" cy="828675"/>
           <wp:effectExtent b="0" l="0" r="0" t="0"/>
           <wp:wrapSquare wrapText="bothSides" distB="0" distT="0" distL="114300" distR="114300"/>
-          <wp:docPr descr="psi-negro.png" id="13" name="image1.png"/>
+          <wp:docPr descr="psi-negro.png" id="13" name="image2.png"/>
           <a:graphic>
             <a:graphicData uri="http://schemas.openxmlformats.org/drawingml/2006/picture">
               <pic:pic>
                 <pic:nvPicPr>
-                  <pic:cNvPr descr="psi-negro.png" id="0" name="image1.png"/>
+                  <pic:cNvPr descr="psi-negro.png" id="0" name="image2.png"/>
                   <pic:cNvPicPr preferRelativeResize="0"/>
                 </pic:nvPicPr>
                 <pic:blipFill>
@@ -12357,12 +12357,12 @@
           <wp:extent cx="425450" cy="666750"/>
           <wp:effectExtent b="0" l="0" r="0" t="0"/>
           <wp:wrapSquare wrapText="bothSides" distB="0" distT="0" distL="114300" distR="114300"/>
-          <wp:docPr descr="UNPA.JPG" id="14" name="image2.jpg"/>
+          <wp:docPr descr="UNPA.JPG" id="14" name="image3.jpg"/>
           <a:graphic>
             <a:graphicData uri="http://schemas.openxmlformats.org/drawingml/2006/picture">
               <pic:pic>
                 <pic:nvPicPr>
-                  <pic:cNvPr descr="UNPA.JPG" id="0" name="image2.jpg"/>
+                  <pic:cNvPr descr="UNPA.JPG" id="0" name="image3.jpg"/>
                   <pic:cNvPicPr preferRelativeResize="0"/>
                 </pic:nvPicPr>
                 <pic:blipFill>

--- a/Etapa Construcción - Iteración 2/Plan de Iteracion Fase de Construcción Iteración 2-Kairos-NexTech .docx
+++ b/Etapa Construcción - Iteración 2/Plan de Iteracion Fase de Construcción Iteración 2-Kairos-NexTech .docx
@@ -1120,12 +1120,12 @@
             <wp:extent cx="1200150" cy="1200150"/>
             <wp:effectExtent b="0" l="0" r="0" t="0"/>
             <wp:wrapSquare wrapText="bothSides" distB="0" distT="0" distL="114300" distR="114300"/>
-            <wp:docPr descr="psi-negro.png" id="12" name="image2.png"/>
+            <wp:docPr descr="psi-negro.png" id="12" name="image1.png"/>
             <a:graphic>
               <a:graphicData uri="http://schemas.openxmlformats.org/drawingml/2006/picture">
                 <pic:pic>
                   <pic:nvPicPr>
-                    <pic:cNvPr descr="psi-negro.png" id="0" name="image2.png"/>
+                    <pic:cNvPr descr="psi-negro.png" id="0" name="image1.png"/>
                     <pic:cNvPicPr preferRelativeResize="0"/>
                   </pic:nvPicPr>
                   <pic:blipFill>
@@ -1177,12 +1177,12 @@
             <wp:extent cx="1304925" cy="2019300"/>
             <wp:effectExtent b="0" l="0" r="0" t="0"/>
             <wp:wrapSquare wrapText="bothSides" distB="0" distT="0" distL="114300" distR="114300"/>
-            <wp:docPr descr="UNPA.JPG" id="16" name="image1.jpg"/>
+            <wp:docPr descr="UNPA.JPG" id="16" name="image2.jpg"/>
             <a:graphic>
               <a:graphicData uri="http://schemas.openxmlformats.org/drawingml/2006/picture">
                 <pic:pic>
                   <pic:nvPicPr>
-                    <pic:cNvPr descr="UNPA.JPG" id="0" name="image1.jpg"/>
+                    <pic:cNvPr descr="UNPA.JPG" id="0" name="image2.jpg"/>
                     <pic:cNvPicPr preferRelativeResize="0"/>
                   </pic:nvPicPr>
                   <pic:blipFill>
@@ -1582,12 +1582,12 @@
             <wp:extent cx="1200150" cy="1200150"/>
             <wp:effectExtent b="0" l="0" r="0" t="0"/>
             <wp:wrapNone/>
-            <wp:docPr descr="psi-negro.png" id="15" name="image2.png"/>
+            <wp:docPr descr="psi-negro.png" id="15" name="image1.png"/>
             <a:graphic>
               <a:graphicData uri="http://schemas.openxmlformats.org/drawingml/2006/picture">
                 <pic:pic>
                   <pic:nvPicPr>
-                    <pic:cNvPr descr="psi-negro.png" id="0" name="image2.png"/>
+                    <pic:cNvPr descr="psi-negro.png" id="0" name="image1.png"/>
                     <pic:cNvPicPr preferRelativeResize="0"/>
                   </pic:nvPicPr>
                   <pic:blipFill>
@@ -1689,7 +1689,7 @@
     </w:p>
     <w:sdt>
       <w:sdtPr>
-        <w:id w:val="-156762255"/>
+        <w:id w:val="-378753898"/>
         <w:docPartObj>
           <w:docPartGallery w:val="Table of Contents"/>
           <w:docPartUnique w:val="1"/>
@@ -12090,12 +12090,12 @@
           <wp:extent cx="828675" cy="828675"/>
           <wp:effectExtent b="0" l="0" r="0" t="0"/>
           <wp:wrapSquare wrapText="bothSides" distB="0" distT="0" distL="114300" distR="114300"/>
-          <wp:docPr descr="psi-negro.png" id="13" name="image2.png"/>
+          <wp:docPr descr="psi-negro.png" id="13" name="image1.png"/>
           <a:graphic>
             <a:graphicData uri="http://schemas.openxmlformats.org/drawingml/2006/picture">
               <pic:pic>
                 <pic:nvPicPr>
-                  <pic:cNvPr descr="psi-negro.png" id="0" name="image2.png"/>
+                  <pic:cNvPr descr="psi-negro.png" id="0" name="image1.png"/>
                   <pic:cNvPicPr preferRelativeResize="0"/>
                 </pic:nvPicPr>
                 <pic:blipFill>

--- a/Etapa Construcción - Iteración 2/Plan de Iteracion Fase de Construcción Iteración 2-Kairos-NexTech .docx
+++ b/Etapa Construcción - Iteración 2/Plan de Iteracion Fase de Construcción Iteración 2-Kairos-NexTech .docx
@@ -1120,12 +1120,12 @@
             <wp:extent cx="1200150" cy="1200150"/>
             <wp:effectExtent b="0" l="0" r="0" t="0"/>
             <wp:wrapSquare wrapText="bothSides" distB="0" distT="0" distL="114300" distR="114300"/>
-            <wp:docPr descr="psi-negro.png" id="12" name="image1.png"/>
+            <wp:docPr descr="psi-negro.png" id="12" name="image2.png"/>
             <a:graphic>
               <a:graphicData uri="http://schemas.openxmlformats.org/drawingml/2006/picture">
                 <pic:pic>
                   <pic:nvPicPr>
-                    <pic:cNvPr descr="psi-negro.png" id="0" name="image1.png"/>
+                    <pic:cNvPr descr="psi-negro.png" id="0" name="image2.png"/>
                     <pic:cNvPicPr preferRelativeResize="0"/>
                   </pic:nvPicPr>
                   <pic:blipFill>
@@ -1177,12 +1177,12 @@
             <wp:extent cx="1304925" cy="2019300"/>
             <wp:effectExtent b="0" l="0" r="0" t="0"/>
             <wp:wrapSquare wrapText="bothSides" distB="0" distT="0" distL="114300" distR="114300"/>
-            <wp:docPr descr="UNPA.JPG" id="16" name="image2.jpg"/>
+            <wp:docPr descr="UNPA.JPG" id="16" name="image3.jpg"/>
             <a:graphic>
               <a:graphicData uri="http://schemas.openxmlformats.org/drawingml/2006/picture">
                 <pic:pic>
                   <pic:nvPicPr>
-                    <pic:cNvPr descr="UNPA.JPG" id="0" name="image2.jpg"/>
+                    <pic:cNvPr descr="UNPA.JPG" id="0" name="image3.jpg"/>
                     <pic:cNvPicPr preferRelativeResize="0"/>
                   </pic:nvPicPr>
                   <pic:blipFill>
@@ -1582,12 +1582,12 @@
             <wp:extent cx="1200150" cy="1200150"/>
             <wp:effectExtent b="0" l="0" r="0" t="0"/>
             <wp:wrapNone/>
-            <wp:docPr descr="psi-negro.png" id="15" name="image1.png"/>
+            <wp:docPr descr="psi-negro.png" id="15" name="image2.png"/>
             <a:graphic>
               <a:graphicData uri="http://schemas.openxmlformats.org/drawingml/2006/picture">
                 <pic:pic>
                   <pic:nvPicPr>
-                    <pic:cNvPr descr="psi-negro.png" id="0" name="image1.png"/>
+                    <pic:cNvPr descr="psi-negro.png" id="0" name="image2.png"/>
                     <pic:cNvPicPr preferRelativeResize="0"/>
                   </pic:nvPicPr>
                   <pic:blipFill>
@@ -1689,7 +1689,7 @@
     </w:p>
     <w:sdt>
       <w:sdtPr>
-        <w:id w:val="-378753898"/>
+        <w:id w:val="-934400414"/>
         <w:docPartObj>
           <w:docPartGallery w:val="Table of Contents"/>
           <w:docPartUnique w:val="1"/>
@@ -11439,12 +11439,12 @@
           <wp:inline distB="114300" distT="114300" distL="114300" distR="114300">
             <wp:extent cx="5399730" cy="457200"/>
             <wp:effectExtent b="0" l="0" r="0" t="0"/>
-            <wp:docPr id="18" name="image5.png"/>
+            <wp:docPr id="18" name="image4.png"/>
             <a:graphic>
               <a:graphicData uri="http://schemas.openxmlformats.org/drawingml/2006/picture">
                 <pic:pic>
                   <pic:nvPicPr>
-                    <pic:cNvPr id="0" name="image5.png"/>
+                    <pic:cNvPr id="0" name="image4.png"/>
                     <pic:cNvPicPr preferRelativeResize="0"/>
                   </pic:nvPicPr>
                   <pic:blipFill>
@@ -11505,12 +11505,12 @@
           <wp:inline distB="114300" distT="114300" distL="114300" distR="114300">
             <wp:extent cx="5399730" cy="533400"/>
             <wp:effectExtent b="0" l="0" r="0" t="0"/>
-            <wp:docPr id="17" name="image4.png"/>
+            <wp:docPr id="17" name="image5.png"/>
             <a:graphic>
               <a:graphicData uri="http://schemas.openxmlformats.org/drawingml/2006/picture">
                 <pic:pic>
                   <pic:nvPicPr>
-                    <pic:cNvPr id="0" name="image4.png"/>
+                    <pic:cNvPr id="0" name="image5.png"/>
                     <pic:cNvPicPr preferRelativeResize="0"/>
                   </pic:nvPicPr>
                   <pic:blipFill>
@@ -12090,12 +12090,12 @@
           <wp:extent cx="828675" cy="828675"/>
           <wp:effectExtent b="0" l="0" r="0" t="0"/>
           <wp:wrapSquare wrapText="bothSides" distB="0" distT="0" distL="114300" distR="114300"/>
-          <wp:docPr descr="psi-negro.png" id="13" name="image1.png"/>
+          <wp:docPr descr="psi-negro.png" id="13" name="image2.png"/>
           <a:graphic>
             <a:graphicData uri="http://schemas.openxmlformats.org/drawingml/2006/picture">
               <pic:pic>
                 <pic:nvPicPr>
-                  <pic:cNvPr descr="psi-negro.png" id="0" name="image1.png"/>
+                  <pic:cNvPr descr="psi-negro.png" id="0" name="image2.png"/>
                   <pic:cNvPicPr preferRelativeResize="0"/>
                 </pic:nvPicPr>
                 <pic:blipFill>
@@ -12357,12 +12357,12 @@
           <wp:extent cx="425450" cy="666750"/>
           <wp:effectExtent b="0" l="0" r="0" t="0"/>
           <wp:wrapSquare wrapText="bothSides" distB="0" distT="0" distL="114300" distR="114300"/>
-          <wp:docPr descr="UNPA.JPG" id="14" name="image3.jpg"/>
+          <wp:docPr descr="UNPA.JPG" id="14" name="image1.jpg"/>
           <a:graphic>
             <a:graphicData uri="http://schemas.openxmlformats.org/drawingml/2006/picture">
               <pic:pic>
                 <pic:nvPicPr>
-                  <pic:cNvPr descr="UNPA.JPG" id="0" name="image3.jpg"/>
+                  <pic:cNvPr descr="UNPA.JPG" id="0" name="image1.jpg"/>
                   <pic:cNvPicPr preferRelativeResize="0"/>
                 </pic:nvPicPr>
                 <pic:blipFill>

--- a/Etapa Construcción - Iteración 2/Plan de Iteracion Fase de Construcción Iteración 2-Kairos-NexTech .docx
+++ b/Etapa Construcción - Iteración 2/Plan de Iteracion Fase de Construcción Iteración 2-Kairos-NexTech .docx
@@ -1120,12 +1120,12 @@
             <wp:extent cx="1200150" cy="1200150"/>
             <wp:effectExtent b="0" l="0" r="0" t="0"/>
             <wp:wrapSquare wrapText="bothSides" distB="0" distT="0" distL="114300" distR="114300"/>
-            <wp:docPr descr="psi-negro.png" id="12" name="image2.png"/>
+            <wp:docPr descr="psi-negro.png" id="12" name="image3.png"/>
             <a:graphic>
               <a:graphicData uri="http://schemas.openxmlformats.org/drawingml/2006/picture">
                 <pic:pic>
                   <pic:nvPicPr>
-                    <pic:cNvPr descr="psi-negro.png" id="0" name="image2.png"/>
+                    <pic:cNvPr descr="psi-negro.png" id="0" name="image3.png"/>
                     <pic:cNvPicPr preferRelativeResize="0"/>
                   </pic:nvPicPr>
                   <pic:blipFill>
@@ -1177,12 +1177,12 @@
             <wp:extent cx="1304925" cy="2019300"/>
             <wp:effectExtent b="0" l="0" r="0" t="0"/>
             <wp:wrapSquare wrapText="bothSides" distB="0" distT="0" distL="114300" distR="114300"/>
-            <wp:docPr descr="UNPA.JPG" id="16" name="image3.jpg"/>
+            <wp:docPr descr="UNPA.JPG" id="16" name="image1.jpg"/>
             <a:graphic>
               <a:graphicData uri="http://schemas.openxmlformats.org/drawingml/2006/picture">
                 <pic:pic>
                   <pic:nvPicPr>
-                    <pic:cNvPr descr="UNPA.JPG" id="0" name="image3.jpg"/>
+                    <pic:cNvPr descr="UNPA.JPG" id="0" name="image1.jpg"/>
                     <pic:cNvPicPr preferRelativeResize="0"/>
                   </pic:nvPicPr>
                   <pic:blipFill>
@@ -1582,12 +1582,12 @@
             <wp:extent cx="1200150" cy="1200150"/>
             <wp:effectExtent b="0" l="0" r="0" t="0"/>
             <wp:wrapNone/>
-            <wp:docPr descr="psi-negro.png" id="15" name="image2.png"/>
+            <wp:docPr descr="psi-negro.png" id="15" name="image3.png"/>
             <a:graphic>
               <a:graphicData uri="http://schemas.openxmlformats.org/drawingml/2006/picture">
                 <pic:pic>
                   <pic:nvPicPr>
-                    <pic:cNvPr descr="psi-negro.png" id="0" name="image2.png"/>
+                    <pic:cNvPr descr="psi-negro.png" id="0" name="image3.png"/>
                     <pic:cNvPicPr preferRelativeResize="0"/>
                   </pic:nvPicPr>
                   <pic:blipFill>
@@ -1689,7 +1689,7 @@
     </w:p>
     <w:sdt>
       <w:sdtPr>
-        <w:id w:val="-934400414"/>
+        <w:id w:val="-770557239"/>
         <w:docPartObj>
           <w:docPartGallery w:val="Table of Contents"/>
           <w:docPartUnique w:val="1"/>
@@ -11439,12 +11439,12 @@
           <wp:inline distB="114300" distT="114300" distL="114300" distR="114300">
             <wp:extent cx="5399730" cy="457200"/>
             <wp:effectExtent b="0" l="0" r="0" t="0"/>
-            <wp:docPr id="18" name="image4.png"/>
+            <wp:docPr id="18" name="image5.png"/>
             <a:graphic>
               <a:graphicData uri="http://schemas.openxmlformats.org/drawingml/2006/picture">
                 <pic:pic>
                   <pic:nvPicPr>
-                    <pic:cNvPr id="0" name="image4.png"/>
+                    <pic:cNvPr id="0" name="image5.png"/>
                     <pic:cNvPicPr preferRelativeResize="0"/>
                   </pic:nvPicPr>
                   <pic:blipFill>
@@ -11505,12 +11505,12 @@
           <wp:inline distB="114300" distT="114300" distL="114300" distR="114300">
             <wp:extent cx="5399730" cy="533400"/>
             <wp:effectExtent b="0" l="0" r="0" t="0"/>
-            <wp:docPr id="17" name="image5.png"/>
+            <wp:docPr id="17" name="image4.png"/>
             <a:graphic>
               <a:graphicData uri="http://schemas.openxmlformats.org/drawingml/2006/picture">
                 <pic:pic>
                   <pic:nvPicPr>
-                    <pic:cNvPr id="0" name="image5.png"/>
+                    <pic:cNvPr id="0" name="image4.png"/>
                     <pic:cNvPicPr preferRelativeResize="0"/>
                   </pic:nvPicPr>
                   <pic:blipFill>
@@ -12090,12 +12090,12 @@
           <wp:extent cx="828675" cy="828675"/>
           <wp:effectExtent b="0" l="0" r="0" t="0"/>
           <wp:wrapSquare wrapText="bothSides" distB="0" distT="0" distL="114300" distR="114300"/>
-          <wp:docPr descr="psi-negro.png" id="13" name="image2.png"/>
+          <wp:docPr descr="psi-negro.png" id="13" name="image3.png"/>
           <a:graphic>
             <a:graphicData uri="http://schemas.openxmlformats.org/drawingml/2006/picture">
               <pic:pic>
                 <pic:nvPicPr>
-                  <pic:cNvPr descr="psi-negro.png" id="0" name="image2.png"/>
+                  <pic:cNvPr descr="psi-negro.png" id="0" name="image3.png"/>
                   <pic:cNvPicPr preferRelativeResize="0"/>
                 </pic:nvPicPr>
                 <pic:blipFill>
@@ -12357,12 +12357,12 @@
           <wp:extent cx="425450" cy="666750"/>
           <wp:effectExtent b="0" l="0" r="0" t="0"/>
           <wp:wrapSquare wrapText="bothSides" distB="0" distT="0" distL="114300" distR="114300"/>
-          <wp:docPr descr="UNPA.JPG" id="14" name="image1.jpg"/>
+          <wp:docPr descr="UNPA.JPG" id="14" name="image2.jpg"/>
           <a:graphic>
             <a:graphicData uri="http://schemas.openxmlformats.org/drawingml/2006/picture">
               <pic:pic>
                 <pic:nvPicPr>
-                  <pic:cNvPr descr="UNPA.JPG" id="0" name="image1.jpg"/>
+                  <pic:cNvPr descr="UNPA.JPG" id="0" name="image2.jpg"/>
                   <pic:cNvPicPr preferRelativeResize="0"/>
                 </pic:nvPicPr>
                 <pic:blipFill>
